--- a/Dogovor_BFL_RASSROChKA_ShABLON.docx
+++ b/Dogovor_BFL_RASSROChKA_ShABLON.docx
@@ -1,6 +1,6 @@
 
 <file path=word/document.xml><?xml version="1.0" encoding="utf-8"?>
-<w:document xmlns:wpc="http://schemas.microsoft.com/office/word/2010/wordprocessingCanvas" xmlns:cx="http://schemas.microsoft.com/office/drawing/2014/chartex" xmlns:cx1="http://schemas.microsoft.com/office/drawing/2015/9/8/chartex" xmlns:cx2="http://schemas.microsoft.com/office/drawing/2015/10/21/chartex" xmlns:cx3="http://schemas.microsoft.com/office/drawing/2016/5/9/chartex" xmlns:cx4="http://schemas.microsoft.com/office/drawing/2016/5/10/chartex" xmlns:cx5="http://schemas.microsoft.com/office/drawing/2016/5/11/chartex" xmlns:cx6="http://schemas.microsoft.com/office/drawing/2016/5/12/chartex" xmlns:cx7="http://schemas.microsoft.com/office/drawing/2016/5/13/chartex" xmlns:cx8="http://schemas.microsoft.com/office/drawing/2016/5/14/chartex" xmlns:mc="http://schemas.openxmlformats.org/markup-compatibility/2006" xmlns:aink="http://schemas.microsoft.com/office/drawing/2016/ink" xmlns:am3d="http://schemas.microsoft.com/office/drawing/2017/model3d" xmlns:o="urn:schemas-microsoft-com:office:office" xmlns:r="http://schemas.openxmlformats.org/officeDocument/2006/relationships" xmlns:m="http://schemas.openxmlformats.org/officeDocument/2006/math" xmlns:v="urn:schemas-microsoft-com:vml" xmlns:wp14="http://schemas.microsoft.com/office/word/2010/wordprocessingDrawing" xmlns:wp="http://schemas.openxmlformats.org/drawingml/2006/wordprocessingDrawing" xmlns:w10="urn:schemas-microsoft-com:office:word" xmlns:w="http://schemas.openxmlformats.org/wordprocessingml/2006/main" xmlns:w14="http://schemas.microsoft.com/office/word/2010/wordml" xmlns:w15="http://schemas.microsoft.com/office/word/2012/wordml" xmlns:w16cex="http://schemas.microsoft.com/office/word/2018/wordml/cex" xmlns:w16cid="http://schemas.microsoft.com/office/word/2016/wordml/cid" xmlns:w16="http://schemas.microsoft.com/office/word/2018/wordml" xmlns:w16se="http://schemas.microsoft.com/office/word/2015/wordml/symex" xmlns:wpg="http://schemas.microsoft.com/office/word/2010/wordprocessingGroup" xmlns:wpi="http://schemas.microsoft.com/office/word/2010/wordprocessingInk" xmlns:wne="http://schemas.microsoft.com/office/word/2006/wordml" xmlns:wps="http://schemas.microsoft.com/office/word/2010/wordprocessingShape" mc:Ignorable="w14 w15 w16se w16cid w16 w16cex wp14">
+<w:document xmlns:ve="http://schemas.openxmlformats.org/markup-compatibility/2006" xmlns:o="urn:schemas-microsoft-com:office:office" xmlns:r="http://schemas.openxmlformats.org/officeDocument/2006/relationships" xmlns:m="http://schemas.openxmlformats.org/officeDocument/2006/math" xmlns:v="urn:schemas-microsoft-com:vml" xmlns:wp="http://schemas.openxmlformats.org/drawingml/2006/wordprocessingDrawing" xmlns:w10="urn:schemas-microsoft-com:office:word" xmlns:w="http://schemas.openxmlformats.org/wordprocessingml/2006/main" xmlns:wne="http://schemas.microsoft.com/office/word/2006/wordml">
   <w:body>
     <w:p>
       <w:pPr>
@@ -11,6 +11,7 @@
           <w:szCs w:val="22"/>
         </w:rPr>
       </w:pPr>
+      <w:bookmarkStart w:id="0" w:name="_GoBack"/>
       <w:r>
         <w:rPr>
           <w:rFonts w:ascii="Cambria" w:hAnsi="Cambria"/>
@@ -20,7 +21,70 @@
           <w:szCs w:val="22"/>
         </w:rPr>
         <w:drawing>
-          <wp:anchor distT="0" distB="0" distL="114300" distR="114300" simplePos="0" relativeHeight="251658240" behindDoc="0" locked="0" layoutInCell="1" allowOverlap="1" wp14:anchorId="292D8FB6" wp14:editId="05313B02">
+          <wp:anchor distT="0" distB="0" distL="114300" distR="114300" simplePos="0" relativeHeight="251658240" behindDoc="1" locked="0" layoutInCell="1" allowOverlap="1">
+            <wp:simplePos x="0" y="0"/>
+            <wp:positionH relativeFrom="column">
+              <wp:posOffset>4631690</wp:posOffset>
+            </wp:positionH>
+            <wp:positionV relativeFrom="paragraph">
+              <wp:posOffset>-194945</wp:posOffset>
+            </wp:positionV>
+            <wp:extent cx="1840865" cy="1835150"/>
+            <wp:effectExtent l="0" t="0" r="0" b="0"/>
+            <wp:wrapNone/>
+            <wp:docPr id="1" name="Рисунок 1"/>
+            <wp:cNvGraphicFramePr>
+              <a:graphicFrameLocks xmlns:a="http://schemas.openxmlformats.org/drawingml/2006/main" noChangeAspect="1"/>
+            </wp:cNvGraphicFramePr>
+            <a:graphic xmlns:a="http://schemas.openxmlformats.org/drawingml/2006/main">
+              <a:graphicData uri="http://schemas.openxmlformats.org/drawingml/2006/picture">
+                <pic:pic xmlns:pic="http://schemas.openxmlformats.org/drawingml/2006/picture">
+                  <pic:nvPicPr>
+                    <pic:cNvPr id="0" name="Picture 2"/>
+                    <pic:cNvPicPr>
+                      <a:picLocks noChangeAspect="1" noChangeArrowheads="1"/>
+                    </pic:cNvPicPr>
+                  </pic:nvPicPr>
+                  <pic:blipFill>
+                    <a:blip r:embed="rId8" cstate="print">
+                      <a:extLst>
+                        <a:ext uri="{28A0092B-C50C-407E-A947-70E740481C1C}">
+                          <a14:useLocalDpi xmlns:a14="http://schemas.microsoft.com/office/drawing/2010/main" xmlns:wps="http://schemas.microsoft.com/office/word/2010/wordprocessingShape" xmlns:wpi="http://schemas.microsoft.com/office/word/2010/wordprocessingInk" xmlns:wpg="http://schemas.microsoft.com/office/word/2010/wordprocessingGroup" xmlns:w16se="http://schemas.microsoft.com/office/word/2015/wordml/symex" xmlns:w16="http://schemas.microsoft.com/office/word/2018/wordml" xmlns:w16cid="http://schemas.microsoft.com/office/word/2016/wordml/cid" xmlns:w16cex="http://schemas.microsoft.com/office/word/2018/wordml/cex" xmlns:w15="http://schemas.microsoft.com/office/word/2012/wordml" xmlns:w14="http://schemas.microsoft.com/office/word/2010/wordml" xmlns:w="http://schemas.openxmlformats.org/wordprocessingml/2006/main" xmlns:w10="urn:schemas-microsoft-com:office:word" xmlns:wp14="http://schemas.microsoft.com/office/word/2010/wordprocessingDrawing" xmlns:v="urn:schemas-microsoft-com:vml" xmlns:o="urn:schemas-microsoft-com:office:office" xmlns:am3d="http://schemas.microsoft.com/office/drawing/2017/model3d" xmlns:aink="http://schemas.microsoft.com/office/drawing/2016/ink" xmlns:mc="http://schemas.openxmlformats.org/markup-compatibility/2006" xmlns:cx8="http://schemas.microsoft.com/office/drawing/2016/5/14/chartex" xmlns:cx7="http://schemas.microsoft.com/office/drawing/2016/5/13/chartex" xmlns:cx6="http://schemas.microsoft.com/office/drawing/2016/5/12/chartex" xmlns:cx5="http://schemas.microsoft.com/office/drawing/2016/5/11/chartex" xmlns:cx4="http://schemas.microsoft.com/office/drawing/2016/5/10/chartex" xmlns:cx3="http://schemas.microsoft.com/office/drawing/2016/5/9/chartex" xmlns:cx2="http://schemas.microsoft.com/office/drawing/2015/10/21/chartex" xmlns:cx1="http://schemas.microsoft.com/office/drawing/2015/9/8/chartex" xmlns:cx="http://schemas.microsoft.com/office/drawing/2014/chartex" xmlns:wpc="http://schemas.microsoft.com/office/word/2010/wordprocessingCanvas" xmlns="" val="0"/>
+                        </a:ext>
+                      </a:extLst>
+                    </a:blip>
+                    <a:srcRect/>
+                    <a:stretch>
+                      <a:fillRect/>
+                    </a:stretch>
+                  </pic:blipFill>
+                  <pic:spPr bwMode="auto">
+                    <a:xfrm>
+                      <a:off x="0" y="0"/>
+                      <a:ext cx="1840865" cy="1835150"/>
+                    </a:xfrm>
+                    <a:prstGeom prst="rect">
+                      <a:avLst/>
+                    </a:prstGeom>
+                    <a:noFill/>
+                  </pic:spPr>
+                </pic:pic>
+              </a:graphicData>
+            </a:graphic>
+          </wp:anchor>
+        </w:drawing>
+      </w:r>
+      <w:bookmarkEnd w:id="0"/>
+      <w:r>
+        <w:rPr>
+          <w:rFonts w:ascii="Cambria" w:hAnsi="Cambria"/>
+          <w:b/>
+          <w:noProof/>
+          <w:sz w:val="22"/>
+          <w:szCs w:val="22"/>
+        </w:rPr>
+        <w:drawing>
+          <wp:anchor distT="0" distB="0" distL="114300" distR="114300" simplePos="0" relativeHeight="251656192" behindDoc="0" locked="0" layoutInCell="1" allowOverlap="1">
             <wp:simplePos x="0" y="0"/>
             <wp:positionH relativeFrom="margin">
               <wp:posOffset>2540</wp:posOffset>
@@ -45,10 +109,10 @@
                     </pic:cNvPicPr>
                   </pic:nvPicPr>
                   <pic:blipFill rotWithShape="1">
-                    <a:blip r:embed="rId8" cstate="print">
+                    <a:blip r:embed="rId9" cstate="print">
                       <a:extLst>
                         <a:ext uri="{28A0092B-C50C-407E-A947-70E740481C1C}">
-                          <a14:useLocalDpi xmlns:a14="http://schemas.microsoft.com/office/drawing/2010/main" val="0"/>
+                          <a14:useLocalDpi xmlns:a14="http://schemas.microsoft.com/office/drawing/2010/main" xmlns:wps="http://schemas.microsoft.com/office/word/2010/wordprocessingShape" xmlns:wpi="http://schemas.microsoft.com/office/word/2010/wordprocessingInk" xmlns:wpg="http://schemas.microsoft.com/office/word/2010/wordprocessingGroup" xmlns:w16se="http://schemas.microsoft.com/office/word/2015/wordml/symex" xmlns:w16="http://schemas.microsoft.com/office/word/2018/wordml" xmlns:w16cid="http://schemas.microsoft.com/office/word/2016/wordml/cid" xmlns:w16cex="http://schemas.microsoft.com/office/word/2018/wordml/cex" xmlns:w15="http://schemas.microsoft.com/office/word/2012/wordml" xmlns:w14="http://schemas.microsoft.com/office/word/2010/wordml" xmlns:w="http://schemas.openxmlformats.org/wordprocessingml/2006/main" xmlns:w10="urn:schemas-microsoft-com:office:word" xmlns:wp14="http://schemas.microsoft.com/office/word/2010/wordprocessingDrawing" xmlns:v="urn:schemas-microsoft-com:vml" xmlns:o="urn:schemas-microsoft-com:office:office" xmlns:am3d="http://schemas.microsoft.com/office/drawing/2017/model3d" xmlns:aink="http://schemas.microsoft.com/office/drawing/2016/ink" xmlns:mc="http://schemas.openxmlformats.org/markup-compatibility/2006" xmlns:cx8="http://schemas.microsoft.com/office/drawing/2016/5/14/chartex" xmlns:cx7="http://schemas.microsoft.com/office/drawing/2016/5/13/chartex" xmlns:cx6="http://schemas.microsoft.com/office/drawing/2016/5/12/chartex" xmlns:cx5="http://schemas.microsoft.com/office/drawing/2016/5/11/chartex" xmlns:cx4="http://schemas.microsoft.com/office/drawing/2016/5/10/chartex" xmlns:cx3="http://schemas.microsoft.com/office/drawing/2016/5/9/chartex" xmlns:cx2="http://schemas.microsoft.com/office/drawing/2015/10/21/chartex" xmlns:cx1="http://schemas.microsoft.com/office/drawing/2015/9/8/chartex" xmlns:cx="http://schemas.microsoft.com/office/drawing/2014/chartex" xmlns:wpc="http://schemas.microsoft.com/office/word/2010/wordprocessingCanvas" xmlns="" val="0"/>
                         </a:ext>
                       </a:extLst>
                     </a:blip>
@@ -68,80 +132,16 @@
                     </a:ln>
                     <a:extLst>
                       <a:ext uri="{53640926-AAD7-44D8-BBD7-CCE9431645EC}">
-                        <a14:shadowObscured xmlns:a14="http://schemas.microsoft.com/office/drawing/2010/main"/>
+                        <a14:shadowObscured xmlns:a14="http://schemas.microsoft.com/office/drawing/2010/main" xmlns:wps="http://schemas.microsoft.com/office/word/2010/wordprocessingShape" xmlns:wpi="http://schemas.microsoft.com/office/word/2010/wordprocessingInk" xmlns:wpg="http://schemas.microsoft.com/office/word/2010/wordprocessingGroup" xmlns:w16se="http://schemas.microsoft.com/office/word/2015/wordml/symex" xmlns:w16="http://schemas.microsoft.com/office/word/2018/wordml" xmlns:w16cid="http://schemas.microsoft.com/office/word/2016/wordml/cid" xmlns:w16cex="http://schemas.microsoft.com/office/word/2018/wordml/cex" xmlns:w15="http://schemas.microsoft.com/office/word/2012/wordml" xmlns:w14="http://schemas.microsoft.com/office/word/2010/wordml" xmlns:w="http://schemas.openxmlformats.org/wordprocessingml/2006/main" xmlns:w10="urn:schemas-microsoft-com:office:word" xmlns:wp14="http://schemas.microsoft.com/office/word/2010/wordprocessingDrawing" xmlns:v="urn:schemas-microsoft-com:vml" xmlns:o="urn:schemas-microsoft-com:office:office" xmlns:am3d="http://schemas.microsoft.com/office/drawing/2017/model3d" xmlns:aink="http://schemas.microsoft.com/office/drawing/2016/ink" xmlns:mc="http://schemas.openxmlformats.org/markup-compatibility/2006" xmlns:cx8="http://schemas.microsoft.com/office/drawing/2016/5/14/chartex" xmlns:cx7="http://schemas.microsoft.com/office/drawing/2016/5/13/chartex" xmlns:cx6="http://schemas.microsoft.com/office/drawing/2016/5/12/chartex" xmlns:cx5="http://schemas.microsoft.com/office/drawing/2016/5/11/chartex" xmlns:cx4="http://schemas.microsoft.com/office/drawing/2016/5/10/chartex" xmlns:cx3="http://schemas.microsoft.com/office/drawing/2016/5/9/chartex" xmlns:cx2="http://schemas.microsoft.com/office/drawing/2015/10/21/chartex" xmlns:cx1="http://schemas.microsoft.com/office/drawing/2015/9/8/chartex" xmlns:cx="http://schemas.microsoft.com/office/drawing/2014/chartex" xmlns:wpc="http://schemas.microsoft.com/office/word/2010/wordprocessingCanvas" xmlns=""/>
                       </a:ext>
                     </a:extLst>
                   </pic:spPr>
                 </pic:pic>
               </a:graphicData>
             </a:graphic>
-            <wp14:sizeRelH relativeFrom="margin">
-              <wp14:pctWidth>0</wp14:pctWidth>
-            </wp14:sizeRelH>
-            <wp14:sizeRelV relativeFrom="margin">
-              <wp14:pctHeight>0</wp14:pctHeight>
-            </wp14:sizeRelV>
           </wp:anchor>
         </w:drawing>
       </w:r>
-      <w:r>
-        <w:rPr>
-          <w:rFonts w:ascii="Cambria" w:hAnsi="Cambria"/>
-          <w:b/>
-          <w:noProof/>
-          <w:sz w:val="22"/>
-          <w:szCs w:val="22"/>
-        </w:rPr>
-        <w:drawing>
-          <wp:anchor distT="0" distB="0" distL="114300" distR="114300" simplePos="0" relativeHeight="251670528" behindDoc="1" locked="0" layoutInCell="1" allowOverlap="1" wp14:anchorId="67FA157A" wp14:editId="033C946E">
-            <wp:simplePos x="0" y="0"/>
-            <wp:positionH relativeFrom="column">
-              <wp:posOffset>4717415</wp:posOffset>
-            </wp:positionH>
-            <wp:positionV relativeFrom="paragraph">
-              <wp:posOffset>-226695</wp:posOffset>
-            </wp:positionV>
-            <wp:extent cx="1761490" cy="1761490"/>
-            <wp:effectExtent l="0" t="0" r="0" b="0"/>
-            <wp:wrapNone/>
-            <wp:docPr id="3" name="Рисунок 3"/>
-            <wp:cNvGraphicFramePr>
-              <a:graphicFrameLocks xmlns:a="http://schemas.openxmlformats.org/drawingml/2006/main" noChangeAspect="1"/>
-            </wp:cNvGraphicFramePr>
-            <a:graphic xmlns:a="http://schemas.openxmlformats.org/drawingml/2006/main">
-              <a:graphicData uri="http://schemas.openxmlformats.org/drawingml/2006/picture">
-                <pic:pic xmlns:pic="http://schemas.openxmlformats.org/drawingml/2006/picture">
-                  <pic:nvPicPr>
-                    <pic:cNvPr id="3" name="image_2026-06-19_11-41-02.png"/>
-                    <pic:cNvPicPr/>
-                  </pic:nvPicPr>
-                  <pic:blipFill>
-                    <a:blip r:embed="rId9">
-                      <a:extLst>
-                        <a:ext uri="{28A0092B-C50C-407E-A947-70E740481C1C}">
-                          <a14:useLocalDpi xmlns:a14="http://schemas.microsoft.com/office/drawing/2010/main" val="0"/>
-                        </a:ext>
-                      </a:extLst>
-                    </a:blip>
-                    <a:stretch>
-                      <a:fillRect/>
-                    </a:stretch>
-                  </pic:blipFill>
-                  <pic:spPr>
-                    <a:xfrm>
-                      <a:off x="0" y="0"/>
-                      <a:ext cx="1761490" cy="1761490"/>
-                    </a:xfrm>
-                    <a:prstGeom prst="rect">
-                      <a:avLst/>
-                    </a:prstGeom>
-                  </pic:spPr>
-                </pic:pic>
-              </a:graphicData>
-            </a:graphic>
-          </wp:anchor>
-        </w:drawing>
-      </w:r>
     </w:p>
     <w:p>
       <w:pPr>
@@ -287,7 +287,6 @@
         </w:rPr>
         <w:t xml:space="preserve"> </w:t>
       </w:r>
-      <w:proofErr w:type="gramStart"/>
       <w:r>
         <w:rPr>
           <w:rFonts w:ascii="Cambria" w:hAnsi="Cambria" w:cs="Courier New"/>
@@ -296,7 +295,7 @@
           <w:sz w:val="22"/>
           <w:szCs w:val="22"/>
         </w:rPr>
-        <w:t xml:space="preserve">{{ </w:t>
+        <w:t>{{</w:t>
       </w:r>
       <w:proofErr w:type="spellStart"/>
       <w:r>
@@ -307,9 +306,9 @@
           <w:sz w:val="22"/>
           <w:szCs w:val="22"/>
         </w:rPr>
-        <w:t>contract</w:t>
-      </w:r>
-      <w:proofErr w:type="gramEnd"/>
+        <w:t>contract_num</w:t>
+      </w:r>
+      <w:proofErr w:type="spellEnd"/>
       <w:r>
         <w:rPr>
           <w:rFonts w:ascii="Cambria" w:hAnsi="Cambria" w:cs="Courier New"/>
@@ -318,18 +317,7 @@
           <w:sz w:val="22"/>
           <w:szCs w:val="22"/>
         </w:rPr>
-        <w:t>_num</w:t>
-      </w:r>
-      <w:proofErr w:type="spellEnd"/>
-      <w:r>
-        <w:rPr>
-          <w:rFonts w:ascii="Cambria" w:hAnsi="Cambria" w:cs="Courier New"/>
-          <w:b/>
-          <w:spacing w:val="1"/>
-          <w:sz w:val="22"/>
-          <w:szCs w:val="22"/>
-        </w:rPr>
-        <w:t xml:space="preserve"> }}</w:t>
+        <w:t>}}</w:t>
       </w:r>
     </w:p>
     <w:p>
@@ -445,7 +433,6 @@
         <w:tab/>
         <w:t xml:space="preserve">             </w:t>
       </w:r>
-      <w:proofErr w:type="gramStart"/>
       <w:r>
         <w:rPr>
           <w:rFonts w:ascii="Cambria" w:hAnsi="Cambria"/>
@@ -473,9 +460,9 @@
           <w:sz w:val="22"/>
           <w:szCs w:val="22"/>
         </w:rPr>
-        <w:t>{</w:t>
-      </w:r>
-      <w:proofErr w:type="gramEnd"/>
+        <w:t>{{</w:t>
+      </w:r>
+      <w:proofErr w:type="spellStart"/>
       <w:r>
         <w:rPr>
           <w:rFonts w:ascii="Cambria" w:hAnsi="Cambria" w:cs="Courier New"/>
@@ -483,9 +470,9 @@
           <w:sz w:val="22"/>
           <w:szCs w:val="22"/>
         </w:rPr>
-        <w:t xml:space="preserve">{ </w:t>
-      </w:r>
-      <w:proofErr w:type="spellStart"/>
+        <w:t>date_zakl</w:t>
+      </w:r>
+      <w:proofErr w:type="spellEnd"/>
       <w:r>
         <w:rPr>
           <w:rFonts w:ascii="Cambria" w:hAnsi="Cambria" w:cs="Courier New"/>
@@ -493,17 +480,7 @@
           <w:sz w:val="22"/>
           <w:szCs w:val="22"/>
         </w:rPr>
-        <w:t>date_zakl</w:t>
-      </w:r>
-      <w:proofErr w:type="spellEnd"/>
-      <w:r>
-        <w:rPr>
-          <w:rFonts w:ascii="Cambria" w:hAnsi="Cambria" w:cs="Courier New"/>
-          <w:spacing w:val="1"/>
-          <w:sz w:val="22"/>
-          <w:szCs w:val="22"/>
-        </w:rPr>
-        <w:t xml:space="preserve"> }}</w:t>
+        <w:t>}}</w:t>
       </w:r>
       <w:r>
         <w:rPr>
@@ -545,7 +522,8 @@
           <w:szCs w:val="22"/>
         </w:rPr>
       </w:pPr>
-      <w:bookmarkStart w:id="0" w:name="_Hlk178259986"/>
+      <w:bookmarkStart w:id="1" w:name="_Hlk178259986"/>
+      <w:proofErr w:type="gramStart"/>
       <w:r>
         <w:rPr>
           <w:rFonts w:ascii="Cambria" w:hAnsi="Cambria" w:cs="Courier New"/>
@@ -553,7 +531,7 @@
           <w:sz w:val="22"/>
           <w:szCs w:val="22"/>
         </w:rPr>
-        <w:t xml:space="preserve">{{ </w:t>
+        <w:t>{{</w:t>
       </w:r>
       <w:proofErr w:type="spellStart"/>
       <w:r>
@@ -573,7 +551,7 @@
           <w:sz w:val="22"/>
           <w:szCs w:val="22"/>
         </w:rPr>
-        <w:t xml:space="preserve"> }}</w:t>
+        <w:t>}}</w:t>
       </w:r>
       <w:r>
         <w:rPr>
@@ -591,7 +569,7 @@
         </w:rPr>
         <w:t xml:space="preserve"> </w:t>
       </w:r>
-      <w:bookmarkEnd w:id="0"/>
+      <w:bookmarkEnd w:id="1"/>
       <w:r>
         <w:rPr>
           <w:rFonts w:ascii="Cambria" w:hAnsi="Cambria" w:cs="Courier New"/>
@@ -599,7 +577,7 @@
           <w:sz w:val="22"/>
           <w:szCs w:val="22"/>
         </w:rPr>
-        <w:t xml:space="preserve">{{ </w:t>
+        <w:t>{{</w:t>
       </w:r>
       <w:proofErr w:type="spellStart"/>
       <w:r>
@@ -619,7 +597,7 @@
           <w:sz w:val="22"/>
           <w:szCs w:val="22"/>
         </w:rPr>
-        <w:t xml:space="preserve"> }}</w:t>
+        <w:t>}}</w:t>
       </w:r>
       <w:r>
         <w:rPr>
@@ -648,7 +626,7 @@
           <w:sz w:val="22"/>
           <w:szCs w:val="22"/>
         </w:rPr>
-        <w:t xml:space="preserve">{{ </w:t>
+        <w:t>{{</w:t>
       </w:r>
       <w:proofErr w:type="spellStart"/>
       <w:r>
@@ -668,7 +646,7 @@
           <w:sz w:val="22"/>
           <w:szCs w:val="22"/>
         </w:rPr>
-        <w:t xml:space="preserve"> }}</w:t>
+        <w:t>}}</w:t>
       </w:r>
       <w:r>
         <w:rPr>
@@ -720,6 +698,7 @@
         </w:rPr>
         <w:t xml:space="preserve"> (далее – Поверенный), с другой стороны, именуемые вместе – Стороны, заключили настоящий договор (далее – Договор) о нижеследующем.</w:t>
       </w:r>
+      <w:proofErr w:type="gramEnd"/>
     </w:p>
     <w:p>
       <w:pPr>
@@ -766,17 +745,7 @@
           <w:sz w:val="22"/>
           <w:szCs w:val="22"/>
         </w:rPr>
-        <w:t>Суть поручения Доверителя по Дог</w:t>
-      </w:r>
-      <w:bookmarkStart w:id="1" w:name="_GoBack"/>
-      <w:bookmarkEnd w:id="1"/>
-      <w:r>
-        <w:rPr>
-          <w:rFonts w:ascii="Cambria" w:hAnsi="Cambria"/>
-          <w:sz w:val="22"/>
-          <w:szCs w:val="22"/>
-        </w:rPr>
-        <w:t>овору заключается в следующем: формирование правовой позиции, подготовка и подача в госорганы и в суд документов о списании долгов на основании процедуры, предусмотренной Федеральным законом от 26.10.2002 № 127-ФЗ, сопровождение дела в суде с целью полного списания долгов.</w:t>
+        <w:t>Суть поручения Доверителя по Договору заключается в следующем: формирование правовой позиции, подготовка и подача в госорганы и в суд документов о списании долгов на основании процедуры, предусмотренной Федеральным законом от 26.10.2002 № 127-ФЗ, сопровождение дела в суде с целью полного списания долгов.</w:t>
       </w:r>
     </w:p>
     <w:p>
@@ -1354,7 +1323,6 @@
         </w:rPr>
         <w:t xml:space="preserve"> </w:t>
       </w:r>
-      <w:proofErr w:type="gramStart"/>
       <w:r>
         <w:rPr>
           <w:rFonts w:ascii="Cambria" w:hAnsi="Cambria" w:cs="Courier New"/>
@@ -1362,7 +1330,7 @@
           <w:sz w:val="22"/>
           <w:szCs w:val="22"/>
         </w:rPr>
-        <w:t xml:space="preserve">{{ </w:t>
+        <w:t>{{</w:t>
       </w:r>
       <w:proofErr w:type="spellStart"/>
       <w:r>
@@ -1375,7 +1343,6 @@
         <w:t>summa</w:t>
       </w:r>
       <w:proofErr w:type="spellEnd"/>
-      <w:proofErr w:type="gramEnd"/>
       <w:r>
         <w:rPr>
           <w:rFonts w:ascii="Cambria" w:hAnsi="Cambria" w:cs="Courier New"/>
@@ -1633,47 +1600,7 @@
           <w:sz w:val="22"/>
           <w:szCs w:val="22"/>
         </w:rPr>
-        <w:t>1</w:t>
-      </w:r>
-      <w:r>
-        <w:rPr>
-          <w:rFonts w:ascii="Cambria" w:hAnsi="Cambria"/>
-          <w:sz w:val="22"/>
-          <w:szCs w:val="22"/>
-        </w:rPr>
-        <w:t>8 </w:t>
-      </w:r>
-      <w:r>
-        <w:rPr>
-          <w:rFonts w:ascii="Cambria" w:hAnsi="Cambria"/>
-          <w:sz w:val="22"/>
-          <w:szCs w:val="22"/>
-        </w:rPr>
-        <w:t>000</w:t>
-      </w:r>
-      <w:r>
-        <w:rPr>
-          <w:rFonts w:ascii="Cambria" w:hAnsi="Cambria"/>
-          <w:sz w:val="22"/>
-          <w:szCs w:val="22"/>
-        </w:rPr>
-        <w:t xml:space="preserve"> – </w:t>
-      </w:r>
-      <w:r>
-        <w:rPr>
-          <w:rFonts w:ascii="Cambria" w:hAnsi="Cambria"/>
-          <w:sz w:val="22"/>
-          <w:szCs w:val="22"/>
-        </w:rPr>
-        <w:t>33</w:t>
-      </w:r>
-      <w:r>
-        <w:rPr>
-          <w:rFonts w:ascii="Cambria" w:hAnsi="Cambria"/>
-          <w:sz w:val="22"/>
-          <w:szCs w:val="22"/>
-        </w:rPr>
-        <w:t xml:space="preserve"> 000</w:t>
+        <w:t>24 000</w:t>
       </w:r>
       <w:r>
         <w:rPr>
@@ -2345,7 +2272,7 @@
           <w:sz w:val="22"/>
           <w:szCs w:val="22"/>
         </w:rPr>
-        <w:t>кв</w:t>
+        <w:t>кв-ал</w:t>
       </w:r>
       <w:proofErr w:type="spellEnd"/>
       <w:r>
@@ -2354,7 +2281,7 @@
           <w:sz w:val="22"/>
           <w:szCs w:val="22"/>
         </w:rPr>
-        <w:t>-ал, д. 224, кв. 2</w:t>
+        <w:t>, д. 224, кв. 2</w:t>
       </w:r>
     </w:p>
     <w:p>
@@ -2547,7 +2474,16 @@
           <w:sz w:val="22"/>
           <w:szCs w:val="22"/>
         </w:rPr>
-        <w:t>: +7-958-100-01-58</w:t>
+        <w:t xml:space="preserve">: </w:t>
+      </w:r>
+      <w:r>
+        <w:rPr>
+          <w:rFonts w:ascii="Cambria" w:hAnsi="Cambria" w:cstheme="minorHAnsi"/>
+          <w:color w:val="333333"/>
+          <w:sz w:val="22"/>
+          <w:szCs w:val="22"/>
+        </w:rPr>
+        <w:t>+7 812 237-36-07</w:t>
       </w:r>
     </w:p>
     <w:p>
@@ -2674,7 +2610,6 @@
           <w:szCs w:val="22"/>
         </w:rPr>
       </w:pPr>
-      <w:proofErr w:type="gramStart"/>
       <w:r>
         <w:rPr>
           <w:rFonts w:ascii="Cambria" w:hAnsi="Cambria" w:cs="Courier New"/>
@@ -2682,7 +2617,7 @@
           <w:sz w:val="22"/>
           <w:szCs w:val="22"/>
         </w:rPr>
-        <w:t xml:space="preserve">{{ </w:t>
+        <w:t>{{</w:t>
       </w:r>
       <w:proofErr w:type="spellStart"/>
       <w:r>
@@ -2695,7 +2630,6 @@
         <w:t>fio</w:t>
       </w:r>
       <w:proofErr w:type="spellEnd"/>
-      <w:proofErr w:type="gramEnd"/>
       <w:r>
         <w:rPr>
           <w:rFonts w:ascii="Cambria" w:hAnsi="Cambria" w:cs="Courier New"/>
@@ -2703,7 +2637,7 @@
           <w:sz w:val="22"/>
           <w:szCs w:val="22"/>
         </w:rPr>
-        <w:t xml:space="preserve"> }}</w:t>
+        <w:t>}}</w:t>
       </w:r>
     </w:p>
     <w:p>
@@ -2722,7 +2656,6 @@
         </w:rPr>
         <w:t xml:space="preserve">Дата рождения: </w:t>
       </w:r>
-      <w:proofErr w:type="gramStart"/>
       <w:r>
         <w:rPr>
           <w:rFonts w:ascii="Cambria" w:hAnsi="Cambria" w:cs="Courier New"/>
@@ -2730,7 +2663,7 @@
           <w:sz w:val="22"/>
           <w:szCs w:val="22"/>
         </w:rPr>
-        <w:t xml:space="preserve">{{ </w:t>
+        <w:t>{{</w:t>
       </w:r>
       <w:proofErr w:type="spellStart"/>
       <w:r>
@@ -2740,9 +2673,9 @@
           <w:sz w:val="22"/>
           <w:szCs w:val="22"/>
         </w:rPr>
-        <w:t>data</w:t>
-      </w:r>
-      <w:proofErr w:type="gramEnd"/>
+        <w:t>data_rod</w:t>
+      </w:r>
+      <w:proofErr w:type="spellEnd"/>
       <w:r>
         <w:rPr>
           <w:rFonts w:ascii="Cambria" w:hAnsi="Cambria" w:cs="Courier New"/>
@@ -2750,9 +2683,33 @@
           <w:sz w:val="22"/>
           <w:szCs w:val="22"/>
         </w:rPr>
-        <w:t>_rod</w:t>
-      </w:r>
-      <w:proofErr w:type="spellEnd"/>
+        <w:t>}}</w:t>
+      </w:r>
+    </w:p>
+    <w:p>
+      <w:pPr>
+        <w:rPr>
+          <w:rFonts w:ascii="Cambria" w:hAnsi="Cambria"/>
+          <w:sz w:val="22"/>
+          <w:szCs w:val="22"/>
+        </w:rPr>
+      </w:pPr>
+      <w:r>
+        <w:rPr>
+          <w:rFonts w:ascii="Cambria" w:hAnsi="Cambria"/>
+          <w:sz w:val="22"/>
+          <w:szCs w:val="22"/>
+        </w:rPr>
+        <w:t>П</w:t>
+      </w:r>
+      <w:r>
+        <w:rPr>
+          <w:rFonts w:ascii="Cambria" w:hAnsi="Cambria"/>
+          <w:sz w:val="22"/>
+          <w:szCs w:val="22"/>
+        </w:rPr>
+        <w:t xml:space="preserve">аспорт: </w:t>
+      </w:r>
       <w:r>
         <w:rPr>
           <w:rFonts w:ascii="Cambria" w:hAnsi="Cambria" w:cs="Courier New"/>
@@ -2760,34 +2717,49 @@
           <w:sz w:val="22"/>
           <w:szCs w:val="22"/>
         </w:rPr>
-        <w:t xml:space="preserve"> }}</w:t>
+        <w:t>{{</w:t>
+      </w:r>
+      <w:proofErr w:type="spellStart"/>
+      <w:r>
+        <w:rPr>
+          <w:rFonts w:ascii="Cambria" w:hAnsi="Cambria" w:cs="Courier New"/>
+          <w:spacing w:val="1"/>
+          <w:sz w:val="22"/>
+          <w:szCs w:val="22"/>
+        </w:rPr>
+        <w:t>passport</w:t>
+      </w:r>
+      <w:proofErr w:type="spellEnd"/>
+      <w:r>
+        <w:rPr>
+          <w:rFonts w:ascii="Cambria" w:hAnsi="Cambria" w:cs="Courier New"/>
+          <w:spacing w:val="1"/>
+          <w:sz w:val="22"/>
+          <w:szCs w:val="22"/>
+        </w:rPr>
+        <w:t>}}</w:t>
       </w:r>
     </w:p>
     <w:p>
       <w:pPr>
-        <w:rPr>
-          <w:rFonts w:ascii="Cambria" w:hAnsi="Cambria"/>
-          <w:sz w:val="22"/>
-          <w:szCs w:val="22"/>
-        </w:rPr>
-      </w:pPr>
-      <w:r>
-        <w:rPr>
-          <w:rFonts w:ascii="Cambria" w:hAnsi="Cambria"/>
-          <w:sz w:val="22"/>
-          <w:szCs w:val="22"/>
-        </w:rPr>
-        <w:t>П</w:t>
-      </w:r>
-      <w:r>
-        <w:rPr>
-          <w:rFonts w:ascii="Cambria" w:hAnsi="Cambria"/>
-          <w:sz w:val="22"/>
-          <w:szCs w:val="22"/>
-        </w:rPr>
-        <w:t xml:space="preserve">аспорт: </w:t>
-      </w:r>
-      <w:proofErr w:type="gramStart"/>
+        <w:ind w:firstLine="3"/>
+        <w:rPr>
+          <w:rFonts w:ascii="Cambria" w:hAnsi="Cambria"/>
+          <w:sz w:val="22"/>
+          <w:szCs w:val="22"/>
+        </w:rPr>
+      </w:pPr>
+      <w:r>
+        <w:rPr>
+          <w:rFonts w:ascii="Cambria" w:hAnsi="Cambria"/>
+          <w:sz w:val="22"/>
+          <w:szCs w:val="22"/>
+        </w:rPr>
+        <w:t>Адрес регистрации:</w:t>
+      </w:r>
+      <w:r>
+        <w:t xml:space="preserve"> </w:t>
+      </w:r>
       <w:r>
         <w:rPr>
           <w:rFonts w:ascii="Cambria" w:hAnsi="Cambria" w:cs="Courier New"/>
@@ -2795,7 +2767,7 @@
           <w:sz w:val="22"/>
           <w:szCs w:val="22"/>
         </w:rPr>
-        <w:t xml:space="preserve">{{ </w:t>
+        <w:t>{{</w:t>
       </w:r>
       <w:proofErr w:type="spellStart"/>
       <w:r>
@@ -2805,10 +2777,9 @@
           <w:sz w:val="22"/>
           <w:szCs w:val="22"/>
         </w:rPr>
-        <w:t>passport</w:t>
+        <w:t>adres</w:t>
       </w:r>
       <w:proofErr w:type="spellEnd"/>
-      <w:proofErr w:type="gramEnd"/>
       <w:r>
         <w:rPr>
           <w:rFonts w:ascii="Cambria" w:hAnsi="Cambria" w:cs="Courier New"/>
@@ -2816,7 +2787,7 @@
           <w:sz w:val="22"/>
           <w:szCs w:val="22"/>
         </w:rPr>
-        <w:t xml:space="preserve"> }}</w:t>
+        <w:t>}}</w:t>
       </w:r>
     </w:p>
     <w:p>
@@ -2834,12 +2805,12 @@
           <w:sz w:val="22"/>
           <w:szCs w:val="22"/>
         </w:rPr>
-        <w:t>Адрес регистрации:</w:t>
+        <w:br/>
+        <w:t>Телефон:</w:t>
       </w:r>
       <w:r>
         <w:t xml:space="preserve"> </w:t>
       </w:r>
-      <w:proofErr w:type="gramStart"/>
       <w:r>
         <w:rPr>
           <w:rFonts w:ascii="Cambria" w:hAnsi="Cambria" w:cs="Courier New"/>
@@ -2847,7 +2818,7 @@
           <w:sz w:val="22"/>
           <w:szCs w:val="22"/>
         </w:rPr>
-        <w:t xml:space="preserve">{{ </w:t>
+        <w:t>{{</w:t>
       </w:r>
       <w:proofErr w:type="spellStart"/>
       <w:r>
@@ -2857,10 +2828,9 @@
           <w:sz w:val="22"/>
           <w:szCs w:val="22"/>
         </w:rPr>
-        <w:t>adres</w:t>
+        <w:t>phone</w:t>
       </w:r>
       <w:proofErr w:type="spellEnd"/>
-      <w:proofErr w:type="gramEnd"/>
       <w:r>
         <w:rPr>
           <w:rFonts w:ascii="Cambria" w:hAnsi="Cambria" w:cs="Courier New"/>
@@ -2868,60 +2838,7 @@
           <w:sz w:val="22"/>
           <w:szCs w:val="22"/>
         </w:rPr>
-        <w:t xml:space="preserve"> }}</w:t>
-      </w:r>
-    </w:p>
-    <w:p>
-      <w:pPr>
-        <w:ind w:firstLine="3"/>
-        <w:rPr>
-          <w:rFonts w:ascii="Cambria" w:hAnsi="Cambria"/>
-          <w:sz w:val="22"/>
-          <w:szCs w:val="22"/>
-        </w:rPr>
-      </w:pPr>
-      <w:r>
-        <w:rPr>
-          <w:rFonts w:ascii="Cambria" w:hAnsi="Cambria"/>
-          <w:sz w:val="22"/>
-          <w:szCs w:val="22"/>
-        </w:rPr>
-        <w:br/>
-        <w:t>Телефон:</w:t>
-      </w:r>
-      <w:r>
-        <w:t xml:space="preserve"> </w:t>
-      </w:r>
-      <w:proofErr w:type="gramStart"/>
-      <w:r>
-        <w:rPr>
-          <w:rFonts w:ascii="Cambria" w:hAnsi="Cambria" w:cs="Courier New"/>
-          <w:spacing w:val="1"/>
-          <w:sz w:val="22"/>
-          <w:szCs w:val="22"/>
-        </w:rPr>
-        <w:t xml:space="preserve">{{ </w:t>
-      </w:r>
-      <w:proofErr w:type="spellStart"/>
-      <w:r>
-        <w:rPr>
-          <w:rFonts w:ascii="Cambria" w:hAnsi="Cambria" w:cs="Courier New"/>
-          <w:spacing w:val="1"/>
-          <w:sz w:val="22"/>
-          <w:szCs w:val="22"/>
-        </w:rPr>
-        <w:t>phone</w:t>
-      </w:r>
-      <w:proofErr w:type="spellEnd"/>
-      <w:proofErr w:type="gramEnd"/>
-      <w:r>
-        <w:rPr>
-          <w:rFonts w:ascii="Cambria" w:hAnsi="Cambria" w:cs="Courier New"/>
-          <w:spacing w:val="1"/>
-          <w:sz w:val="22"/>
-          <w:szCs w:val="22"/>
-        </w:rPr>
-        <w:t xml:space="preserve"> }}</w:t>
+        <w:t>}}</w:t>
       </w:r>
     </w:p>
     <w:p>
@@ -3189,6 +3106,7 @@
           <w:sz w:val="22"/>
           <w:szCs w:val="22"/>
         </w:rPr>
+        <w:lastRenderedPageBreak/>
         <w:t>Приложение № 1 к Договору поручения</w:t>
       </w:r>
     </w:p>
@@ -3252,7 +3170,7 @@
         <w:tblW w:w="10133" w:type="dxa"/>
         <w:jc w:val="center"/>
         <w:tblLayout w:type="fixed"/>
-        <w:tblLook w:val="04A0" w:firstRow="1" w:lastRow="0" w:firstColumn="1" w:lastColumn="0" w:noHBand="0" w:noVBand="1"/>
+        <w:tblLook w:val="04A0"/>
       </w:tblPr>
       <w:tblGrid>
         <w:gridCol w:w="957"/>
@@ -3431,7 +3349,6 @@
                 <w:lang w:val="en-US"/>
               </w:rPr>
             </w:pPr>
-            <w:proofErr w:type="gramStart"/>
             <w:r>
               <w:rPr>
                 <w:rFonts w:ascii="Cambria" w:hAnsi="Cambria" w:cs="Courier New"/>
@@ -3439,9 +3356,8 @@
                 <w:sz w:val="22"/>
                 <w:szCs w:val="22"/>
               </w:rPr>
-              <w:t>{{ payment</w:t>
+              <w:t>{{payment_date_1</w:t>
             </w:r>
-            <w:proofErr w:type="gramEnd"/>
             <w:r>
               <w:rPr>
                 <w:rFonts w:ascii="Cambria" w:hAnsi="Cambria" w:cs="Courier New"/>
@@ -3449,7 +3365,7 @@
                 <w:sz w:val="22"/>
                 <w:szCs w:val="22"/>
               </w:rPr>
-              <w:t>_date_1 }}</w:t>
+              <w:t>}}</w:t>
             </w:r>
           </w:p>
         </w:tc>
@@ -3467,7 +3383,6 @@
                 <w:szCs w:val="22"/>
               </w:rPr>
             </w:pPr>
-            <w:proofErr w:type="gramStart"/>
             <w:r>
               <w:rPr>
                 <w:rFonts w:ascii="Cambria" w:hAnsi="Cambria" w:cs="Courier New"/>
@@ -3475,9 +3390,8 @@
                 <w:sz w:val="22"/>
                 <w:szCs w:val="22"/>
               </w:rPr>
-              <w:t>{{ payment</w:t>
+              <w:t>{{payment_summa_1</w:t>
             </w:r>
-            <w:proofErr w:type="gramEnd"/>
             <w:r>
               <w:rPr>
                 <w:rFonts w:ascii="Cambria" w:hAnsi="Cambria" w:cs="Courier New"/>
@@ -3485,7 +3399,7 @@
                 <w:sz w:val="22"/>
                 <w:szCs w:val="22"/>
               </w:rPr>
-              <w:t>_summa_1 }}</w:t>
+              <w:t>}}</w:t>
             </w:r>
           </w:p>
         </w:tc>
@@ -3547,7 +3461,6 @@
                 <w:szCs w:val="22"/>
               </w:rPr>
             </w:pPr>
-            <w:proofErr w:type="gramStart"/>
             <w:r>
               <w:rPr>
                 <w:rFonts w:ascii="Cambria" w:hAnsi="Cambria" w:cs="Courier New"/>
@@ -3555,9 +3468,8 @@
                 <w:sz w:val="22"/>
                 <w:szCs w:val="22"/>
               </w:rPr>
-              <w:t>{{ payment</w:t>
+              <w:t>{{payment_date_2</w:t>
             </w:r>
-            <w:proofErr w:type="gramEnd"/>
             <w:r>
               <w:rPr>
                 <w:rFonts w:ascii="Cambria" w:hAnsi="Cambria" w:cs="Courier New"/>
@@ -3565,7 +3477,7 @@
                 <w:sz w:val="22"/>
                 <w:szCs w:val="22"/>
               </w:rPr>
-              <w:t>_date_2 }}</w:t>
+              <w:t>}}</w:t>
             </w:r>
           </w:p>
         </w:tc>
@@ -3583,7 +3495,6 @@
                 <w:szCs w:val="22"/>
               </w:rPr>
             </w:pPr>
-            <w:proofErr w:type="gramStart"/>
             <w:r>
               <w:rPr>
                 <w:rFonts w:ascii="Cambria" w:hAnsi="Cambria" w:cs="Courier New"/>
@@ -3591,9 +3502,8 @@
                 <w:sz w:val="22"/>
                 <w:szCs w:val="22"/>
               </w:rPr>
-              <w:t>{{ payment</w:t>
+              <w:t>{{payment_summa_2</w:t>
             </w:r>
-            <w:proofErr w:type="gramEnd"/>
             <w:r>
               <w:rPr>
                 <w:rFonts w:ascii="Cambria" w:hAnsi="Cambria" w:cs="Courier New"/>
@@ -3601,7 +3511,7 @@
                 <w:sz w:val="22"/>
                 <w:szCs w:val="22"/>
               </w:rPr>
-              <w:t>_summa_2 }}</w:t>
+              <w:t>}}</w:t>
             </w:r>
           </w:p>
         </w:tc>
@@ -3663,7 +3573,6 @@
                 <w:szCs w:val="22"/>
               </w:rPr>
             </w:pPr>
-            <w:proofErr w:type="gramStart"/>
             <w:r>
               <w:rPr>
                 <w:rFonts w:ascii="Cambria" w:hAnsi="Cambria" w:cs="Courier New"/>
@@ -3671,9 +3580,8 @@
                 <w:sz w:val="22"/>
                 <w:szCs w:val="22"/>
               </w:rPr>
-              <w:t>{{ payment</w:t>
+              <w:t>{{payment_date_3</w:t>
             </w:r>
-            <w:proofErr w:type="gramEnd"/>
             <w:r>
               <w:rPr>
                 <w:rFonts w:ascii="Cambria" w:hAnsi="Cambria" w:cs="Courier New"/>
@@ -3681,7 +3589,7 @@
                 <w:sz w:val="22"/>
                 <w:szCs w:val="22"/>
               </w:rPr>
-              <w:t>_date_3 }}</w:t>
+              <w:t>}}</w:t>
             </w:r>
           </w:p>
         </w:tc>
@@ -3699,7 +3607,6 @@
                 <w:szCs w:val="22"/>
               </w:rPr>
             </w:pPr>
-            <w:proofErr w:type="gramStart"/>
             <w:r>
               <w:rPr>
                 <w:rFonts w:ascii="Cambria" w:hAnsi="Cambria" w:cs="Courier New"/>
@@ -3707,9 +3614,8 @@
                 <w:sz w:val="22"/>
                 <w:szCs w:val="22"/>
               </w:rPr>
-              <w:t>{{ payment</w:t>
+              <w:t>{{payment_summa_3</w:t>
             </w:r>
-            <w:proofErr w:type="gramEnd"/>
             <w:r>
               <w:rPr>
                 <w:rFonts w:ascii="Cambria" w:hAnsi="Cambria" w:cs="Courier New"/>
@@ -3717,7 +3623,7 @@
                 <w:sz w:val="22"/>
                 <w:szCs w:val="22"/>
               </w:rPr>
-              <w:t>_summa_3 }}</w:t>
+              <w:t>}}</w:t>
             </w:r>
           </w:p>
         </w:tc>
@@ -3779,7 +3685,6 @@
                 <w:szCs w:val="22"/>
               </w:rPr>
             </w:pPr>
-            <w:proofErr w:type="gramStart"/>
             <w:r>
               <w:rPr>
                 <w:rFonts w:ascii="Cambria" w:hAnsi="Cambria" w:cs="Courier New"/>
@@ -3787,9 +3692,8 @@
                 <w:sz w:val="22"/>
                 <w:szCs w:val="22"/>
               </w:rPr>
-              <w:t>{{ payment</w:t>
+              <w:t>{{payment_date_4</w:t>
             </w:r>
-            <w:proofErr w:type="gramEnd"/>
             <w:r>
               <w:rPr>
                 <w:rFonts w:ascii="Cambria" w:hAnsi="Cambria" w:cs="Courier New"/>
@@ -3797,7 +3701,7 @@
                 <w:sz w:val="22"/>
                 <w:szCs w:val="22"/>
               </w:rPr>
-              <w:t>_date_4 }}</w:t>
+              <w:t>}}</w:t>
             </w:r>
           </w:p>
         </w:tc>
@@ -3815,7 +3719,6 @@
                 <w:szCs w:val="22"/>
               </w:rPr>
             </w:pPr>
-            <w:proofErr w:type="gramStart"/>
             <w:r>
               <w:rPr>
                 <w:rFonts w:ascii="Cambria" w:hAnsi="Cambria" w:cs="Courier New"/>
@@ -3823,9 +3726,8 @@
                 <w:sz w:val="22"/>
                 <w:szCs w:val="22"/>
               </w:rPr>
-              <w:t>{{ payment</w:t>
+              <w:t>{{payment_summa_4</w:t>
             </w:r>
-            <w:proofErr w:type="gramEnd"/>
             <w:r>
               <w:rPr>
                 <w:rFonts w:ascii="Cambria" w:hAnsi="Cambria" w:cs="Courier New"/>
@@ -3833,7 +3735,7 @@
                 <w:sz w:val="22"/>
                 <w:szCs w:val="22"/>
               </w:rPr>
-              <w:t>_summa_4 }}</w:t>
+              <w:t>}}</w:t>
             </w:r>
           </w:p>
         </w:tc>
@@ -3895,7 +3797,6 @@
                 <w:szCs w:val="22"/>
               </w:rPr>
             </w:pPr>
-            <w:proofErr w:type="gramStart"/>
             <w:r>
               <w:rPr>
                 <w:rFonts w:ascii="Cambria" w:hAnsi="Cambria" w:cs="Courier New"/>
@@ -3903,9 +3804,8 @@
                 <w:sz w:val="22"/>
                 <w:szCs w:val="22"/>
               </w:rPr>
-              <w:t>{{ payment</w:t>
+              <w:t>{{payment_date_5</w:t>
             </w:r>
-            <w:proofErr w:type="gramEnd"/>
             <w:r>
               <w:rPr>
                 <w:rFonts w:ascii="Cambria" w:hAnsi="Cambria" w:cs="Courier New"/>
@@ -3913,7 +3813,7 @@
                 <w:sz w:val="22"/>
                 <w:szCs w:val="22"/>
               </w:rPr>
-              <w:t>_date_5 }}</w:t>
+              <w:t>}}</w:t>
             </w:r>
           </w:p>
         </w:tc>
@@ -3931,7 +3831,6 @@
                 <w:szCs w:val="22"/>
               </w:rPr>
             </w:pPr>
-            <w:proofErr w:type="gramStart"/>
             <w:r>
               <w:rPr>
                 <w:rFonts w:ascii="Cambria" w:hAnsi="Cambria" w:cs="Courier New"/>
@@ -3939,9 +3838,8 @@
                 <w:sz w:val="22"/>
                 <w:szCs w:val="22"/>
               </w:rPr>
-              <w:t>{{ payment</w:t>
+              <w:t>{{payment_summa_5</w:t>
             </w:r>
-            <w:proofErr w:type="gramEnd"/>
             <w:r>
               <w:rPr>
                 <w:rFonts w:ascii="Cambria" w:hAnsi="Cambria" w:cs="Courier New"/>
@@ -3949,7 +3847,7 @@
                 <w:sz w:val="22"/>
                 <w:szCs w:val="22"/>
               </w:rPr>
-              <w:t>_summa_5 }}</w:t>
+              <w:t>}}</w:t>
             </w:r>
           </w:p>
         </w:tc>
@@ -4011,7 +3909,6 @@
                 <w:szCs w:val="22"/>
               </w:rPr>
             </w:pPr>
-            <w:proofErr w:type="gramStart"/>
             <w:r>
               <w:rPr>
                 <w:rFonts w:ascii="Cambria" w:hAnsi="Cambria" w:cs="Courier New"/>
@@ -4019,9 +3916,8 @@
                 <w:sz w:val="22"/>
                 <w:szCs w:val="22"/>
               </w:rPr>
-              <w:t>{{ payment</w:t>
+              <w:t>{{payment_date_6</w:t>
             </w:r>
-            <w:proofErr w:type="gramEnd"/>
             <w:r>
               <w:rPr>
                 <w:rFonts w:ascii="Cambria" w:hAnsi="Cambria" w:cs="Courier New"/>
@@ -4029,7 +3925,7 @@
                 <w:sz w:val="22"/>
                 <w:szCs w:val="22"/>
               </w:rPr>
-              <w:t>_date_6 }}</w:t>
+              <w:t>}}</w:t>
             </w:r>
           </w:p>
         </w:tc>
@@ -4047,7 +3943,6 @@
                 <w:szCs w:val="22"/>
               </w:rPr>
             </w:pPr>
-            <w:proofErr w:type="gramStart"/>
             <w:r>
               <w:rPr>
                 <w:rFonts w:ascii="Cambria" w:hAnsi="Cambria" w:cs="Courier New"/>
@@ -4055,9 +3950,8 @@
                 <w:sz w:val="22"/>
                 <w:szCs w:val="22"/>
               </w:rPr>
-              <w:t>{{ payment</w:t>
+              <w:t>{{payment_summa_6</w:t>
             </w:r>
-            <w:proofErr w:type="gramEnd"/>
             <w:r>
               <w:rPr>
                 <w:rFonts w:ascii="Cambria" w:hAnsi="Cambria" w:cs="Courier New"/>
@@ -4065,7 +3959,7 @@
                 <w:sz w:val="22"/>
                 <w:szCs w:val="22"/>
               </w:rPr>
-              <w:t>_summa_6 }}</w:t>
+              <w:t>}}</w:t>
             </w:r>
           </w:p>
         </w:tc>
@@ -4127,7 +4021,6 @@
                 <w:szCs w:val="22"/>
               </w:rPr>
             </w:pPr>
-            <w:proofErr w:type="gramStart"/>
             <w:r>
               <w:rPr>
                 <w:rFonts w:ascii="Cambria" w:hAnsi="Cambria" w:cs="Courier New"/>
@@ -4135,9 +4028,8 @@
                 <w:sz w:val="22"/>
                 <w:szCs w:val="22"/>
               </w:rPr>
-              <w:t>{{ payment</w:t>
+              <w:t>{{payment_date_7</w:t>
             </w:r>
-            <w:proofErr w:type="gramEnd"/>
             <w:r>
               <w:rPr>
                 <w:rFonts w:ascii="Cambria" w:hAnsi="Cambria" w:cs="Courier New"/>
@@ -4145,7 +4037,7 @@
                 <w:sz w:val="22"/>
                 <w:szCs w:val="22"/>
               </w:rPr>
-              <w:t>_date_7 }}</w:t>
+              <w:t>}}</w:t>
             </w:r>
           </w:p>
         </w:tc>
@@ -4163,7 +4055,6 @@
                 <w:szCs w:val="22"/>
               </w:rPr>
             </w:pPr>
-            <w:proofErr w:type="gramStart"/>
             <w:r>
               <w:rPr>
                 <w:rFonts w:ascii="Cambria" w:hAnsi="Cambria" w:cs="Courier New"/>
@@ -4171,9 +4062,8 @@
                 <w:sz w:val="22"/>
                 <w:szCs w:val="22"/>
               </w:rPr>
-              <w:t>{{ payment</w:t>
+              <w:t>{{payment_summa_7</w:t>
             </w:r>
-            <w:proofErr w:type="gramEnd"/>
             <w:r>
               <w:rPr>
                 <w:rFonts w:ascii="Cambria" w:hAnsi="Cambria" w:cs="Courier New"/>
@@ -4181,7 +4071,7 @@
                 <w:sz w:val="22"/>
                 <w:szCs w:val="22"/>
               </w:rPr>
-              <w:t>_summa_7 }}</w:t>
+              <w:t>}}</w:t>
             </w:r>
           </w:p>
         </w:tc>
@@ -4243,7 +4133,6 @@
                 <w:szCs w:val="22"/>
               </w:rPr>
             </w:pPr>
-            <w:proofErr w:type="gramStart"/>
             <w:r>
               <w:rPr>
                 <w:rFonts w:ascii="Cambria" w:hAnsi="Cambria" w:cs="Courier New"/>
@@ -4251,9 +4140,8 @@
                 <w:sz w:val="22"/>
                 <w:szCs w:val="22"/>
               </w:rPr>
-              <w:t>{{ payment</w:t>
+              <w:t>{{payment_date_8</w:t>
             </w:r>
-            <w:proofErr w:type="gramEnd"/>
             <w:r>
               <w:rPr>
                 <w:rFonts w:ascii="Cambria" w:hAnsi="Cambria" w:cs="Courier New"/>
@@ -4261,7 +4149,7 @@
                 <w:sz w:val="22"/>
                 <w:szCs w:val="22"/>
               </w:rPr>
-              <w:t>_date_8 }}</w:t>
+              <w:t>}}</w:t>
             </w:r>
           </w:p>
         </w:tc>
@@ -4279,7 +4167,6 @@
                 <w:szCs w:val="22"/>
               </w:rPr>
             </w:pPr>
-            <w:proofErr w:type="gramStart"/>
             <w:r>
               <w:rPr>
                 <w:rFonts w:ascii="Cambria" w:hAnsi="Cambria" w:cs="Courier New"/>
@@ -4287,9 +4174,8 @@
                 <w:sz w:val="22"/>
                 <w:szCs w:val="22"/>
               </w:rPr>
-              <w:t>{{ payment</w:t>
+              <w:t>{{payment_summa_8</w:t>
             </w:r>
-            <w:proofErr w:type="gramEnd"/>
             <w:r>
               <w:rPr>
                 <w:rFonts w:ascii="Cambria" w:hAnsi="Cambria" w:cs="Courier New"/>
@@ -4297,7 +4183,7 @@
                 <w:sz w:val="22"/>
                 <w:szCs w:val="22"/>
               </w:rPr>
-              <w:t>_summa_8 }}</w:t>
+              <w:t>}}</w:t>
             </w:r>
           </w:p>
         </w:tc>
@@ -4359,7 +4245,6 @@
                 <w:szCs w:val="22"/>
               </w:rPr>
             </w:pPr>
-            <w:proofErr w:type="gramStart"/>
             <w:r>
               <w:rPr>
                 <w:rFonts w:ascii="Cambria" w:hAnsi="Cambria" w:cs="Courier New"/>
@@ -4367,9 +4252,8 @@
                 <w:sz w:val="22"/>
                 <w:szCs w:val="22"/>
               </w:rPr>
-              <w:t>{{ payment</w:t>
+              <w:t>{{payment_date_9</w:t>
             </w:r>
-            <w:proofErr w:type="gramEnd"/>
             <w:r>
               <w:rPr>
                 <w:rFonts w:ascii="Cambria" w:hAnsi="Cambria" w:cs="Courier New"/>
@@ -4377,7 +4261,7 @@
                 <w:sz w:val="22"/>
                 <w:szCs w:val="22"/>
               </w:rPr>
-              <w:t>_date_9 }}</w:t>
+              <w:t>}}</w:t>
             </w:r>
           </w:p>
         </w:tc>
@@ -4395,7 +4279,6 @@
                 <w:szCs w:val="22"/>
               </w:rPr>
             </w:pPr>
-            <w:proofErr w:type="gramStart"/>
             <w:r>
               <w:rPr>
                 <w:rFonts w:ascii="Cambria" w:hAnsi="Cambria" w:cs="Courier New"/>
@@ -4403,9 +4286,8 @@
                 <w:sz w:val="22"/>
                 <w:szCs w:val="22"/>
               </w:rPr>
-              <w:t>{{ payment</w:t>
+              <w:t>{{payment_summa_9</w:t>
             </w:r>
-            <w:proofErr w:type="gramEnd"/>
             <w:r>
               <w:rPr>
                 <w:rFonts w:ascii="Cambria" w:hAnsi="Cambria" w:cs="Courier New"/>
@@ -4413,7 +4295,7 @@
                 <w:sz w:val="22"/>
                 <w:szCs w:val="22"/>
               </w:rPr>
-              <w:t>_summa_9 }}</w:t>
+              <w:t>}}</w:t>
             </w:r>
           </w:p>
         </w:tc>
@@ -4475,7 +4357,6 @@
                 <w:szCs w:val="22"/>
               </w:rPr>
             </w:pPr>
-            <w:proofErr w:type="gramStart"/>
             <w:r>
               <w:rPr>
                 <w:rFonts w:ascii="Cambria" w:hAnsi="Cambria" w:cs="Courier New"/>
@@ -4483,9 +4364,8 @@
                 <w:sz w:val="22"/>
                 <w:szCs w:val="22"/>
               </w:rPr>
-              <w:t>{{ payment</w:t>
+              <w:t>{{</w:t>
             </w:r>
-            <w:proofErr w:type="gramEnd"/>
             <w:r>
               <w:rPr>
                 <w:rFonts w:ascii="Cambria" w:hAnsi="Cambria" w:cs="Courier New"/>
@@ -4493,7 +4373,25 @@
                 <w:sz w:val="22"/>
                 <w:szCs w:val="22"/>
               </w:rPr>
-              <w:t>_date_10 }}</w:t>
+              <w:t>payment</w:t>
+            </w:r>
+            <w:r>
+              <w:rPr>
+                <w:rFonts w:ascii="Cambria" w:hAnsi="Cambria" w:cs="Courier New"/>
+                <w:spacing w:val="1"/>
+                <w:sz w:val="22"/>
+                <w:szCs w:val="22"/>
+              </w:rPr>
+              <w:t>_date_10</w:t>
+            </w:r>
+            <w:r>
+              <w:rPr>
+                <w:rFonts w:ascii="Cambria" w:hAnsi="Cambria" w:cs="Courier New"/>
+                <w:spacing w:val="1"/>
+                <w:sz w:val="22"/>
+                <w:szCs w:val="22"/>
+              </w:rPr>
+              <w:t>}}</w:t>
             </w:r>
           </w:p>
         </w:tc>
@@ -4511,7 +4409,6 @@
                 <w:szCs w:val="22"/>
               </w:rPr>
             </w:pPr>
-            <w:proofErr w:type="gramStart"/>
             <w:r>
               <w:rPr>
                 <w:rFonts w:ascii="Cambria" w:hAnsi="Cambria" w:cs="Courier New"/>
@@ -4519,9 +4416,8 @@
                 <w:sz w:val="22"/>
                 <w:szCs w:val="22"/>
               </w:rPr>
-              <w:t>{{ payment</w:t>
+              <w:t>{{payment_summa_10</w:t>
             </w:r>
-            <w:proofErr w:type="gramEnd"/>
             <w:r>
               <w:rPr>
                 <w:rFonts w:ascii="Cambria" w:hAnsi="Cambria" w:cs="Courier New"/>
@@ -4529,7 +4425,7 @@
                 <w:sz w:val="22"/>
                 <w:szCs w:val="22"/>
               </w:rPr>
-              <w:t>_summa_10 }}</w:t>
+              <w:t>}}</w:t>
             </w:r>
           </w:p>
         </w:tc>
@@ -4591,7 +4487,6 @@
                 <w:szCs w:val="22"/>
               </w:rPr>
             </w:pPr>
-            <w:proofErr w:type="gramStart"/>
             <w:r>
               <w:rPr>
                 <w:rFonts w:ascii="Cambria" w:hAnsi="Cambria" w:cs="Courier New"/>
@@ -4599,9 +4494,8 @@
                 <w:sz w:val="22"/>
                 <w:szCs w:val="22"/>
               </w:rPr>
-              <w:t>{{ payment</w:t>
+              <w:t>{{payment_date_11</w:t>
             </w:r>
-            <w:proofErr w:type="gramEnd"/>
             <w:r>
               <w:rPr>
                 <w:rFonts w:ascii="Cambria" w:hAnsi="Cambria" w:cs="Courier New"/>
@@ -4609,7 +4503,7 @@
                 <w:sz w:val="22"/>
                 <w:szCs w:val="22"/>
               </w:rPr>
-              <w:t>_date_11 }}</w:t>
+              <w:t>}}</w:t>
             </w:r>
           </w:p>
         </w:tc>
@@ -4627,7 +4521,6 @@
                 <w:szCs w:val="22"/>
               </w:rPr>
             </w:pPr>
-            <w:proofErr w:type="gramStart"/>
             <w:r>
               <w:rPr>
                 <w:rFonts w:ascii="Cambria" w:hAnsi="Cambria" w:cs="Courier New"/>
@@ -4635,9 +4528,8 @@
                 <w:sz w:val="22"/>
                 <w:szCs w:val="22"/>
               </w:rPr>
-              <w:t>{{ payment</w:t>
+              <w:t>{{payment_summa_11</w:t>
             </w:r>
-            <w:proofErr w:type="gramEnd"/>
             <w:r>
               <w:rPr>
                 <w:rFonts w:ascii="Cambria" w:hAnsi="Cambria" w:cs="Courier New"/>
@@ -4645,7 +4537,7 @@
                 <w:sz w:val="22"/>
                 <w:szCs w:val="22"/>
               </w:rPr>
-              <w:t>_summa_11 }}</w:t>
+              <w:t>}}</w:t>
             </w:r>
           </w:p>
         </w:tc>
@@ -4707,7 +4599,6 @@
                 <w:szCs w:val="22"/>
               </w:rPr>
             </w:pPr>
-            <w:proofErr w:type="gramStart"/>
             <w:r>
               <w:rPr>
                 <w:rFonts w:ascii="Cambria" w:hAnsi="Cambria" w:cs="Courier New"/>
@@ -4715,9 +4606,8 @@
                 <w:sz w:val="22"/>
                 <w:szCs w:val="22"/>
               </w:rPr>
-              <w:t>{{ payment</w:t>
+              <w:t>{{payment_date_12</w:t>
             </w:r>
-            <w:proofErr w:type="gramEnd"/>
             <w:r>
               <w:rPr>
                 <w:rFonts w:ascii="Cambria" w:hAnsi="Cambria" w:cs="Courier New"/>
@@ -4725,7 +4615,7 @@
                 <w:sz w:val="22"/>
                 <w:szCs w:val="22"/>
               </w:rPr>
-              <w:t>_date_12 }}</w:t>
+              <w:t>}}</w:t>
             </w:r>
           </w:p>
         </w:tc>
@@ -4743,7 +4633,6 @@
                 <w:szCs w:val="22"/>
               </w:rPr>
             </w:pPr>
-            <w:proofErr w:type="gramStart"/>
             <w:r>
               <w:rPr>
                 <w:rFonts w:ascii="Cambria" w:hAnsi="Cambria" w:cs="Courier New"/>
@@ -4751,9 +4640,8 @@
                 <w:sz w:val="22"/>
                 <w:szCs w:val="22"/>
               </w:rPr>
-              <w:t>{{ payment</w:t>
+              <w:t>{{payment_summa_12</w:t>
             </w:r>
-            <w:proofErr w:type="gramEnd"/>
             <w:r>
               <w:rPr>
                 <w:rFonts w:ascii="Cambria" w:hAnsi="Cambria" w:cs="Courier New"/>
@@ -4761,7 +4649,7 @@
                 <w:sz w:val="22"/>
                 <w:szCs w:val="22"/>
               </w:rPr>
-              <w:t>_summa_12 }}</w:t>
+              <w:t>}}</w:t>
             </w:r>
           </w:p>
         </w:tc>
@@ -4823,7 +4711,6 @@
                 <w:szCs w:val="22"/>
               </w:rPr>
             </w:pPr>
-            <w:proofErr w:type="gramStart"/>
             <w:r>
               <w:rPr>
                 <w:rFonts w:ascii="Cambria" w:hAnsi="Cambria" w:cs="Courier New"/>
@@ -4831,9 +4718,8 @@
                 <w:sz w:val="22"/>
                 <w:szCs w:val="22"/>
               </w:rPr>
-              <w:t>{{ payment</w:t>
+              <w:t>{{</w:t>
             </w:r>
-            <w:proofErr w:type="gramEnd"/>
             <w:r>
               <w:rPr>
                 <w:rFonts w:ascii="Cambria" w:hAnsi="Cambria" w:cs="Courier New"/>
@@ -4841,7 +4727,7 @@
                 <w:sz w:val="22"/>
                 <w:szCs w:val="22"/>
               </w:rPr>
-              <w:t>_date_13 }}</w:t>
+              <w:t>payment_date_13}}</w:t>
             </w:r>
           </w:p>
         </w:tc>
@@ -4859,7 +4745,6 @@
                 <w:szCs w:val="22"/>
               </w:rPr>
             </w:pPr>
-            <w:proofErr w:type="gramStart"/>
             <w:r>
               <w:rPr>
                 <w:rFonts w:ascii="Cambria" w:hAnsi="Cambria" w:cs="Courier New"/>
@@ -4867,9 +4752,8 @@
                 <w:sz w:val="22"/>
                 <w:szCs w:val="22"/>
               </w:rPr>
-              <w:t>{{ payment</w:t>
+              <w:t>{{payment_summa_13</w:t>
             </w:r>
-            <w:proofErr w:type="gramEnd"/>
             <w:r>
               <w:rPr>
                 <w:rFonts w:ascii="Cambria" w:hAnsi="Cambria" w:cs="Courier New"/>
@@ -4877,7 +4761,7 @@
                 <w:sz w:val="22"/>
                 <w:szCs w:val="22"/>
               </w:rPr>
-              <w:t>_summa_13 }}</w:t>
+              <w:t>}}</w:t>
             </w:r>
           </w:p>
         </w:tc>
@@ -4939,7 +4823,6 @@
                 <w:szCs w:val="22"/>
               </w:rPr>
             </w:pPr>
-            <w:proofErr w:type="gramStart"/>
             <w:r>
               <w:rPr>
                 <w:rFonts w:ascii="Cambria" w:hAnsi="Cambria" w:cs="Courier New"/>
@@ -4947,9 +4830,8 @@
                 <w:sz w:val="22"/>
                 <w:szCs w:val="22"/>
               </w:rPr>
-              <w:t>{{ payment</w:t>
+              <w:t>{{payment_date_14</w:t>
             </w:r>
-            <w:proofErr w:type="gramEnd"/>
             <w:r>
               <w:rPr>
                 <w:rFonts w:ascii="Cambria" w:hAnsi="Cambria" w:cs="Courier New"/>
@@ -4957,7 +4839,7 @@
                 <w:sz w:val="22"/>
                 <w:szCs w:val="22"/>
               </w:rPr>
-              <w:t>_date_14 }}</w:t>
+              <w:t>}}</w:t>
             </w:r>
           </w:p>
         </w:tc>
@@ -4975,7 +4857,6 @@
                 <w:szCs w:val="22"/>
               </w:rPr>
             </w:pPr>
-            <w:proofErr w:type="gramStart"/>
             <w:r>
               <w:rPr>
                 <w:rFonts w:ascii="Cambria" w:hAnsi="Cambria" w:cs="Courier New"/>
@@ -4983,9 +4864,8 @@
                 <w:sz w:val="22"/>
                 <w:szCs w:val="22"/>
               </w:rPr>
-              <w:t>{{ payment</w:t>
+              <w:t>{{payment_summa_14</w:t>
             </w:r>
-            <w:proofErr w:type="gramEnd"/>
             <w:r>
               <w:rPr>
                 <w:rFonts w:ascii="Cambria" w:hAnsi="Cambria" w:cs="Courier New"/>
@@ -4993,7 +4873,7 @@
                 <w:sz w:val="22"/>
                 <w:szCs w:val="22"/>
               </w:rPr>
-              <w:t>_summa_14 }}</w:t>
+              <w:t>}}</w:t>
             </w:r>
           </w:p>
         </w:tc>
@@ -5055,7 +4935,6 @@
                 <w:szCs w:val="22"/>
               </w:rPr>
             </w:pPr>
-            <w:proofErr w:type="gramStart"/>
             <w:r>
               <w:rPr>
                 <w:rFonts w:ascii="Cambria" w:hAnsi="Cambria" w:cs="Courier New"/>
@@ -5063,9 +4942,8 @@
                 <w:sz w:val="22"/>
                 <w:szCs w:val="22"/>
               </w:rPr>
-              <w:t>{{ payment</w:t>
+              <w:t>{{</w:t>
             </w:r>
-            <w:proofErr w:type="gramEnd"/>
             <w:r>
               <w:rPr>
                 <w:rFonts w:ascii="Cambria" w:hAnsi="Cambria" w:cs="Courier New"/>
@@ -5073,7 +4951,25 @@
                 <w:sz w:val="22"/>
                 <w:szCs w:val="22"/>
               </w:rPr>
-              <w:t>_date_15 }}</w:t>
+              <w:t>payment</w:t>
+            </w:r>
+            <w:r>
+              <w:rPr>
+                <w:rFonts w:ascii="Cambria" w:hAnsi="Cambria" w:cs="Courier New"/>
+                <w:spacing w:val="1"/>
+                <w:sz w:val="22"/>
+                <w:szCs w:val="22"/>
+              </w:rPr>
+              <w:t>_date_15</w:t>
+            </w:r>
+            <w:r>
+              <w:rPr>
+                <w:rFonts w:ascii="Cambria" w:hAnsi="Cambria" w:cs="Courier New"/>
+                <w:spacing w:val="1"/>
+                <w:sz w:val="22"/>
+                <w:szCs w:val="22"/>
+              </w:rPr>
+              <w:t>}}</w:t>
             </w:r>
           </w:p>
         </w:tc>
@@ -5091,7 +4987,6 @@
                 <w:szCs w:val="22"/>
               </w:rPr>
             </w:pPr>
-            <w:proofErr w:type="gramStart"/>
             <w:r>
               <w:rPr>
                 <w:rFonts w:ascii="Cambria" w:hAnsi="Cambria" w:cs="Courier New"/>
@@ -5099,9 +4994,8 @@
                 <w:sz w:val="22"/>
                 <w:szCs w:val="22"/>
               </w:rPr>
-              <w:t>{{ payment</w:t>
+              <w:t>{{payment_summa_15</w:t>
             </w:r>
-            <w:proofErr w:type="gramEnd"/>
             <w:r>
               <w:rPr>
                 <w:rFonts w:ascii="Cambria" w:hAnsi="Cambria" w:cs="Courier New"/>
@@ -5109,7 +5003,7 @@
                 <w:sz w:val="22"/>
                 <w:szCs w:val="22"/>
               </w:rPr>
-              <w:t>_summa_15 }}</w:t>
+              <w:t>}}</w:t>
             </w:r>
           </w:p>
         </w:tc>
@@ -5171,7 +5065,6 @@
                 <w:szCs w:val="22"/>
               </w:rPr>
             </w:pPr>
-            <w:proofErr w:type="gramStart"/>
             <w:r>
               <w:rPr>
                 <w:rFonts w:ascii="Cambria" w:hAnsi="Cambria" w:cs="Courier New"/>
@@ -5179,9 +5072,8 @@
                 <w:sz w:val="22"/>
                 <w:szCs w:val="22"/>
               </w:rPr>
-              <w:t>{{ payment</w:t>
+              <w:t>{{payment_date_16</w:t>
             </w:r>
-            <w:proofErr w:type="gramEnd"/>
             <w:r>
               <w:rPr>
                 <w:rFonts w:ascii="Cambria" w:hAnsi="Cambria" w:cs="Courier New"/>
@@ -5189,7 +5081,7 @@
                 <w:sz w:val="22"/>
                 <w:szCs w:val="22"/>
               </w:rPr>
-              <w:t>_date_16 }}</w:t>
+              <w:t>}}</w:t>
             </w:r>
           </w:p>
         </w:tc>
@@ -5207,7 +5099,6 @@
                 <w:szCs w:val="22"/>
               </w:rPr>
             </w:pPr>
-            <w:proofErr w:type="gramStart"/>
             <w:r>
               <w:rPr>
                 <w:rFonts w:ascii="Cambria" w:hAnsi="Cambria" w:cs="Courier New"/>
@@ -5215,9 +5106,8 @@
                 <w:sz w:val="22"/>
                 <w:szCs w:val="22"/>
               </w:rPr>
-              <w:t>{{ payment</w:t>
+              <w:t>{{payment_summa_16</w:t>
             </w:r>
-            <w:proofErr w:type="gramEnd"/>
             <w:r>
               <w:rPr>
                 <w:rFonts w:ascii="Cambria" w:hAnsi="Cambria" w:cs="Courier New"/>
@@ -5225,7 +5115,7 @@
                 <w:sz w:val="22"/>
                 <w:szCs w:val="22"/>
               </w:rPr>
-              <w:t>_summa_16 }}</w:t>
+              <w:t>}}</w:t>
             </w:r>
           </w:p>
         </w:tc>
@@ -5287,7 +5177,6 @@
                 <w:szCs w:val="22"/>
               </w:rPr>
             </w:pPr>
-            <w:proofErr w:type="gramStart"/>
             <w:r>
               <w:rPr>
                 <w:rFonts w:ascii="Cambria" w:hAnsi="Cambria" w:cs="Courier New"/>
@@ -5295,9 +5184,8 @@
                 <w:sz w:val="22"/>
                 <w:szCs w:val="22"/>
               </w:rPr>
-              <w:t>{{ payment</w:t>
+              <w:t>{{payment_date_17</w:t>
             </w:r>
-            <w:proofErr w:type="gramEnd"/>
             <w:r>
               <w:rPr>
                 <w:rFonts w:ascii="Cambria" w:hAnsi="Cambria" w:cs="Courier New"/>
@@ -5305,7 +5193,7 @@
                 <w:sz w:val="22"/>
                 <w:szCs w:val="22"/>
               </w:rPr>
-              <w:t>_date_17 }}</w:t>
+              <w:t>}}</w:t>
             </w:r>
           </w:p>
         </w:tc>
@@ -5323,7 +5211,6 @@
                 <w:szCs w:val="22"/>
               </w:rPr>
             </w:pPr>
-            <w:proofErr w:type="gramStart"/>
             <w:r>
               <w:rPr>
                 <w:rFonts w:ascii="Cambria" w:hAnsi="Cambria" w:cs="Courier New"/>
@@ -5331,9 +5218,8 @@
                 <w:sz w:val="22"/>
                 <w:szCs w:val="22"/>
               </w:rPr>
-              <w:t>{{ payment</w:t>
+              <w:t>{{payment_summa_17</w:t>
             </w:r>
-            <w:proofErr w:type="gramEnd"/>
             <w:r>
               <w:rPr>
                 <w:rFonts w:ascii="Cambria" w:hAnsi="Cambria" w:cs="Courier New"/>
@@ -5341,7 +5227,7 @@
                 <w:sz w:val="22"/>
                 <w:szCs w:val="22"/>
               </w:rPr>
-              <w:t>_summa_17 }}</w:t>
+              <w:t>}}</w:t>
             </w:r>
           </w:p>
         </w:tc>
@@ -5403,7 +5289,6 @@
                 <w:szCs w:val="22"/>
               </w:rPr>
             </w:pPr>
-            <w:proofErr w:type="gramStart"/>
             <w:r>
               <w:rPr>
                 <w:rFonts w:ascii="Cambria" w:hAnsi="Cambria" w:cs="Courier New"/>
@@ -5411,9 +5296,8 @@
                 <w:sz w:val="22"/>
                 <w:szCs w:val="22"/>
               </w:rPr>
-              <w:t>{{ payment</w:t>
+              <w:t>{{payment_date_18</w:t>
             </w:r>
-            <w:proofErr w:type="gramEnd"/>
             <w:r>
               <w:rPr>
                 <w:rFonts w:ascii="Cambria" w:hAnsi="Cambria" w:cs="Courier New"/>
@@ -5421,7 +5305,7 @@
                 <w:sz w:val="22"/>
                 <w:szCs w:val="22"/>
               </w:rPr>
-              <w:t>_date_18 }}</w:t>
+              <w:t>}}</w:t>
             </w:r>
           </w:p>
         </w:tc>
@@ -5439,7 +5323,6 @@
                 <w:szCs w:val="22"/>
               </w:rPr>
             </w:pPr>
-            <w:proofErr w:type="gramStart"/>
             <w:r>
               <w:rPr>
                 <w:rFonts w:ascii="Cambria" w:hAnsi="Cambria" w:cs="Courier New"/>
@@ -5447,9 +5330,8 @@
                 <w:sz w:val="22"/>
                 <w:szCs w:val="22"/>
               </w:rPr>
-              <w:t>{{ payment</w:t>
+              <w:t>{{payment_summa_18</w:t>
             </w:r>
-            <w:proofErr w:type="gramEnd"/>
             <w:r>
               <w:rPr>
                 <w:rFonts w:ascii="Cambria" w:hAnsi="Cambria" w:cs="Courier New"/>
@@ -5457,7 +5339,7 @@
                 <w:sz w:val="22"/>
                 <w:szCs w:val="22"/>
               </w:rPr>
-              <w:t>_summa_18 }}</w:t>
+              <w:t>}}</w:t>
             </w:r>
           </w:p>
         </w:tc>
@@ -5636,7 +5518,7 @@
 </file>
 
 <file path=word/endnotes.xml><?xml version="1.0" encoding="utf-8"?>
-<w:endnotes xmlns:wpc="http://schemas.microsoft.com/office/word/2010/wordprocessingCanvas" xmlns:cx="http://schemas.microsoft.com/office/drawing/2014/chartex" xmlns:cx1="http://schemas.microsoft.com/office/drawing/2015/9/8/chartex" xmlns:cx2="http://schemas.microsoft.com/office/drawing/2015/10/21/chartex" xmlns:cx3="http://schemas.microsoft.com/office/drawing/2016/5/9/chartex" xmlns:cx4="http://schemas.microsoft.com/office/drawing/2016/5/10/chartex" xmlns:cx5="http://schemas.microsoft.com/office/drawing/2016/5/11/chartex" xmlns:cx6="http://schemas.microsoft.com/office/drawing/2016/5/12/chartex" xmlns:cx7="http://schemas.microsoft.com/office/drawing/2016/5/13/chartex" xmlns:cx8="http://schemas.microsoft.com/office/drawing/2016/5/14/chartex" xmlns:mc="http://schemas.openxmlformats.org/markup-compatibility/2006" xmlns:aink="http://schemas.microsoft.com/office/drawing/2016/ink" xmlns:am3d="http://schemas.microsoft.com/office/drawing/2017/model3d" xmlns:o="urn:schemas-microsoft-com:office:office" xmlns:r="http://schemas.openxmlformats.org/officeDocument/2006/relationships" xmlns:m="http://schemas.openxmlformats.org/officeDocument/2006/math" xmlns:v="urn:schemas-microsoft-com:vml" xmlns:wp14="http://schemas.microsoft.com/office/word/2010/wordprocessingDrawing" xmlns:wp="http://schemas.openxmlformats.org/drawingml/2006/wordprocessingDrawing" xmlns:w10="urn:schemas-microsoft-com:office:word" xmlns:w="http://schemas.openxmlformats.org/wordprocessingml/2006/main" xmlns:w14="http://schemas.microsoft.com/office/word/2010/wordml" xmlns:w15="http://schemas.microsoft.com/office/word/2012/wordml" xmlns:w16cex="http://schemas.microsoft.com/office/word/2018/wordml/cex" xmlns:w16cid="http://schemas.microsoft.com/office/word/2016/wordml/cid" xmlns:w16="http://schemas.microsoft.com/office/word/2018/wordml" xmlns:w16se="http://schemas.microsoft.com/office/word/2015/wordml/symex" xmlns:wpg="http://schemas.microsoft.com/office/word/2010/wordprocessingGroup" xmlns:wpi="http://schemas.microsoft.com/office/word/2010/wordprocessingInk" xmlns:wne="http://schemas.microsoft.com/office/word/2006/wordml" xmlns:wps="http://schemas.microsoft.com/office/word/2010/wordprocessingShape" mc:Ignorable="w14 w15 w16se w16cid w16 w16cex wp14">
+<w:endnotes xmlns:ve="http://schemas.openxmlformats.org/markup-compatibility/2006" xmlns:o="urn:schemas-microsoft-com:office:office" xmlns:r="http://schemas.openxmlformats.org/officeDocument/2006/relationships" xmlns:m="http://schemas.openxmlformats.org/officeDocument/2006/math" xmlns:v="urn:schemas-microsoft-com:vml" xmlns:wp="http://schemas.openxmlformats.org/drawingml/2006/wordprocessingDrawing" xmlns:w10="urn:schemas-microsoft-com:office:word" xmlns:w="http://schemas.openxmlformats.org/wordprocessingml/2006/main" xmlns:wne="http://schemas.microsoft.com/office/word/2006/wordml">
   <w:endnote w:type="separator" w:id="-1">
     <w:p>
       <w:r>
@@ -5655,7 +5537,7 @@
 </file>
 
 <file path=word/footer1.xml><?xml version="1.0" encoding="utf-8"?>
-<w:ftr xmlns:wpc="http://schemas.microsoft.com/office/word/2010/wordprocessingCanvas" xmlns:cx="http://schemas.microsoft.com/office/drawing/2014/chartex" xmlns:cx1="http://schemas.microsoft.com/office/drawing/2015/9/8/chartex" xmlns:cx2="http://schemas.microsoft.com/office/drawing/2015/10/21/chartex" xmlns:cx3="http://schemas.microsoft.com/office/drawing/2016/5/9/chartex" xmlns:cx4="http://schemas.microsoft.com/office/drawing/2016/5/10/chartex" xmlns:cx5="http://schemas.microsoft.com/office/drawing/2016/5/11/chartex" xmlns:cx6="http://schemas.microsoft.com/office/drawing/2016/5/12/chartex" xmlns:cx7="http://schemas.microsoft.com/office/drawing/2016/5/13/chartex" xmlns:cx8="http://schemas.microsoft.com/office/drawing/2016/5/14/chartex" xmlns:mc="http://schemas.openxmlformats.org/markup-compatibility/2006" xmlns:aink="http://schemas.microsoft.com/office/drawing/2016/ink" xmlns:am3d="http://schemas.microsoft.com/office/drawing/2017/model3d" xmlns:o="urn:schemas-microsoft-com:office:office" xmlns:r="http://schemas.openxmlformats.org/officeDocument/2006/relationships" xmlns:m="http://schemas.openxmlformats.org/officeDocument/2006/math" xmlns:v="urn:schemas-microsoft-com:vml" xmlns:wp14="http://schemas.microsoft.com/office/word/2010/wordprocessingDrawing" xmlns:wp="http://schemas.openxmlformats.org/drawingml/2006/wordprocessingDrawing" xmlns:w10="urn:schemas-microsoft-com:office:word" xmlns:w="http://schemas.openxmlformats.org/wordprocessingml/2006/main" xmlns:w14="http://schemas.microsoft.com/office/word/2010/wordml" xmlns:w15="http://schemas.microsoft.com/office/word/2012/wordml" xmlns:w16cex="http://schemas.microsoft.com/office/word/2018/wordml/cex" xmlns:w16cid="http://schemas.microsoft.com/office/word/2016/wordml/cid" xmlns:w16="http://schemas.microsoft.com/office/word/2018/wordml" xmlns:w16se="http://schemas.microsoft.com/office/word/2015/wordml/symex" xmlns:wpg="http://schemas.microsoft.com/office/word/2010/wordprocessingGroup" xmlns:wpi="http://schemas.microsoft.com/office/word/2010/wordprocessingInk" xmlns:wne="http://schemas.microsoft.com/office/word/2006/wordml" xmlns:wps="http://schemas.microsoft.com/office/word/2010/wordprocessingShape" mc:Ignorable="w14 w15 w16se w16cid w16 w16cex wp14">
+<w:ftr xmlns:ve="http://schemas.openxmlformats.org/markup-compatibility/2006" xmlns:o="urn:schemas-microsoft-com:office:office" xmlns:r="http://schemas.openxmlformats.org/officeDocument/2006/relationships" xmlns:m="http://schemas.openxmlformats.org/officeDocument/2006/math" xmlns:v="urn:schemas-microsoft-com:vml" xmlns:wp="http://schemas.openxmlformats.org/drawingml/2006/wordprocessingDrawing" xmlns:w10="urn:schemas-microsoft-com:office:word" xmlns:w="http://schemas.openxmlformats.org/wordprocessingml/2006/main" xmlns:wne="http://schemas.microsoft.com/office/word/2006/wordml">
   <w:p>
     <w:pPr>
       <w:pStyle w:val="af3"/>
@@ -5665,7 +5547,7 @@
 </file>
 
 <file path=word/footnotes.xml><?xml version="1.0" encoding="utf-8"?>
-<w:footnotes xmlns:wpc="http://schemas.microsoft.com/office/word/2010/wordprocessingCanvas" xmlns:cx="http://schemas.microsoft.com/office/drawing/2014/chartex" xmlns:cx1="http://schemas.microsoft.com/office/drawing/2015/9/8/chartex" xmlns:cx2="http://schemas.microsoft.com/office/drawing/2015/10/21/chartex" xmlns:cx3="http://schemas.microsoft.com/office/drawing/2016/5/9/chartex" xmlns:cx4="http://schemas.microsoft.com/office/drawing/2016/5/10/chartex" xmlns:cx5="http://schemas.microsoft.com/office/drawing/2016/5/11/chartex" xmlns:cx6="http://schemas.microsoft.com/office/drawing/2016/5/12/chartex" xmlns:cx7="http://schemas.microsoft.com/office/drawing/2016/5/13/chartex" xmlns:cx8="http://schemas.microsoft.com/office/drawing/2016/5/14/chartex" xmlns:mc="http://schemas.openxmlformats.org/markup-compatibility/2006" xmlns:aink="http://schemas.microsoft.com/office/drawing/2016/ink" xmlns:am3d="http://schemas.microsoft.com/office/drawing/2017/model3d" xmlns:o="urn:schemas-microsoft-com:office:office" xmlns:r="http://schemas.openxmlformats.org/officeDocument/2006/relationships" xmlns:m="http://schemas.openxmlformats.org/officeDocument/2006/math" xmlns:v="urn:schemas-microsoft-com:vml" xmlns:wp14="http://schemas.microsoft.com/office/word/2010/wordprocessingDrawing" xmlns:wp="http://schemas.openxmlformats.org/drawingml/2006/wordprocessingDrawing" xmlns:w10="urn:schemas-microsoft-com:office:word" xmlns:w="http://schemas.openxmlformats.org/wordprocessingml/2006/main" xmlns:w14="http://schemas.microsoft.com/office/word/2010/wordml" xmlns:w15="http://schemas.microsoft.com/office/word/2012/wordml" xmlns:w16cex="http://schemas.microsoft.com/office/word/2018/wordml/cex" xmlns:w16cid="http://schemas.microsoft.com/office/word/2016/wordml/cid" xmlns:w16="http://schemas.microsoft.com/office/word/2018/wordml" xmlns:w16se="http://schemas.microsoft.com/office/word/2015/wordml/symex" xmlns:wpg="http://schemas.microsoft.com/office/word/2010/wordprocessingGroup" xmlns:wpi="http://schemas.microsoft.com/office/word/2010/wordprocessingInk" xmlns:wne="http://schemas.microsoft.com/office/word/2006/wordml" xmlns:wps="http://schemas.microsoft.com/office/word/2010/wordprocessingShape" mc:Ignorable="w14 w15 w16se w16cid w16 w16cex wp14">
+<w:footnotes xmlns:ve="http://schemas.openxmlformats.org/markup-compatibility/2006" xmlns:o="urn:schemas-microsoft-com:office:office" xmlns:r="http://schemas.openxmlformats.org/officeDocument/2006/relationships" xmlns:m="http://schemas.openxmlformats.org/officeDocument/2006/math" xmlns:v="urn:schemas-microsoft-com:vml" xmlns:wp="http://schemas.openxmlformats.org/drawingml/2006/wordprocessingDrawing" xmlns:w10="urn:schemas-microsoft-com:office:word" xmlns:w="http://schemas.openxmlformats.org/wordprocessingml/2006/main" xmlns:wne="http://schemas.microsoft.com/office/word/2006/wordml">
   <w:footnote w:type="separator" w:id="-1">
     <w:p>
       <w:r>
@@ -5684,7 +5566,7 @@
 </file>
 
 <file path=word/header1.xml><?xml version="1.0" encoding="utf-8"?>
-<w:hdr xmlns:wpc="http://schemas.microsoft.com/office/word/2010/wordprocessingCanvas" xmlns:cx="http://schemas.microsoft.com/office/drawing/2014/chartex" xmlns:cx1="http://schemas.microsoft.com/office/drawing/2015/9/8/chartex" xmlns:cx2="http://schemas.microsoft.com/office/drawing/2015/10/21/chartex" xmlns:cx3="http://schemas.microsoft.com/office/drawing/2016/5/9/chartex" xmlns:cx4="http://schemas.microsoft.com/office/drawing/2016/5/10/chartex" xmlns:cx5="http://schemas.microsoft.com/office/drawing/2016/5/11/chartex" xmlns:cx6="http://schemas.microsoft.com/office/drawing/2016/5/12/chartex" xmlns:cx7="http://schemas.microsoft.com/office/drawing/2016/5/13/chartex" xmlns:cx8="http://schemas.microsoft.com/office/drawing/2016/5/14/chartex" xmlns:mc="http://schemas.openxmlformats.org/markup-compatibility/2006" xmlns:aink="http://schemas.microsoft.com/office/drawing/2016/ink" xmlns:am3d="http://schemas.microsoft.com/office/drawing/2017/model3d" xmlns:o="urn:schemas-microsoft-com:office:office" xmlns:r="http://schemas.openxmlformats.org/officeDocument/2006/relationships" xmlns:m="http://schemas.openxmlformats.org/officeDocument/2006/math" xmlns:v="urn:schemas-microsoft-com:vml" xmlns:wp14="http://schemas.microsoft.com/office/word/2010/wordprocessingDrawing" xmlns:wp="http://schemas.openxmlformats.org/drawingml/2006/wordprocessingDrawing" xmlns:w10="urn:schemas-microsoft-com:office:word" xmlns:w="http://schemas.openxmlformats.org/wordprocessingml/2006/main" xmlns:w14="http://schemas.microsoft.com/office/word/2010/wordml" xmlns:w15="http://schemas.microsoft.com/office/word/2012/wordml" xmlns:w16cex="http://schemas.microsoft.com/office/word/2018/wordml/cex" xmlns:w16cid="http://schemas.microsoft.com/office/word/2016/wordml/cid" xmlns:w16="http://schemas.microsoft.com/office/word/2018/wordml" xmlns:w16se="http://schemas.microsoft.com/office/word/2015/wordml/symex" xmlns:wpg="http://schemas.microsoft.com/office/word/2010/wordprocessingGroup" xmlns:wpi="http://schemas.microsoft.com/office/word/2010/wordprocessingInk" xmlns:wne="http://schemas.microsoft.com/office/word/2006/wordml" xmlns:wps="http://schemas.microsoft.com/office/word/2010/wordprocessingShape" mc:Ignorable="w14 w15 w16se w16cid w16 w16cex wp14">
+<w:hdr xmlns:ve="http://schemas.openxmlformats.org/markup-compatibility/2006" xmlns:o="urn:schemas-microsoft-com:office:office" xmlns:r="http://schemas.openxmlformats.org/officeDocument/2006/relationships" xmlns:m="http://schemas.openxmlformats.org/officeDocument/2006/math" xmlns:v="urn:schemas-microsoft-com:vml" xmlns:wp="http://schemas.openxmlformats.org/drawingml/2006/wordprocessingDrawing" xmlns:w10="urn:schemas-microsoft-com:office:word" xmlns:w="http://schemas.openxmlformats.org/wordprocessingml/2006/main" xmlns:wne="http://schemas.microsoft.com/office/word/2006/wordml">
   <w:p>
     <w:pPr>
       <w:pStyle w:val="ad"/>
@@ -5694,8 +5576,8 @@
 </file>
 
 <file path=word/numbering.xml><?xml version="1.0" encoding="utf-8"?>
-<w:numbering xmlns:wpc="http://schemas.microsoft.com/office/word/2010/wordprocessingCanvas" xmlns:cx="http://schemas.microsoft.com/office/drawing/2014/chartex" xmlns:cx1="http://schemas.microsoft.com/office/drawing/2015/9/8/chartex" xmlns:cx2="http://schemas.microsoft.com/office/drawing/2015/10/21/chartex" xmlns:cx3="http://schemas.microsoft.com/office/drawing/2016/5/9/chartex" xmlns:cx4="http://schemas.microsoft.com/office/drawing/2016/5/10/chartex" xmlns:cx5="http://schemas.microsoft.com/office/drawing/2016/5/11/chartex" xmlns:cx6="http://schemas.microsoft.com/office/drawing/2016/5/12/chartex" xmlns:cx7="http://schemas.microsoft.com/office/drawing/2016/5/13/chartex" xmlns:cx8="http://schemas.microsoft.com/office/drawing/2016/5/14/chartex" xmlns:mc="http://schemas.openxmlformats.org/markup-compatibility/2006" xmlns:aink="http://schemas.microsoft.com/office/drawing/2016/ink" xmlns:am3d="http://schemas.microsoft.com/office/drawing/2017/model3d" xmlns:o="urn:schemas-microsoft-com:office:office" xmlns:r="http://schemas.openxmlformats.org/officeDocument/2006/relationships" xmlns:m="http://schemas.openxmlformats.org/officeDocument/2006/math" xmlns:v="urn:schemas-microsoft-com:vml" xmlns:wp14="http://schemas.microsoft.com/office/word/2010/wordprocessingDrawing" xmlns:wp="http://schemas.openxmlformats.org/drawingml/2006/wordprocessingDrawing" xmlns:w10="urn:schemas-microsoft-com:office:word" xmlns:w="http://schemas.openxmlformats.org/wordprocessingml/2006/main" xmlns:w14="http://schemas.microsoft.com/office/word/2010/wordml" xmlns:w15="http://schemas.microsoft.com/office/word/2012/wordml" xmlns:w16cex="http://schemas.microsoft.com/office/word/2018/wordml/cex" xmlns:w16cid="http://schemas.microsoft.com/office/word/2016/wordml/cid" xmlns:w16="http://schemas.microsoft.com/office/word/2018/wordml" xmlns:w16se="http://schemas.microsoft.com/office/word/2015/wordml/symex" xmlns:wpg="http://schemas.microsoft.com/office/word/2010/wordprocessingGroup" xmlns:wpi="http://schemas.microsoft.com/office/word/2010/wordprocessingInk" xmlns:wne="http://schemas.microsoft.com/office/word/2006/wordml" xmlns:wps="http://schemas.microsoft.com/office/word/2010/wordprocessingShape" mc:Ignorable="w14 w15 w16se w16cid w16 w16cex wp14">
-  <w:abstractNum w:abstractNumId="0" w15:restartNumberingAfterBreak="0">
+<w:numbering xmlns:ve="http://schemas.openxmlformats.org/markup-compatibility/2006" xmlns:o="urn:schemas-microsoft-com:office:office" xmlns:r="http://schemas.openxmlformats.org/officeDocument/2006/relationships" xmlns:m="http://schemas.openxmlformats.org/officeDocument/2006/math" xmlns:v="urn:schemas-microsoft-com:vml" xmlns:wp="http://schemas.openxmlformats.org/drawingml/2006/wordprocessingDrawing" xmlns:w10="urn:schemas-microsoft-com:office:word" xmlns:w="http://schemas.openxmlformats.org/wordprocessingml/2006/main" xmlns:wne="http://schemas.microsoft.com/office/word/2006/wordml">
+  <w:abstractNum w:abstractNumId="0">
     <w:nsid w:val="06081FBB"/>
     <w:multiLevelType w:val="multilevel"/>
     <w:tmpl w:val="06081FBB"/>
@@ -5788,7 +5670,7 @@
       </w:pPr>
     </w:lvl>
   </w:abstractNum>
-  <w:abstractNum w:abstractNumId="1" w15:restartNumberingAfterBreak="0">
+  <w:abstractNum w:abstractNumId="1">
     <w:nsid w:val="19E64424"/>
     <w:multiLevelType w:val="multilevel"/>
     <w:tmpl w:val="19E64424"/>
@@ -5878,7 +5760,7 @@
       </w:pPr>
     </w:lvl>
   </w:abstractNum>
-  <w:abstractNum w:abstractNumId="2" w15:restartNumberingAfterBreak="0">
+  <w:abstractNum w:abstractNumId="2">
     <w:nsid w:val="20A758E7"/>
     <w:multiLevelType w:val="multilevel"/>
     <w:tmpl w:val="20A758E7"/>
@@ -5971,7 +5853,7 @@
       </w:pPr>
     </w:lvl>
   </w:abstractNum>
-  <w:abstractNum w:abstractNumId="3" w15:restartNumberingAfterBreak="0">
+  <w:abstractNum w:abstractNumId="3">
     <w:nsid w:val="28753CAC"/>
     <w:multiLevelType w:val="multilevel"/>
     <w:tmpl w:val="28753CAC"/>
@@ -6061,7 +5943,7 @@
       </w:pPr>
     </w:lvl>
   </w:abstractNum>
-  <w:abstractNum w:abstractNumId="4" w15:restartNumberingAfterBreak="0">
+  <w:abstractNum w:abstractNumId="4">
     <w:nsid w:val="3D702699"/>
     <w:multiLevelType w:val="multilevel"/>
     <w:tmpl w:val="3D702699"/>
@@ -6176,7 +6058,7 @@
       </w:rPr>
     </w:lvl>
   </w:abstractNum>
-  <w:abstractNum w:abstractNumId="5" w15:restartNumberingAfterBreak="0">
+  <w:abstractNum w:abstractNumId="5">
     <w:nsid w:val="49FF1202"/>
     <w:multiLevelType w:val="multilevel"/>
     <w:tmpl w:val="49FF1202"/>
@@ -6291,7 +6173,7 @@
       </w:rPr>
     </w:lvl>
   </w:abstractNum>
-  <w:abstractNum w:abstractNumId="6" w15:restartNumberingAfterBreak="0">
+  <w:abstractNum w:abstractNumId="6">
     <w:nsid w:val="56135FC2"/>
     <w:multiLevelType w:val="multilevel"/>
     <w:tmpl w:val="56135FC2"/>
@@ -6384,7 +6266,7 @@
       </w:pPr>
     </w:lvl>
   </w:abstractNum>
-  <w:abstractNum w:abstractNumId="7" w15:restartNumberingAfterBreak="0">
+  <w:abstractNum w:abstractNumId="7">
     <w:nsid w:val="5DA42C67"/>
     <w:multiLevelType w:val="multilevel"/>
     <w:tmpl w:val="5DA42C67"/>
@@ -6477,7 +6359,7 @@
       </w:pPr>
     </w:lvl>
   </w:abstractNum>
-  <w:abstractNum w:abstractNumId="8" w15:restartNumberingAfterBreak="0">
+  <w:abstractNum w:abstractNumId="8">
     <w:nsid w:val="65C616A4"/>
     <w:multiLevelType w:val="multilevel"/>
     <w:tmpl w:val="65C616A4"/>
@@ -6598,7 +6480,7 @@
 </file>
 
 <file path=word/styles.xml><?xml version="1.0" encoding="utf-8"?>
-<w:styles xmlns:mc="http://schemas.openxmlformats.org/markup-compatibility/2006" xmlns:r="http://schemas.openxmlformats.org/officeDocument/2006/relationships" xmlns:w="http://schemas.openxmlformats.org/wordprocessingml/2006/main" xmlns:w14="http://schemas.microsoft.com/office/word/2010/wordml" xmlns:w15="http://schemas.microsoft.com/office/word/2012/wordml" xmlns:w16cex="http://schemas.microsoft.com/office/word/2018/wordml/cex" xmlns:w16cid="http://schemas.microsoft.com/office/word/2016/wordml/cid" xmlns:w16="http://schemas.microsoft.com/office/word/2018/wordml" xmlns:w16se="http://schemas.microsoft.com/office/word/2015/wordml/symex" mc:Ignorable="w14 w15 w16se w16cid w16 w16cex">
+<w:styles xmlns:r="http://schemas.openxmlformats.org/officeDocument/2006/relationships" xmlns:w="http://schemas.openxmlformats.org/wordprocessingml/2006/main">
   <w:docDefaults>
     <w:rPrDefault>
       <w:rPr>
@@ -6608,383 +6490,157 @@
     </w:rPrDefault>
     <w:pPrDefault/>
   </w:docDefaults>
-  <w:latentStyles w:defLockedState="0" w:defUIPriority="99" w:defSemiHidden="0" w:defUnhideWhenUsed="0" w:defQFormat="0" w:count="376">
-    <w:lsdException w:name="Normal" w:uiPriority="0" w:qFormat="1"/>
-    <w:lsdException w:name="heading 1" w:uiPriority="9" w:qFormat="1"/>
-    <w:lsdException w:name="heading 2" w:semiHidden="1" w:uiPriority="9" w:unhideWhenUsed="1" w:qFormat="1"/>
-    <w:lsdException w:name="heading 3" w:semiHidden="1" w:uiPriority="9" w:unhideWhenUsed="1" w:qFormat="1"/>
-    <w:lsdException w:name="heading 4" w:semiHidden="1" w:uiPriority="9" w:unhideWhenUsed="1" w:qFormat="1"/>
-    <w:lsdException w:name="heading 5" w:semiHidden="1" w:uiPriority="9" w:unhideWhenUsed="1" w:qFormat="1"/>
-    <w:lsdException w:name="heading 6" w:semiHidden="1" w:uiPriority="9" w:unhideWhenUsed="1" w:qFormat="1"/>
-    <w:lsdException w:name="heading 7" w:semiHidden="1" w:uiPriority="9" w:unhideWhenUsed="1" w:qFormat="1"/>
-    <w:lsdException w:name="heading 8" w:semiHidden="1" w:uiPriority="9" w:unhideWhenUsed="1" w:qFormat="1"/>
-    <w:lsdException w:name="heading 9" w:semiHidden="1" w:uiPriority="9" w:unhideWhenUsed="1" w:qFormat="1"/>
-    <w:lsdException w:name="index 1" w:semiHidden="1" w:unhideWhenUsed="1"/>
-    <w:lsdException w:name="index 2" w:semiHidden="1" w:unhideWhenUsed="1"/>
-    <w:lsdException w:name="index 3" w:semiHidden="1" w:unhideWhenUsed="1"/>
-    <w:lsdException w:name="index 4" w:semiHidden="1" w:unhideWhenUsed="1"/>
-    <w:lsdException w:name="index 5" w:semiHidden="1" w:unhideWhenUsed="1"/>
-    <w:lsdException w:name="index 6" w:semiHidden="1" w:unhideWhenUsed="1"/>
-    <w:lsdException w:name="index 7" w:semiHidden="1" w:unhideWhenUsed="1"/>
-    <w:lsdException w:name="index 8" w:semiHidden="1" w:unhideWhenUsed="1"/>
-    <w:lsdException w:name="index 9" w:semiHidden="1" w:unhideWhenUsed="1"/>
-    <w:lsdException w:name="toc 1" w:semiHidden="1" w:uiPriority="39" w:unhideWhenUsed="1" w:qFormat="1"/>
-    <w:lsdException w:name="toc 2" w:semiHidden="1" w:uiPriority="39" w:unhideWhenUsed="1" w:qFormat="1"/>
-    <w:lsdException w:name="toc 3" w:semiHidden="1" w:uiPriority="39" w:unhideWhenUsed="1" w:qFormat="1"/>
-    <w:lsdException w:name="toc 4" w:semiHidden="1" w:uiPriority="39" w:unhideWhenUsed="1" w:qFormat="1"/>
-    <w:lsdException w:name="toc 5" w:semiHidden="1" w:uiPriority="39" w:unhideWhenUsed="1" w:qFormat="1"/>
-    <w:lsdException w:name="toc 6" w:semiHidden="1" w:uiPriority="39" w:unhideWhenUsed="1" w:qFormat="1"/>
-    <w:lsdException w:name="toc 7" w:semiHidden="1" w:uiPriority="39" w:unhideWhenUsed="1" w:qFormat="1"/>
-    <w:lsdException w:name="toc 8" w:semiHidden="1" w:uiPriority="39" w:unhideWhenUsed="1" w:qFormat="1"/>
-    <w:lsdException w:name="toc 9" w:semiHidden="1" w:uiPriority="39" w:unhideWhenUsed="1" w:qFormat="1"/>
-    <w:lsdException w:name="Normal Indent" w:semiHidden="1" w:unhideWhenUsed="1"/>
-    <w:lsdException w:name="footnote text" w:semiHidden="1" w:unhideWhenUsed="1" w:qFormat="1"/>
-    <w:lsdException w:name="annotation text" w:semiHidden="1" w:unhideWhenUsed="1"/>
-    <w:lsdException w:name="header" w:semiHidden="1" w:unhideWhenUsed="1" w:qFormat="1"/>
-    <w:lsdException w:name="footer" w:semiHidden="1" w:unhideWhenUsed="1" w:qFormat="1"/>
-    <w:lsdException w:name="index heading" w:semiHidden="1" w:unhideWhenUsed="1"/>
-    <w:lsdException w:name="caption" w:semiHidden="1" w:uiPriority="0" w:qFormat="1"/>
-    <w:lsdException w:name="table of figures" w:semiHidden="1" w:unhideWhenUsed="1" w:qFormat="1"/>
-    <w:lsdException w:name="envelope address" w:semiHidden="1" w:unhideWhenUsed="1"/>
-    <w:lsdException w:name="envelope return" w:semiHidden="1" w:unhideWhenUsed="1"/>
-    <w:lsdException w:name="footnote reference" w:semiHidden="1" w:unhideWhenUsed="1" w:qFormat="1"/>
-    <w:lsdException w:name="annotation reference" w:semiHidden="1" w:unhideWhenUsed="1"/>
-    <w:lsdException w:name="line number" w:semiHidden="1" w:uiPriority="0" w:qFormat="1"/>
-    <w:lsdException w:name="page number" w:semiHidden="1" w:unhideWhenUsed="1"/>
-    <w:lsdException w:name="endnote reference" w:semiHidden="1" w:unhideWhenUsed="1" w:qFormat="1"/>
-    <w:lsdException w:name="endnote text" w:semiHidden="1" w:unhideWhenUsed="1" w:qFormat="1"/>
-    <w:lsdException w:name="table of authorities" w:semiHidden="1" w:unhideWhenUsed="1"/>
-    <w:lsdException w:name="macro" w:semiHidden="1" w:unhideWhenUsed="1"/>
-    <w:lsdException w:name="toa heading" w:semiHidden="1" w:unhideWhenUsed="1"/>
-    <w:lsdException w:name="List" w:uiPriority="0" w:qFormat="1"/>
-    <w:lsdException w:name="List Bullet" w:semiHidden="1" w:unhideWhenUsed="1"/>
-    <w:lsdException w:name="List Number" w:semiHidden="1" w:unhideWhenUsed="1"/>
-    <w:lsdException w:name="List 2" w:semiHidden="1" w:unhideWhenUsed="1"/>
-    <w:lsdException w:name="List 3" w:semiHidden="1" w:unhideWhenUsed="1"/>
-    <w:lsdException w:name="List 4" w:semiHidden="1" w:unhideWhenUsed="1"/>
-    <w:lsdException w:name="List 5" w:semiHidden="1" w:unhideWhenUsed="1"/>
-    <w:lsdException w:name="List Bullet 2" w:semiHidden="1" w:unhideWhenUsed="1"/>
-    <w:lsdException w:name="List Bullet 3" w:semiHidden="1" w:unhideWhenUsed="1"/>
-    <w:lsdException w:name="List Bullet 4" w:semiHidden="1" w:unhideWhenUsed="1"/>
-    <w:lsdException w:name="List Bullet 5" w:semiHidden="1" w:unhideWhenUsed="1"/>
-    <w:lsdException w:name="List Number 2" w:semiHidden="1" w:unhideWhenUsed="1"/>
-    <w:lsdException w:name="List Number 3" w:semiHidden="1" w:unhideWhenUsed="1"/>
-    <w:lsdException w:name="List Number 4" w:semiHidden="1" w:unhideWhenUsed="1"/>
-    <w:lsdException w:name="List Number 5" w:semiHidden="1" w:unhideWhenUsed="1"/>
-    <w:lsdException w:name="Title" w:uiPriority="10" w:qFormat="1"/>
-    <w:lsdException w:name="Closing" w:semiHidden="1" w:unhideWhenUsed="1"/>
-    <w:lsdException w:name="Signature" w:semiHidden="1" w:unhideWhenUsed="1"/>
-    <w:lsdException w:name="Default Paragraph Font" w:semiHidden="1" w:uiPriority="1" w:unhideWhenUsed="1"/>
-    <w:lsdException w:name="Body Text" w:semiHidden="1" w:uiPriority="0" w:qFormat="1"/>
-    <w:lsdException w:name="Body Text Indent" w:semiHidden="1" w:unhideWhenUsed="1"/>
-    <w:lsdException w:name="List Continue" w:semiHidden="1" w:unhideWhenUsed="1"/>
-    <w:lsdException w:name="List Continue 2" w:semiHidden="1" w:unhideWhenUsed="1"/>
-    <w:lsdException w:name="List Continue 3" w:semiHidden="1" w:unhideWhenUsed="1"/>
-    <w:lsdException w:name="List Continue 4" w:semiHidden="1" w:unhideWhenUsed="1"/>
-    <w:lsdException w:name="List Continue 5" w:semiHidden="1" w:unhideWhenUsed="1"/>
-    <w:lsdException w:name="Message Header" w:semiHidden="1" w:unhideWhenUsed="1"/>
-    <w:lsdException w:name="Subtitle" w:uiPriority="11" w:qFormat="1"/>
-    <w:lsdException w:name="Salutation" w:semiHidden="1" w:unhideWhenUsed="1"/>
-    <w:lsdException w:name="Date" w:semiHidden="1" w:unhideWhenUsed="1"/>
-    <w:lsdException w:name="Body Text First Indent" w:semiHidden="1" w:unhideWhenUsed="1"/>
-    <w:lsdException w:name="Body Text First Indent 2" w:semiHidden="1" w:unhideWhenUsed="1"/>
-    <w:lsdException w:name="Note Heading" w:semiHidden="1" w:unhideWhenUsed="1"/>
-    <w:lsdException w:name="Body Text 2" w:semiHidden="1" w:unhideWhenUsed="1"/>
-    <w:lsdException w:name="Body Text 3" w:semiHidden="1" w:unhideWhenUsed="1"/>
-    <w:lsdException w:name="Body Text Indent 2" w:semiHidden="1" w:unhideWhenUsed="1"/>
-    <w:lsdException w:name="Body Text Indent 3" w:semiHidden="1" w:unhideWhenUsed="1"/>
-    <w:lsdException w:name="Block Text" w:semiHidden="1" w:unhideWhenUsed="1"/>
-    <w:lsdException w:name="Hyperlink" w:semiHidden="1" w:uiPriority="0" w:qFormat="1"/>
-    <w:lsdException w:name="FollowedHyperlink" w:semiHidden="1" w:unhideWhenUsed="1"/>
-    <w:lsdException w:name="Strong" w:uiPriority="22" w:qFormat="1"/>
-    <w:lsdException w:name="Emphasis" w:uiPriority="20" w:qFormat="1"/>
-    <w:lsdException w:name="Document Map" w:semiHidden="1" w:unhideWhenUsed="1"/>
-    <w:lsdException w:name="Plain Text" w:semiHidden="1" w:unhideWhenUsed="1"/>
-    <w:lsdException w:name="E-mail Signature" w:semiHidden="1" w:unhideWhenUsed="1"/>
-    <w:lsdException w:name="HTML Top of Form" w:semiHidden="1" w:unhideWhenUsed="1"/>
-    <w:lsdException w:name="HTML Bottom of Form" w:semiHidden="1" w:unhideWhenUsed="1"/>
-    <w:lsdException w:name="Normal (Web)" w:semiHidden="1" w:unhideWhenUsed="1"/>
-    <w:lsdException w:name="HTML Acronym" w:semiHidden="1" w:unhideWhenUsed="1"/>
-    <w:lsdException w:name="HTML Address" w:semiHidden="1" w:unhideWhenUsed="1"/>
-    <w:lsdException w:name="HTML Cite" w:semiHidden="1" w:unhideWhenUsed="1"/>
-    <w:lsdException w:name="HTML Code" w:semiHidden="1" w:unhideWhenUsed="1"/>
-    <w:lsdException w:name="HTML Definition" w:semiHidden="1" w:unhideWhenUsed="1"/>
-    <w:lsdException w:name="HTML Keyboard" w:semiHidden="1" w:unhideWhenUsed="1"/>
-    <w:lsdException w:name="HTML Preformatted" w:semiHidden="1" w:unhideWhenUsed="1"/>
-    <w:lsdException w:name="HTML Sample" w:semiHidden="1" w:unhideWhenUsed="1"/>
-    <w:lsdException w:name="HTML Typewriter" w:semiHidden="1" w:unhideWhenUsed="1"/>
-    <w:lsdException w:name="HTML Variable" w:semiHidden="1" w:unhideWhenUsed="1"/>
-    <w:lsdException w:name="Normal Table" w:semiHidden="1" w:unhideWhenUsed="1"/>
-    <w:lsdException w:name="annotation subject" w:semiHidden="1" w:unhideWhenUsed="1"/>
-    <w:lsdException w:name="No List" w:semiHidden="1" w:unhideWhenUsed="1"/>
-    <w:lsdException w:name="Outline List 1" w:semiHidden="1" w:unhideWhenUsed="1"/>
-    <w:lsdException w:name="Outline List 2" w:semiHidden="1" w:unhideWhenUsed="1"/>
-    <w:lsdException w:name="Outline List 3" w:semiHidden="1" w:unhideWhenUsed="1"/>
-    <w:lsdException w:name="Table Simple 1" w:semiHidden="1" w:uiPriority="0" w:unhideWhenUsed="1" w:qFormat="1"/>
-    <w:lsdException w:name="Table Simple 2" w:semiHidden="1" w:unhideWhenUsed="1"/>
-    <w:lsdException w:name="Table Simple 3" w:semiHidden="1" w:unhideWhenUsed="1"/>
-    <w:lsdException w:name="Table Classic 1" w:semiHidden="1" w:unhideWhenUsed="1"/>
-    <w:lsdException w:name="Table Classic 2" w:semiHidden="1" w:unhideWhenUsed="1"/>
-    <w:lsdException w:name="Table Classic 3" w:semiHidden="1" w:unhideWhenUsed="1"/>
-    <w:lsdException w:name="Table Classic 4" w:semiHidden="1" w:unhideWhenUsed="1"/>
-    <w:lsdException w:name="Table Colorful 1" w:semiHidden="1" w:unhideWhenUsed="1"/>
-    <w:lsdException w:name="Table Colorful 2" w:semiHidden="1" w:unhideWhenUsed="1"/>
-    <w:lsdException w:name="Table Colorful 3" w:semiHidden="1" w:unhideWhenUsed="1"/>
-    <w:lsdException w:name="Table Columns 1" w:semiHidden="1" w:unhideWhenUsed="1"/>
-    <w:lsdException w:name="Table Columns 2" w:semiHidden="1" w:unhideWhenUsed="1"/>
-    <w:lsdException w:name="Table Columns 3" w:semiHidden="1" w:unhideWhenUsed="1"/>
-    <w:lsdException w:name="Table Columns 4" w:semiHidden="1" w:unhideWhenUsed="1"/>
-    <w:lsdException w:name="Table Columns 5" w:semiHidden="1" w:unhideWhenUsed="1"/>
-    <w:lsdException w:name="Table Grid 1" w:semiHidden="1" w:unhideWhenUsed="1"/>
-    <w:lsdException w:name="Table Grid 2" w:semiHidden="1" w:unhideWhenUsed="1"/>
-    <w:lsdException w:name="Table Grid 3" w:semiHidden="1" w:unhideWhenUsed="1"/>
-    <w:lsdException w:name="Table Grid 4" w:semiHidden="1" w:unhideWhenUsed="1"/>
-    <w:lsdException w:name="Table Grid 5" w:semiHidden="1" w:unhideWhenUsed="1"/>
-    <w:lsdException w:name="Table Grid 6" w:semiHidden="1" w:unhideWhenUsed="1"/>
-    <w:lsdException w:name="Table Grid 7" w:semiHidden="1" w:unhideWhenUsed="1"/>
-    <w:lsdException w:name="Table Grid 8" w:semiHidden="1" w:unhideWhenUsed="1"/>
-    <w:lsdException w:name="Table List 1" w:semiHidden="1" w:unhideWhenUsed="1"/>
-    <w:lsdException w:name="Table List 2" w:semiHidden="1" w:unhideWhenUsed="1"/>
-    <w:lsdException w:name="Table List 3" w:semiHidden="1" w:unhideWhenUsed="1"/>
-    <w:lsdException w:name="Table List 4" w:semiHidden="1" w:unhideWhenUsed="1"/>
-    <w:lsdException w:name="Table List 5" w:semiHidden="1" w:unhideWhenUsed="1"/>
-    <w:lsdException w:name="Table List 6" w:semiHidden="1" w:unhideWhenUsed="1"/>
-    <w:lsdException w:name="Table List 7" w:semiHidden="1" w:unhideWhenUsed="1"/>
-    <w:lsdException w:name="Table List 8" w:semiHidden="1" w:unhideWhenUsed="1"/>
-    <w:lsdException w:name="Table 3D effects 1" w:semiHidden="1" w:unhideWhenUsed="1"/>
-    <w:lsdException w:name="Table 3D effects 2" w:semiHidden="1" w:unhideWhenUsed="1"/>
-    <w:lsdException w:name="Table 3D effects 3" w:semiHidden="1" w:unhideWhenUsed="1"/>
-    <w:lsdException w:name="Table Contemporary" w:semiHidden="1" w:unhideWhenUsed="1"/>
-    <w:lsdException w:name="Table Elegant" w:semiHidden="1" w:unhideWhenUsed="1"/>
-    <w:lsdException w:name="Table Professional" w:semiHidden="1" w:unhideWhenUsed="1"/>
-    <w:lsdException w:name="Table Subtle 1" w:semiHidden="1" w:unhideWhenUsed="1"/>
-    <w:lsdException w:name="Table Subtle 2" w:semiHidden="1" w:unhideWhenUsed="1"/>
-    <w:lsdException w:name="Table Web 1" w:semiHidden="1" w:unhideWhenUsed="1"/>
-    <w:lsdException w:name="Table Web 2" w:semiHidden="1" w:unhideWhenUsed="1"/>
-    <w:lsdException w:name="Table Web 3" w:semiHidden="1" w:unhideWhenUsed="1"/>
-    <w:lsdException w:name="Balloon Text" w:uiPriority="0" w:qFormat="1"/>
-    <w:lsdException w:name="Table Grid" w:uiPriority="59"/>
-    <w:lsdException w:name="Table Theme" w:semiHidden="1" w:unhideWhenUsed="1"/>
-    <w:lsdException w:name="Placeholder Text" w:semiHidden="1"/>
-    <w:lsdException w:name="No Spacing" w:uiPriority="1" w:qFormat="1"/>
-    <w:lsdException w:name="Light Shading"/>
-    <w:lsdException w:name="Light List"/>
-    <w:lsdException w:name="Light Grid"/>
-    <w:lsdException w:name="Medium Shading 1"/>
-    <w:lsdException w:name="Medium Shading 2"/>
-    <w:lsdException w:name="Medium List 1"/>
-    <w:lsdException w:name="Medium List 2"/>
-    <w:lsdException w:name="Medium Grid 1"/>
-    <w:lsdException w:name="Medium Grid 2"/>
-    <w:lsdException w:name="Medium Grid 3"/>
-    <w:lsdException w:name="Dark List"/>
-    <w:lsdException w:name="Colorful Shading"/>
-    <w:lsdException w:name="Colorful List"/>
-    <w:lsdException w:name="Colorful Grid"/>
-    <w:lsdException w:name="Light Shading Accent 1"/>
-    <w:lsdException w:name="Light List Accent 1"/>
-    <w:lsdException w:name="Light Grid Accent 1"/>
-    <w:lsdException w:name="Medium Shading 1 Accent 1"/>
-    <w:lsdException w:name="Medium Shading 2 Accent 1"/>
-    <w:lsdException w:name="Medium List 1 Accent 1"/>
-    <w:lsdException w:name="Revision" w:semiHidden="1"/>
-    <w:lsdException w:name="List Paragraph" w:uiPriority="34" w:qFormat="1"/>
-    <w:lsdException w:name="Quote" w:uiPriority="29" w:qFormat="1"/>
-    <w:lsdException w:name="Intense Quote" w:uiPriority="30" w:qFormat="1"/>
-    <w:lsdException w:name="Medium List 2 Accent 1"/>
-    <w:lsdException w:name="Medium Grid 1 Accent 1"/>
-    <w:lsdException w:name="Medium Grid 2 Accent 1"/>
-    <w:lsdException w:name="Medium Grid 3 Accent 1"/>
-    <w:lsdException w:name="Dark List Accent 1"/>
-    <w:lsdException w:name="Colorful Shading Accent 1"/>
-    <w:lsdException w:name="Colorful List Accent 1"/>
-    <w:lsdException w:name="Colorful Grid Accent 1"/>
-    <w:lsdException w:name="Light Shading Accent 2"/>
-    <w:lsdException w:name="Light List Accent 2"/>
-    <w:lsdException w:name="Light Grid Accent 2"/>
-    <w:lsdException w:name="Medium Shading 1 Accent 2"/>
-    <w:lsdException w:name="Medium Shading 2 Accent 2"/>
-    <w:lsdException w:name="Medium List 1 Accent 2"/>
-    <w:lsdException w:name="Medium List 2 Accent 2"/>
-    <w:lsdException w:name="Medium Grid 1 Accent 2"/>
-    <w:lsdException w:name="Medium Grid 2 Accent 2"/>
-    <w:lsdException w:name="Medium Grid 3 Accent 2"/>
-    <w:lsdException w:name="Dark List Accent 2"/>
-    <w:lsdException w:name="Colorful Shading Accent 2"/>
-    <w:lsdException w:name="Colorful List Accent 2"/>
-    <w:lsdException w:name="Colorful Grid Accent 2"/>
-    <w:lsdException w:name="Light Shading Accent 3"/>
-    <w:lsdException w:name="Light List Accent 3"/>
-    <w:lsdException w:name="Light Grid Accent 3"/>
-    <w:lsdException w:name="Medium Shading 1 Accent 3"/>
-    <w:lsdException w:name="Medium Shading 2 Accent 3"/>
-    <w:lsdException w:name="Medium List 1 Accent 3"/>
-    <w:lsdException w:name="Medium List 2 Accent 3"/>
-    <w:lsdException w:name="Medium Grid 1 Accent 3"/>
-    <w:lsdException w:name="Medium Grid 2 Accent 3"/>
-    <w:lsdException w:name="Medium Grid 3 Accent 3"/>
-    <w:lsdException w:name="Dark List Accent 3"/>
-    <w:lsdException w:name="Colorful Shading Accent 3"/>
-    <w:lsdException w:name="Colorful List Accent 3"/>
-    <w:lsdException w:name="Colorful Grid Accent 3"/>
-    <w:lsdException w:name="Light Shading Accent 4"/>
-    <w:lsdException w:name="Light List Accent 4"/>
-    <w:lsdException w:name="Light Grid Accent 4"/>
-    <w:lsdException w:name="Medium Shading 1 Accent 4"/>
-    <w:lsdException w:name="Medium Shading 2 Accent 4"/>
-    <w:lsdException w:name="Medium List 1 Accent 4"/>
-    <w:lsdException w:name="Medium List 2 Accent 4"/>
-    <w:lsdException w:name="Medium Grid 1 Accent 4"/>
-    <w:lsdException w:name="Medium Grid 2 Accent 4"/>
-    <w:lsdException w:name="Medium Grid 3 Accent 4"/>
-    <w:lsdException w:name="Dark List Accent 4"/>
-    <w:lsdException w:name="Colorful Shading Accent 4"/>
-    <w:lsdException w:name="Colorful List Accent 4"/>
-    <w:lsdException w:name="Colorful Grid Accent 4"/>
-    <w:lsdException w:name="Light Shading Accent 5"/>
-    <w:lsdException w:name="Light List Accent 5"/>
-    <w:lsdException w:name="Light Grid Accent 5"/>
-    <w:lsdException w:name="Medium Shading 1 Accent 5"/>
-    <w:lsdException w:name="Medium Shading 2 Accent 5"/>
-    <w:lsdException w:name="Medium List 1 Accent 5"/>
-    <w:lsdException w:name="Medium List 2 Accent 5"/>
-    <w:lsdException w:name="Medium Grid 1 Accent 5"/>
-    <w:lsdException w:name="Medium Grid 2 Accent 5"/>
-    <w:lsdException w:name="Medium Grid 3 Accent 5"/>
-    <w:lsdException w:name="Dark List Accent 5"/>
-    <w:lsdException w:name="Colorful Shading Accent 5"/>
-    <w:lsdException w:name="Colorful List Accent 5"/>
-    <w:lsdException w:name="Colorful Grid Accent 5"/>
-    <w:lsdException w:name="Light Shading Accent 6"/>
-    <w:lsdException w:name="Light List Accent 6"/>
-    <w:lsdException w:name="Light Grid Accent 6"/>
-    <w:lsdException w:name="Medium Shading 1 Accent 6"/>
-    <w:lsdException w:name="Medium Shading 2 Accent 6"/>
-    <w:lsdException w:name="Medium List 1 Accent 6"/>
-    <w:lsdException w:name="Medium List 2 Accent 6"/>
-    <w:lsdException w:name="Medium Grid 1 Accent 6"/>
-    <w:lsdException w:name="Medium Grid 2 Accent 6"/>
-    <w:lsdException w:name="Medium Grid 3 Accent 6"/>
-    <w:lsdException w:name="Dark List Accent 6"/>
-    <w:lsdException w:name="Colorful Shading Accent 6"/>
-    <w:lsdException w:name="Colorful List Accent 6"/>
-    <w:lsdException w:name="Colorful Grid Accent 6"/>
-    <w:lsdException w:name="Subtle Emphasis" w:uiPriority="19" w:qFormat="1"/>
-    <w:lsdException w:name="Intense Emphasis" w:uiPriority="21" w:qFormat="1"/>
-    <w:lsdException w:name="Subtle Reference" w:uiPriority="31" w:qFormat="1"/>
-    <w:lsdException w:name="Intense Reference" w:uiPriority="32" w:qFormat="1"/>
-    <w:lsdException w:name="Book Title" w:uiPriority="33" w:qFormat="1"/>
-    <w:lsdException w:name="Bibliography" w:semiHidden="1" w:uiPriority="37" w:unhideWhenUsed="1"/>
-    <w:lsdException w:name="TOC Heading" w:semiHidden="1" w:uiPriority="39" w:unhideWhenUsed="1" w:qFormat="1"/>
-    <w:lsdException w:name="Plain Table 1" w:uiPriority="41"/>
-    <w:lsdException w:name="Plain Table 2" w:uiPriority="42"/>
-    <w:lsdException w:name="Plain Table 3" w:uiPriority="43"/>
-    <w:lsdException w:name="Plain Table 4" w:uiPriority="44"/>
-    <w:lsdException w:name="Plain Table 5" w:uiPriority="45"/>
-    <w:lsdException w:name="Grid Table Light" w:uiPriority="40"/>
-    <w:lsdException w:name="Grid Table 1 Light" w:uiPriority="46"/>
-    <w:lsdException w:name="Grid Table 2" w:uiPriority="47"/>
-    <w:lsdException w:name="Grid Table 3" w:uiPriority="48"/>
-    <w:lsdException w:name="Grid Table 4" w:uiPriority="49"/>
-    <w:lsdException w:name="Grid Table 5 Dark" w:uiPriority="50"/>
-    <w:lsdException w:name="Grid Table 6 Colorful" w:uiPriority="51"/>
-    <w:lsdException w:name="Grid Table 7 Colorful" w:uiPriority="52"/>
-    <w:lsdException w:name="Grid Table 1 Light Accent 1" w:uiPriority="46"/>
-    <w:lsdException w:name="Grid Table 2 Accent 1" w:uiPriority="47"/>
-    <w:lsdException w:name="Grid Table 3 Accent 1" w:uiPriority="48"/>
-    <w:lsdException w:name="Grid Table 4 Accent 1" w:uiPriority="49"/>
-    <w:lsdException w:name="Grid Table 5 Dark Accent 1" w:uiPriority="50"/>
-    <w:lsdException w:name="Grid Table 6 Colorful Accent 1" w:uiPriority="51"/>
-    <w:lsdException w:name="Grid Table 7 Colorful Accent 1" w:uiPriority="52"/>
-    <w:lsdException w:name="Grid Table 1 Light Accent 2" w:uiPriority="46"/>
-    <w:lsdException w:name="Grid Table 2 Accent 2" w:uiPriority="47"/>
-    <w:lsdException w:name="Grid Table 3 Accent 2" w:uiPriority="48"/>
-    <w:lsdException w:name="Grid Table 4 Accent 2" w:uiPriority="49"/>
-    <w:lsdException w:name="Grid Table 5 Dark Accent 2" w:uiPriority="50"/>
-    <w:lsdException w:name="Grid Table 6 Colorful Accent 2" w:uiPriority="51"/>
-    <w:lsdException w:name="Grid Table 7 Colorful Accent 2" w:uiPriority="52"/>
-    <w:lsdException w:name="Grid Table 1 Light Accent 3" w:uiPriority="46"/>
-    <w:lsdException w:name="Grid Table 2 Accent 3" w:uiPriority="47"/>
-    <w:lsdException w:name="Grid Table 3 Accent 3" w:uiPriority="48"/>
-    <w:lsdException w:name="Grid Table 4 Accent 3" w:uiPriority="49"/>
-    <w:lsdException w:name="Grid Table 5 Dark Accent 3" w:uiPriority="50"/>
-    <w:lsdException w:name="Grid Table 6 Colorful Accent 3" w:uiPriority="51"/>
-    <w:lsdException w:name="Grid Table 7 Colorful Accent 3" w:uiPriority="52"/>
-    <w:lsdException w:name="Grid Table 1 Light Accent 4" w:uiPriority="46"/>
-    <w:lsdException w:name="Grid Table 2 Accent 4" w:uiPriority="47"/>
-    <w:lsdException w:name="Grid Table 3 Accent 4" w:uiPriority="48"/>
-    <w:lsdException w:name="Grid Table 4 Accent 4" w:uiPriority="49"/>
-    <w:lsdException w:name="Grid Table 5 Dark Accent 4" w:uiPriority="50"/>
-    <w:lsdException w:name="Grid Table 6 Colorful Accent 4" w:uiPriority="51"/>
-    <w:lsdException w:name="Grid Table 7 Colorful Accent 4" w:uiPriority="52"/>
-    <w:lsdException w:name="Grid Table 1 Light Accent 5" w:uiPriority="46"/>
-    <w:lsdException w:name="Grid Table 2 Accent 5" w:uiPriority="47"/>
-    <w:lsdException w:name="Grid Table 3 Accent 5" w:uiPriority="48"/>
-    <w:lsdException w:name="Grid Table 4 Accent 5" w:uiPriority="49"/>
-    <w:lsdException w:name="Grid Table 5 Dark Accent 5" w:uiPriority="50"/>
-    <w:lsdException w:name="Grid Table 6 Colorful Accent 5" w:uiPriority="51"/>
-    <w:lsdException w:name="Grid Table 7 Colorful Accent 5" w:uiPriority="52"/>
-    <w:lsdException w:name="Grid Table 1 Light Accent 6" w:uiPriority="46"/>
-    <w:lsdException w:name="Grid Table 2 Accent 6" w:uiPriority="47"/>
-    <w:lsdException w:name="Grid Table 3 Accent 6" w:uiPriority="48"/>
-    <w:lsdException w:name="Grid Table 4 Accent 6" w:uiPriority="49"/>
-    <w:lsdException w:name="Grid Table 5 Dark Accent 6" w:uiPriority="50"/>
-    <w:lsdException w:name="Grid Table 6 Colorful Accent 6" w:uiPriority="51"/>
-    <w:lsdException w:name="Grid Table 7 Colorful Accent 6" w:uiPriority="52"/>
-    <w:lsdException w:name="List Table 1 Light" w:uiPriority="46"/>
-    <w:lsdException w:name="List Table 2" w:uiPriority="47"/>
-    <w:lsdException w:name="List Table 3" w:uiPriority="48"/>
-    <w:lsdException w:name="List Table 4" w:uiPriority="49"/>
-    <w:lsdException w:name="List Table 5 Dark" w:uiPriority="50"/>
-    <w:lsdException w:name="List Table 6 Colorful" w:uiPriority="51"/>
-    <w:lsdException w:name="List Table 7 Colorful" w:uiPriority="52"/>
-    <w:lsdException w:name="List Table 1 Light Accent 1" w:uiPriority="46"/>
-    <w:lsdException w:name="List Table 2 Accent 1" w:uiPriority="47"/>
-    <w:lsdException w:name="List Table 3 Accent 1" w:uiPriority="48"/>
-    <w:lsdException w:name="List Table 4 Accent 1" w:uiPriority="49"/>
-    <w:lsdException w:name="List Table 5 Dark Accent 1" w:uiPriority="50"/>
-    <w:lsdException w:name="List Table 6 Colorful Accent 1" w:uiPriority="51"/>
-    <w:lsdException w:name="List Table 7 Colorful Accent 1" w:uiPriority="52"/>
-    <w:lsdException w:name="List Table 1 Light Accent 2" w:uiPriority="46"/>
-    <w:lsdException w:name="List Table 2 Accent 2" w:uiPriority="47"/>
-    <w:lsdException w:name="List Table 3 Accent 2" w:uiPriority="48"/>
-    <w:lsdException w:name="List Table 4 Accent 2" w:uiPriority="49"/>
-    <w:lsdException w:name="List Table 5 Dark Accent 2" w:uiPriority="50"/>
-    <w:lsdException w:name="List Table 6 Colorful Accent 2" w:uiPriority="51"/>
-    <w:lsdException w:name="List Table 7 Colorful Accent 2" w:uiPriority="52"/>
-    <w:lsdException w:name="List Table 1 Light Accent 3" w:uiPriority="46"/>
-    <w:lsdException w:name="List Table 2 Accent 3" w:uiPriority="47"/>
-    <w:lsdException w:name="List Table 3 Accent 3" w:uiPriority="48"/>
-    <w:lsdException w:name="List Table 4 Accent 3" w:uiPriority="49"/>
-    <w:lsdException w:name="List Table 5 Dark Accent 3" w:uiPriority="50"/>
-    <w:lsdException w:name="List Table 6 Colorful Accent 3" w:uiPriority="51"/>
-    <w:lsdException w:name="List Table 7 Colorful Accent 3" w:uiPriority="52"/>
-    <w:lsdException w:name="List Table 1 Light Accent 4" w:uiPriority="46"/>
-    <w:lsdException w:name="List Table 2 Accent 4" w:uiPriority="47"/>
-    <w:lsdException w:name="List Table 3 Accent 4" w:uiPriority="48"/>
-    <w:lsdException w:name="List Table 4 Accent 4" w:uiPriority="49"/>
-    <w:lsdException w:name="List Table 5 Dark Accent 4" w:uiPriority="50"/>
-    <w:lsdException w:name="List Table 6 Colorful Accent 4" w:uiPriority="51"/>
-    <w:lsdException w:name="List Table 7 Colorful Accent 4" w:uiPriority="52"/>
-    <w:lsdException w:name="List Table 1 Light Accent 5" w:uiPriority="46"/>
-    <w:lsdException w:name="List Table 2 Accent 5" w:uiPriority="47"/>
-    <w:lsdException w:name="List Table 3 Accent 5" w:uiPriority="48"/>
-    <w:lsdException w:name="List Table 4 Accent 5" w:uiPriority="49"/>
-    <w:lsdException w:name="List Table 5 Dark Accent 5" w:uiPriority="50"/>
-    <w:lsdException w:name="List Table 6 Colorful Accent 5" w:uiPriority="51"/>
-    <w:lsdException w:name="List Table 7 Colorful Accent 5" w:uiPriority="52"/>
-    <w:lsdException w:name="List Table 1 Light Accent 6" w:uiPriority="46"/>
-    <w:lsdException w:name="List Table 2 Accent 6" w:uiPriority="47"/>
-    <w:lsdException w:name="List Table 3 Accent 6" w:uiPriority="48"/>
-    <w:lsdException w:name="List Table 4 Accent 6" w:uiPriority="49"/>
-    <w:lsdException w:name="List Table 5 Dark Accent 6" w:uiPriority="50"/>
-    <w:lsdException w:name="List Table 6 Colorful Accent 6" w:uiPriority="51"/>
-    <w:lsdException w:name="List Table 7 Colorful Accent 6" w:uiPriority="52"/>
-    <w:lsdException w:name="Mention" w:semiHidden="1" w:unhideWhenUsed="1"/>
-    <w:lsdException w:name="Smart Hyperlink" w:semiHidden="1" w:unhideWhenUsed="1"/>
-    <w:lsdException w:name="Hashtag" w:semiHidden="1" w:unhideWhenUsed="1"/>
-    <w:lsdException w:name="Unresolved Mention" w:semiHidden="1" w:unhideWhenUsed="1"/>
-    <w:lsdException w:name="Smart Link" w:semiHidden="1" w:unhideWhenUsed="1"/>
+  <w:latentStyles w:defLockedState="0" w:defUIPriority="99" w:defSemiHidden="1" w:defUnhideWhenUsed="1" w:defQFormat="0" w:count="267">
+    <w:lsdException w:name="Normal" w:semiHidden="0" w:uiPriority="0" w:unhideWhenUsed="0" w:qFormat="1"/>
+    <w:lsdException w:name="heading 1" w:semiHidden="0" w:uiPriority="9" w:unhideWhenUsed="0" w:qFormat="1"/>
+    <w:lsdException w:name="heading 2" w:uiPriority="9" w:qFormat="1"/>
+    <w:lsdException w:name="heading 3" w:uiPriority="9" w:qFormat="1"/>
+    <w:lsdException w:name="heading 4" w:uiPriority="9" w:qFormat="1"/>
+    <w:lsdException w:name="heading 5" w:uiPriority="9" w:qFormat="1"/>
+    <w:lsdException w:name="heading 6" w:uiPriority="9" w:qFormat="1"/>
+    <w:lsdException w:name="heading 7" w:uiPriority="9" w:qFormat="1"/>
+    <w:lsdException w:name="heading 8" w:uiPriority="9" w:qFormat="1"/>
+    <w:lsdException w:name="heading 9" w:uiPriority="9" w:qFormat="1"/>
+    <w:lsdException w:name="toc 1" w:uiPriority="39" w:qFormat="1"/>
+    <w:lsdException w:name="toc 2" w:uiPriority="39" w:qFormat="1"/>
+    <w:lsdException w:name="toc 3" w:uiPriority="39" w:qFormat="1"/>
+    <w:lsdException w:name="toc 4" w:uiPriority="39" w:qFormat="1"/>
+    <w:lsdException w:name="toc 5" w:uiPriority="39" w:qFormat="1"/>
+    <w:lsdException w:name="toc 6" w:uiPriority="39" w:qFormat="1"/>
+    <w:lsdException w:name="toc 7" w:uiPriority="39" w:qFormat="1"/>
+    <w:lsdException w:name="toc 8" w:uiPriority="39" w:qFormat="1"/>
+    <w:lsdException w:name="toc 9" w:uiPriority="39" w:qFormat="1"/>
+    <w:lsdException w:name="footnote text" w:qFormat="1"/>
+    <w:lsdException w:name="header" w:qFormat="1"/>
+    <w:lsdException w:name="footer" w:qFormat="1"/>
+    <w:lsdException w:name="caption" w:uiPriority="0" w:unhideWhenUsed="0" w:qFormat="1"/>
+    <w:lsdException w:name="table of figures" w:qFormat="1"/>
+    <w:lsdException w:name="footnote reference" w:qFormat="1"/>
+    <w:lsdException w:name="line number" w:uiPriority="0" w:unhideWhenUsed="0" w:qFormat="1"/>
+    <w:lsdException w:name="endnote reference" w:qFormat="1"/>
+    <w:lsdException w:name="endnote text" w:qFormat="1"/>
+    <w:lsdException w:name="List" w:semiHidden="0" w:uiPriority="0" w:unhideWhenUsed="0" w:qFormat="1"/>
+    <w:lsdException w:name="Title" w:semiHidden="0" w:uiPriority="10" w:unhideWhenUsed="0" w:qFormat="1"/>
+    <w:lsdException w:name="Default Paragraph Font" w:uiPriority="1"/>
+    <w:lsdException w:name="Body Text" w:uiPriority="0" w:unhideWhenUsed="0" w:qFormat="1"/>
+    <w:lsdException w:name="Subtitle" w:semiHidden="0" w:uiPriority="11" w:unhideWhenUsed="0" w:qFormat="1"/>
+    <w:lsdException w:name="Hyperlink" w:uiPriority="0" w:unhideWhenUsed="0" w:qFormat="1"/>
+    <w:lsdException w:name="Strong" w:semiHidden="0" w:uiPriority="22" w:unhideWhenUsed="0" w:qFormat="1"/>
+    <w:lsdException w:name="Emphasis" w:semiHidden="0" w:uiPriority="20" w:unhideWhenUsed="0" w:qFormat="1"/>
+    <w:lsdException w:name="Table Simple 1" w:uiPriority="0" w:qFormat="1"/>
+    <w:lsdException w:name="Balloon Text" w:semiHidden="0" w:uiPriority="0" w:unhideWhenUsed="0" w:qFormat="1"/>
+    <w:lsdException w:name="Table Grid" w:semiHidden="0" w:uiPriority="59" w:unhideWhenUsed="0"/>
+    <w:lsdException w:name="Placeholder Text" w:unhideWhenUsed="0"/>
+    <w:lsdException w:name="No Spacing" w:semiHidden="0" w:uiPriority="1" w:unhideWhenUsed="0" w:qFormat="1"/>
+    <w:lsdException w:name="Light Shading" w:semiHidden="0" w:unhideWhenUsed="0"/>
+    <w:lsdException w:name="Light List" w:semiHidden="0" w:unhideWhenUsed="0"/>
+    <w:lsdException w:name="Light Grid" w:semiHidden="0" w:unhideWhenUsed="0"/>
+    <w:lsdException w:name="Medium Shading 1" w:semiHidden="0" w:unhideWhenUsed="0"/>
+    <w:lsdException w:name="Medium Shading 2" w:semiHidden="0" w:unhideWhenUsed="0"/>
+    <w:lsdException w:name="Medium List 1" w:semiHidden="0" w:unhideWhenUsed="0"/>
+    <w:lsdException w:name="Medium List 2" w:semiHidden="0" w:unhideWhenUsed="0"/>
+    <w:lsdException w:name="Medium Grid 1" w:semiHidden="0" w:unhideWhenUsed="0"/>
+    <w:lsdException w:name="Medium Grid 2" w:semiHidden="0" w:unhideWhenUsed="0"/>
+    <w:lsdException w:name="Medium Grid 3" w:semiHidden="0" w:unhideWhenUsed="0"/>
+    <w:lsdException w:name="Dark List" w:semiHidden="0" w:unhideWhenUsed="0"/>
+    <w:lsdException w:name="Colorful Shading" w:semiHidden="0" w:unhideWhenUsed="0"/>
+    <w:lsdException w:name="Colorful List" w:semiHidden="0" w:unhideWhenUsed="0"/>
+    <w:lsdException w:name="Colorful Grid" w:semiHidden="0" w:unhideWhenUsed="0"/>
+    <w:lsdException w:name="Light Shading Accent 1" w:semiHidden="0" w:unhideWhenUsed="0"/>
+    <w:lsdException w:name="Light List Accent 1" w:semiHidden="0" w:unhideWhenUsed="0"/>
+    <w:lsdException w:name="Light Grid Accent 1" w:semiHidden="0" w:unhideWhenUsed="0"/>
+    <w:lsdException w:name="Medium Shading 1 Accent 1" w:semiHidden="0" w:unhideWhenUsed="0"/>
+    <w:lsdException w:name="Medium Shading 2 Accent 1" w:semiHidden="0" w:unhideWhenUsed="0"/>
+    <w:lsdException w:name="Medium List 1 Accent 1" w:semiHidden="0" w:unhideWhenUsed="0"/>
+    <w:lsdException w:name="Revision" w:unhideWhenUsed="0"/>
+    <w:lsdException w:name="List Paragraph" w:semiHidden="0" w:uiPriority="34" w:unhideWhenUsed="0" w:qFormat="1"/>
+    <w:lsdException w:name="Quote" w:semiHidden="0" w:uiPriority="29" w:unhideWhenUsed="0" w:qFormat="1"/>
+    <w:lsdException w:name="Intense Quote" w:semiHidden="0" w:uiPriority="30" w:unhideWhenUsed="0" w:qFormat="1"/>
+    <w:lsdException w:name="Medium List 2 Accent 1" w:semiHidden="0" w:unhideWhenUsed="0"/>
+    <w:lsdException w:name="Medium Grid 1 Accent 1" w:semiHidden="0" w:unhideWhenUsed="0"/>
+    <w:lsdException w:name="Medium Grid 2 Accent 1" w:semiHidden="0" w:unhideWhenUsed="0"/>
+    <w:lsdException w:name="Medium Grid 3 Accent 1" w:semiHidden="0" w:unhideWhenUsed="0"/>
+    <w:lsdException w:name="Dark List Accent 1" w:semiHidden="0" w:unhideWhenUsed="0"/>
+    <w:lsdException w:name="Colorful Shading Accent 1" w:semiHidden="0" w:unhideWhenUsed="0"/>
+    <w:lsdException w:name="Colorful List Accent 1" w:semiHidden="0" w:unhideWhenUsed="0"/>
+    <w:lsdException w:name="Colorful Grid Accent 1" w:semiHidden="0" w:unhideWhenUsed="0"/>
+    <w:lsdException w:name="Light Shading Accent 2" w:semiHidden="0" w:unhideWhenUsed="0"/>
+    <w:lsdException w:name="Light List Accent 2" w:semiHidden="0" w:unhideWhenUsed="0"/>
+    <w:lsdException w:name="Light Grid Accent 2" w:semiHidden="0" w:unhideWhenUsed="0"/>
+    <w:lsdException w:name="Medium Shading 1 Accent 2" w:semiHidden="0" w:unhideWhenUsed="0"/>
+    <w:lsdException w:name="Medium Shading 2 Accent 2" w:semiHidden="0" w:unhideWhenUsed="0"/>
+    <w:lsdException w:name="Medium List 1 Accent 2" w:semiHidden="0" w:unhideWhenUsed="0"/>
+    <w:lsdException w:name="Medium List 2 Accent 2" w:semiHidden="0" w:unhideWhenUsed="0"/>
+    <w:lsdException w:name="Medium Grid 1 Accent 2" w:semiHidden="0" w:unhideWhenUsed="0"/>
+    <w:lsdException w:name="Medium Grid 2 Accent 2" w:semiHidden="0" w:unhideWhenUsed="0"/>
+    <w:lsdException w:name="Medium Grid 3 Accent 2" w:semiHidden="0" w:unhideWhenUsed="0"/>
+    <w:lsdException w:name="Dark List Accent 2" w:semiHidden="0" w:unhideWhenUsed="0"/>
+    <w:lsdException w:name="Colorful Shading Accent 2" w:semiHidden="0" w:unhideWhenUsed="0"/>
+    <w:lsdException w:name="Colorful List Accent 2" w:semiHidden="0" w:unhideWhenUsed="0"/>
+    <w:lsdException w:name="Colorful Grid Accent 2" w:semiHidden="0" w:unhideWhenUsed="0"/>
+    <w:lsdException w:name="Light Shading Accent 3" w:semiHidden="0" w:unhideWhenUsed="0"/>
+    <w:lsdException w:name="Light List Accent 3" w:semiHidden="0" w:unhideWhenUsed="0"/>
+    <w:lsdException w:name="Light Grid Accent 3" w:semiHidden="0" w:unhideWhenUsed="0"/>
+    <w:lsdException w:name="Medium Shading 1 Accent 3" w:semiHidden="0" w:unhideWhenUsed="0"/>
+    <w:lsdException w:name="Medium Shading 2 Accent 3" w:semiHidden="0" w:unhideWhenUsed="0"/>
+    <w:lsdException w:name="Medium List 1 Accent 3" w:semiHidden="0" w:unhideWhenUsed="0"/>
+    <w:lsdException w:name="Medium List 2 Accent 3" w:semiHidden="0" w:unhideWhenUsed="0"/>
+    <w:lsdException w:name="Medium Grid 1 Accent 3" w:semiHidden="0" w:unhideWhenUsed="0"/>
+    <w:lsdException w:name="Medium Grid 2 Accent 3" w:semiHidden="0" w:unhideWhenUsed="0"/>
+    <w:lsdException w:name="Medium Grid 3 Accent 3" w:semiHidden="0" w:unhideWhenUsed="0"/>
+    <w:lsdException w:name="Dark List Accent 3" w:semiHidden="0" w:unhideWhenUsed="0"/>
+    <w:lsdException w:name="Colorful Shading Accent 3" w:semiHidden="0" w:unhideWhenUsed="0"/>
+    <w:lsdException w:name="Colorful List Accent 3" w:semiHidden="0" w:unhideWhenUsed="0"/>
+    <w:lsdException w:name="Colorful Grid Accent 3" w:semiHidden="0" w:unhideWhenUsed="0"/>
+    <w:lsdException w:name="Light Shading Accent 4" w:semiHidden="0" w:unhideWhenUsed="0"/>
+    <w:lsdException w:name="Light List Accent 4" w:semiHidden="0" w:unhideWhenUsed="0"/>
+    <w:lsdException w:name="Light Grid Accent 4" w:semiHidden="0" w:unhideWhenUsed="0"/>
+    <w:lsdException w:name="Medium Shading 1 Accent 4" w:semiHidden="0" w:unhideWhenUsed="0"/>
+    <w:lsdException w:name="Medium Shading 2 Accent 4" w:semiHidden="0" w:unhideWhenUsed="0"/>
+    <w:lsdException w:name="Medium List 1 Accent 4" w:semiHidden="0" w:unhideWhenUsed="0"/>
+    <w:lsdException w:name="Medium List 2 Accent 4" w:semiHidden="0" w:unhideWhenUsed="0"/>
+    <w:lsdException w:name="Medium Grid 1 Accent 4" w:semiHidden="0" w:unhideWhenUsed="0"/>
+    <w:lsdException w:name="Medium Grid 2 Accent 4" w:semiHidden="0" w:unhideWhenUsed="0"/>
+    <w:lsdException w:name="Medium Grid 3 Accent 4" w:semiHidden="0" w:unhideWhenUsed="0"/>
+    <w:lsdException w:name="Dark List Accent 4" w:semiHidden="0" w:unhideWhenUsed="0"/>
+    <w:lsdException w:name="Colorful Shading Accent 4" w:semiHidden="0" w:unhideWhenUsed="0"/>
+    <w:lsdException w:name="Colorful List Accent 4" w:semiHidden="0" w:unhideWhenUsed="0"/>
+    <w:lsdException w:name="Colorful Grid Accent 4" w:semiHidden="0" w:unhideWhenUsed="0"/>
+    <w:lsdException w:name="Light Shading Accent 5" w:semiHidden="0" w:unhideWhenUsed="0"/>
+    <w:lsdException w:name="Light List Accent 5" w:semiHidden="0" w:unhideWhenUsed="0"/>
+    <w:lsdException w:name="Light Grid Accent 5" w:semiHidden="0" w:unhideWhenUsed="0"/>
+    <w:lsdException w:name="Medium Shading 1 Accent 5" w:semiHidden="0" w:unhideWhenUsed="0"/>
+    <w:lsdException w:name="Medium Shading 2 Accent 5" w:semiHidden="0" w:unhideWhenUsed="0"/>
+    <w:lsdException w:name="Medium List 1 Accent 5" w:semiHidden="0" w:unhideWhenUsed="0"/>
+    <w:lsdException w:name="Medium List 2 Accent 5" w:semiHidden="0" w:unhideWhenUsed="0"/>
+    <w:lsdException w:name="Medium Grid 1 Accent 5" w:semiHidden="0" w:unhideWhenUsed="0"/>
+    <w:lsdException w:name="Medium Grid 2 Accent 5" w:semiHidden="0" w:unhideWhenUsed="0"/>
+    <w:lsdException w:name="Medium Grid 3 Accent 5" w:semiHidden="0" w:unhideWhenUsed="0"/>
+    <w:lsdException w:name="Dark List Accent 5" w:semiHidden="0" w:unhideWhenUsed="0"/>
+    <w:lsdException w:name="Colorful Shading Accent 5" w:semiHidden="0" w:unhideWhenUsed="0"/>
+    <w:lsdException w:name="Colorful List Accent 5" w:semiHidden="0" w:unhideWhenUsed="0"/>
+    <w:lsdException w:name="Colorful Grid Accent 5" w:semiHidden="0" w:unhideWhenUsed="0"/>
+    <w:lsdException w:name="Light Shading Accent 6" w:semiHidden="0" w:unhideWhenUsed="0"/>
+    <w:lsdException w:name="Light List Accent 6" w:semiHidden="0" w:unhideWhenUsed="0"/>
+    <w:lsdException w:name="Light Grid Accent 6" w:semiHidden="0" w:unhideWhenUsed="0"/>
+    <w:lsdException w:name="Medium Shading 1 Accent 6" w:semiHidden="0" w:unhideWhenUsed="0"/>
+    <w:lsdException w:name="Medium Shading 2 Accent 6" w:semiHidden="0" w:unhideWhenUsed="0"/>
+    <w:lsdException w:name="Medium List 1 Accent 6" w:semiHidden="0" w:unhideWhenUsed="0"/>
+    <w:lsdException w:name="Medium List 2 Accent 6" w:semiHidden="0" w:unhideWhenUsed="0"/>
+    <w:lsdException w:name="Medium Grid 1 Accent 6" w:semiHidden="0" w:unhideWhenUsed="0"/>
+    <w:lsdException w:name="Medium Grid 2 Accent 6" w:semiHidden="0" w:unhideWhenUsed="0"/>
+    <w:lsdException w:name="Medium Grid 3 Accent 6" w:semiHidden="0" w:unhideWhenUsed="0"/>
+    <w:lsdException w:name="Dark List Accent 6" w:semiHidden="0" w:unhideWhenUsed="0"/>
+    <w:lsdException w:name="Colorful Shading Accent 6" w:semiHidden="0" w:unhideWhenUsed="0"/>
+    <w:lsdException w:name="Colorful List Accent 6" w:semiHidden="0" w:unhideWhenUsed="0"/>
+    <w:lsdException w:name="Colorful Grid Accent 6" w:semiHidden="0" w:unhideWhenUsed="0"/>
+    <w:lsdException w:name="Subtle Emphasis" w:semiHidden="0" w:uiPriority="19" w:unhideWhenUsed="0" w:qFormat="1"/>
+    <w:lsdException w:name="Intense Emphasis" w:semiHidden="0" w:uiPriority="21" w:unhideWhenUsed="0" w:qFormat="1"/>
+    <w:lsdException w:name="Subtle Reference" w:semiHidden="0" w:uiPriority="31" w:unhideWhenUsed="0" w:qFormat="1"/>
+    <w:lsdException w:name="Intense Reference" w:semiHidden="0" w:uiPriority="32" w:unhideWhenUsed="0" w:qFormat="1"/>
+    <w:lsdException w:name="Book Title" w:semiHidden="0" w:uiPriority="33" w:unhideWhenUsed="0" w:qFormat="1"/>
+    <w:lsdException w:name="Bibliography" w:uiPriority="37"/>
+    <w:lsdException w:name="TOC Heading" w:uiPriority="39" w:qFormat="1"/>
   </w:latentStyles>
   <w:style w:type="paragraph" w:default="1" w:styleId="a">
     <w:name w:val="Normal"/>
@@ -7206,6 +6862,7 @@
     <w:uiPriority w:val="99"/>
     <w:semiHidden/>
     <w:unhideWhenUsed/>
+    <w:qFormat/>
     <w:tblPr>
       <w:tblInd w:w="0" w:type="dxa"/>
       <w:tblCellMar>
@@ -7522,6 +7179,7 @@
     <w:qFormat/>
     <w:rsid w:val="00A32279"/>
     <w:tblPr>
+      <w:tblInd w:w="0" w:type="dxa"/>
       <w:tblBorders>
         <w:top w:val="single" w:sz="4" w:space="0" w:color="000000"/>
         <w:left w:val="single" w:sz="4" w:space="0" w:color="000000"/>
@@ -7530,6 +7188,12 @@
         <w:insideH w:val="single" w:sz="4" w:space="0" w:color="000000"/>
         <w:insideV w:val="single" w:sz="4" w:space="0" w:color="000000"/>
       </w:tblBorders>
+      <w:tblCellMar>
+        <w:top w:w="0" w:type="dxa"/>
+        <w:left w:w="108" w:type="dxa"/>
+        <w:bottom w:w="0" w:type="dxa"/>
+        <w:right w:w="108" w:type="dxa"/>
+      </w:tblCellMar>
     </w:tblPr>
     <w:tblStylePr w:type="firstRow">
       <w:tblPr/>
@@ -7568,6 +7232,7 @@
     <w:uiPriority w:val="59"/>
     <w:rsid w:val="00A32279"/>
     <w:tblPr>
+      <w:tblInd w:w="0" w:type="dxa"/>
       <w:tblBorders>
         <w:top w:val="single" w:sz="4" w:space="0" w:color="000000"/>
         <w:left w:val="single" w:sz="4" w:space="0" w:color="000000"/>
@@ -7576,6 +7241,12 @@
         <w:insideH w:val="single" w:sz="4" w:space="0" w:color="000000"/>
         <w:insideV w:val="single" w:sz="4" w:space="0" w:color="000000"/>
       </w:tblBorders>
+      <w:tblCellMar>
+        <w:top w:w="0" w:type="dxa"/>
+        <w:left w:w="108" w:type="dxa"/>
+        <w:bottom w:w="0" w:type="dxa"/>
+        <w:right w:w="108" w:type="dxa"/>
+      </w:tblCellMar>
     </w:tblPr>
   </w:style>
   <w:style w:type="character" w:customStyle="1" w:styleId="10">
@@ -7728,7 +7399,7 @@
     </w:rPr>
   </w:style>
   <w:style w:type="character" w:customStyle="1" w:styleId="af2">
-    <w:name w:val="Заголовок Знак"/>
+    <w:name w:val="Название Знак"/>
     <w:basedOn w:val="a0"/>
     <w:link w:val="af1"/>
     <w:uiPriority w:val="10"/>
@@ -7837,6 +7508,7 @@
     <w:qFormat/>
     <w:rsid w:val="00A32279"/>
     <w:tblPr>
+      <w:tblInd w:w="0" w:type="dxa"/>
       <w:tblBorders>
         <w:top w:val="single" w:sz="4" w:space="0" w:color="AFAFAF" w:themeColor="text1" w:themeTint="50"/>
         <w:left w:val="single" w:sz="4" w:space="0" w:color="AFAFAF" w:themeColor="text1" w:themeTint="50"/>
@@ -7845,6 +7517,12 @@
         <w:insideH w:val="single" w:sz="4" w:space="0" w:color="AFAFAF" w:themeColor="text1" w:themeTint="50"/>
         <w:insideV w:val="single" w:sz="4" w:space="0" w:color="AFAFAF" w:themeColor="text1" w:themeTint="50"/>
       </w:tblBorders>
+      <w:tblCellMar>
+        <w:top w:w="0" w:type="dxa"/>
+        <w:left w:w="108" w:type="dxa"/>
+        <w:bottom w:w="0" w:type="dxa"/>
+        <w:right w:w="108" w:type="dxa"/>
+      </w:tblCellMar>
     </w:tblPr>
   </w:style>
   <w:style w:type="table" w:customStyle="1" w:styleId="110">
@@ -7854,6 +7532,7 @@
     <w:qFormat/>
     <w:rsid w:val="00A32279"/>
     <w:tblPr>
+      <w:tblInd w:w="0" w:type="dxa"/>
       <w:tblBorders>
         <w:top w:val="single" w:sz="4" w:space="0" w:color="AFAFAF" w:themeColor="text1" w:themeTint="50"/>
         <w:left w:val="single" w:sz="4" w:space="0" w:color="AFAFAF" w:themeColor="text1" w:themeTint="50"/>
@@ -7862,6 +7541,12 @@
         <w:insideH w:val="single" w:sz="4" w:space="0" w:color="AFAFAF" w:themeColor="text1" w:themeTint="50"/>
         <w:insideV w:val="single" w:sz="4" w:space="0" w:color="AFAFAF" w:themeColor="text1" w:themeTint="50"/>
       </w:tblBorders>
+      <w:tblCellMar>
+        <w:top w:w="0" w:type="dxa"/>
+        <w:left w:w="108" w:type="dxa"/>
+        <w:bottom w:w="0" w:type="dxa"/>
+        <w:right w:w="108" w:type="dxa"/>
+      </w:tblCellMar>
     </w:tblPr>
     <w:tblStylePr w:type="firstRow">
       <w:rPr>
@@ -7898,13 +7583,13 @@
     <w:tblStylePr w:type="band1Vert">
       <w:tblPr/>
       <w:tcPr>
-        <w:shd w:val="clear" w:color="F2F2F2" w:themeColor="text1" w:themeTint="0D" w:fill="F2F2F2" w:themeFill="text1" w:themeFillTint="0D"/>
+        <w:shd w:val="clear" w:color="F2F2F2" w:themeColor="text1" w:themeTint="D" w:fill="F2F2F2" w:themeFill="text1" w:themeFillTint="D"/>
       </w:tcPr>
     </w:tblStylePr>
     <w:tblStylePr w:type="band1Horz">
       <w:tblPr/>
       <w:tcPr>
-        <w:shd w:val="clear" w:color="F2F2F2" w:themeColor="text1" w:themeTint="0D" w:fill="F2F2F2" w:themeFill="text1" w:themeFillTint="0D"/>
+        <w:shd w:val="clear" w:color="F2F2F2" w:themeColor="text1" w:themeTint="D" w:fill="F2F2F2" w:themeFill="text1" w:themeFillTint="D"/>
       </w:tcPr>
     </w:tblStylePr>
   </w:style>
@@ -7915,12 +7600,19 @@
     <w:qFormat/>
     <w:rsid w:val="00A32279"/>
     <w:tblPr>
+      <w:tblInd w:w="0" w:type="dxa"/>
       <w:tblBorders>
         <w:top w:val="single" w:sz="4" w:space="0" w:color="000000" w:themeColor="text1"/>
         <w:left w:val="none" w:sz="4" w:space="0" w:color="000000" w:themeColor="text1"/>
         <w:bottom w:val="single" w:sz="4" w:space="0" w:color="000000" w:themeColor="text1"/>
         <w:right w:val="none" w:sz="4" w:space="0" w:color="000000" w:themeColor="text1"/>
       </w:tblBorders>
+      <w:tblCellMar>
+        <w:top w:w="0" w:type="dxa"/>
+        <w:left w:w="108" w:type="dxa"/>
+        <w:bottom w:w="0" w:type="dxa"/>
+        <w:right w:w="108" w:type="dxa"/>
+      </w:tblCellMar>
     </w:tblPr>
     <w:tblStylePr w:type="firstRow">
       <w:rPr>
@@ -7995,7 +7687,15 @@
     <w:uiPriority w:val="99"/>
     <w:qFormat/>
     <w:rsid w:val="00A32279"/>
-    <w:tblPr/>
+    <w:tblPr>
+      <w:tblInd w:w="0" w:type="dxa"/>
+      <w:tblCellMar>
+        <w:top w:w="0" w:type="dxa"/>
+        <w:left w:w="108" w:type="dxa"/>
+        <w:bottom w:w="0" w:type="dxa"/>
+        <w:right w:w="108" w:type="dxa"/>
+      </w:tblCellMar>
+    </w:tblPr>
     <w:tblStylePr w:type="firstRow">
       <w:rPr>
         <w:b/>
@@ -8050,7 +7750,7 @@
       </w:rPr>
       <w:tblPr/>
       <w:tcPr>
-        <w:shd w:val="clear" w:color="F2F2F2" w:themeColor="text1" w:themeTint="0D" w:fill="F2F2F2" w:themeFill="text1" w:themeFillTint="0D"/>
+        <w:shd w:val="clear" w:color="F2F2F2" w:themeColor="text1" w:themeTint="D" w:fill="F2F2F2" w:themeFill="text1" w:themeFillTint="D"/>
       </w:tcPr>
     </w:tblStylePr>
     <w:tblStylePr w:type="band1Horz">
@@ -8061,7 +7761,7 @@
       </w:rPr>
       <w:tblPr/>
       <w:tcPr>
-        <w:shd w:val="clear" w:color="F2F2F2" w:themeColor="text1" w:themeTint="0D" w:fill="F2F2F2" w:themeFill="text1" w:themeFillTint="0D"/>
+        <w:shd w:val="clear" w:color="F2F2F2" w:themeColor="text1" w:themeTint="D" w:fill="F2F2F2" w:themeFill="text1" w:themeFillTint="D"/>
       </w:tcPr>
     </w:tblStylePr>
   </w:style>
@@ -8071,7 +7771,15 @@
     <w:uiPriority w:val="99"/>
     <w:qFormat/>
     <w:rsid w:val="00A32279"/>
-    <w:tblPr/>
+    <w:tblPr>
+      <w:tblInd w:w="0" w:type="dxa"/>
+      <w:tblCellMar>
+        <w:top w:w="0" w:type="dxa"/>
+        <w:left w:w="108" w:type="dxa"/>
+        <w:bottom w:w="0" w:type="dxa"/>
+        <w:right w:w="108" w:type="dxa"/>
+      </w:tblCellMar>
+    </w:tblPr>
     <w:tblStylePr w:type="firstRow">
       <w:rPr>
         <w:b/>
@@ -8104,7 +7812,7 @@
       </w:rPr>
       <w:tblPr/>
       <w:tcPr>
-        <w:shd w:val="clear" w:color="F2F2F2" w:themeColor="text1" w:themeTint="0D" w:fill="F2F2F2" w:themeFill="text1" w:themeFillTint="0D"/>
+        <w:shd w:val="clear" w:color="F2F2F2" w:themeColor="text1" w:themeTint="D" w:fill="F2F2F2" w:themeFill="text1" w:themeFillTint="D"/>
       </w:tcPr>
     </w:tblStylePr>
     <w:tblStylePr w:type="band1Horz">
@@ -8115,7 +7823,7 @@
       </w:rPr>
       <w:tblPr/>
       <w:tcPr>
-        <w:shd w:val="clear" w:color="F2F2F2" w:themeColor="text1" w:themeTint="0D" w:fill="F2F2F2" w:themeFill="text1" w:themeFillTint="0D"/>
+        <w:shd w:val="clear" w:color="F2F2F2" w:themeColor="text1" w:themeTint="D" w:fill="F2F2F2" w:themeFill="text1" w:themeFillTint="D"/>
       </w:tcPr>
     </w:tblStylePr>
   </w:style>
@@ -8125,7 +7833,15 @@
     <w:uiPriority w:val="99"/>
     <w:qFormat/>
     <w:rsid w:val="00A32279"/>
-    <w:tblPr/>
+    <w:tblPr>
+      <w:tblInd w:w="0" w:type="dxa"/>
+      <w:tblCellMar>
+        <w:top w:w="0" w:type="dxa"/>
+        <w:left w:w="108" w:type="dxa"/>
+        <w:bottom w:w="0" w:type="dxa"/>
+        <w:right w:w="108" w:type="dxa"/>
+      </w:tblCellMar>
+    </w:tblPr>
     <w:tblStylePr w:type="firstRow">
       <w:rPr>
         <w:i/>
@@ -8193,7 +7909,7 @@
       </w:rPr>
       <w:tblPr/>
       <w:tcPr>
-        <w:shd w:val="clear" w:color="F2F2F2" w:themeColor="text1" w:themeTint="0D" w:fill="F2F2F2" w:themeFill="text1" w:themeFillTint="0D"/>
+        <w:shd w:val="clear" w:color="F2F2F2" w:themeColor="text1" w:themeTint="D" w:fill="F2F2F2" w:themeFill="text1" w:themeFillTint="D"/>
       </w:tcPr>
     </w:tblStylePr>
     <w:tblStylePr w:type="band1Horz">
@@ -8204,7 +7920,7 @@
       </w:rPr>
       <w:tblPr/>
       <w:tcPr>
-        <w:shd w:val="clear" w:color="F2F2F2" w:themeColor="text1" w:themeTint="0D" w:fill="F2F2F2" w:themeFill="text1" w:themeFillTint="0D"/>
+        <w:shd w:val="clear" w:color="F2F2F2" w:themeColor="text1" w:themeTint="D" w:fill="F2F2F2" w:themeFill="text1" w:themeFillTint="D"/>
       </w:tcPr>
     </w:tblStylePr>
   </w:style>
@@ -8215,6 +7931,7 @@
     <w:qFormat/>
     <w:rsid w:val="00A32279"/>
     <w:tblPr>
+      <w:tblInd w:w="0" w:type="dxa"/>
       <w:tblBorders>
         <w:top w:val="single" w:sz="4" w:space="0" w:color="989898" w:themeColor="text1" w:themeTint="67"/>
         <w:left w:val="single" w:sz="4" w:space="0" w:color="989898" w:themeColor="text1" w:themeTint="67"/>
@@ -8223,6 +7940,12 @@
         <w:insideH w:val="single" w:sz="4" w:space="0" w:color="989898" w:themeColor="text1" w:themeTint="67"/>
         <w:insideV w:val="single" w:sz="4" w:space="0" w:color="989898" w:themeColor="text1" w:themeTint="67"/>
       </w:tblBorders>
+      <w:tblCellMar>
+        <w:top w:w="0" w:type="dxa"/>
+        <w:left w:w="108" w:type="dxa"/>
+        <w:bottom w:w="0" w:type="dxa"/>
+        <w:right w:w="108" w:type="dxa"/>
+      </w:tblCellMar>
     </w:tblPr>
     <w:tblStylePr w:type="firstRow">
       <w:rPr>
@@ -8278,6 +8001,7 @@
     <w:qFormat/>
     <w:rsid w:val="00A32279"/>
     <w:tblPr>
+      <w:tblInd w:w="0" w:type="dxa"/>
       <w:tblBorders>
         <w:top w:val="single" w:sz="4" w:space="0" w:color="B3C5E7" w:themeColor="accent1" w:themeTint="67"/>
         <w:left w:val="single" w:sz="4" w:space="0" w:color="B3C5E7" w:themeColor="accent1" w:themeTint="67"/>
@@ -8286,6 +8010,12 @@
         <w:insideH w:val="single" w:sz="4" w:space="0" w:color="B3C5E7" w:themeColor="accent1" w:themeTint="67"/>
         <w:insideV w:val="single" w:sz="4" w:space="0" w:color="B3C5E7" w:themeColor="accent1" w:themeTint="67"/>
       </w:tblBorders>
+      <w:tblCellMar>
+        <w:top w:w="0" w:type="dxa"/>
+        <w:left w:w="108" w:type="dxa"/>
+        <w:bottom w:w="0" w:type="dxa"/>
+        <w:right w:w="108" w:type="dxa"/>
+      </w:tblCellMar>
     </w:tblPr>
     <w:tblStylePr w:type="firstRow">
       <w:rPr>
@@ -8341,6 +8071,7 @@
     <w:qFormat/>
     <w:rsid w:val="00A32279"/>
     <w:tblPr>
+      <w:tblInd w:w="0" w:type="dxa"/>
       <w:tblBorders>
         <w:top w:val="single" w:sz="4" w:space="0" w:color="F7CAAB" w:themeColor="accent2" w:themeTint="67"/>
         <w:left w:val="single" w:sz="4" w:space="0" w:color="F7CAAB" w:themeColor="accent2" w:themeTint="67"/>
@@ -8349,6 +8080,12 @@
         <w:insideH w:val="single" w:sz="4" w:space="0" w:color="F7CAAB" w:themeColor="accent2" w:themeTint="67"/>
         <w:insideV w:val="single" w:sz="4" w:space="0" w:color="F7CAAB" w:themeColor="accent2" w:themeTint="67"/>
       </w:tblBorders>
+      <w:tblCellMar>
+        <w:top w:w="0" w:type="dxa"/>
+        <w:left w:w="108" w:type="dxa"/>
+        <w:bottom w:w="0" w:type="dxa"/>
+        <w:right w:w="108" w:type="dxa"/>
+      </w:tblCellMar>
     </w:tblPr>
     <w:tblStylePr w:type="firstRow">
       <w:rPr>
@@ -8404,6 +8141,7 @@
     <w:qFormat/>
     <w:rsid w:val="00A32279"/>
     <w:tblPr>
+      <w:tblInd w:w="0" w:type="dxa"/>
       <w:tblBorders>
         <w:top w:val="single" w:sz="4" w:space="0" w:color="DADADA" w:themeColor="accent3" w:themeTint="67"/>
         <w:left w:val="single" w:sz="4" w:space="0" w:color="DADADA" w:themeColor="accent3" w:themeTint="67"/>
@@ -8412,6 +8150,12 @@
         <w:insideH w:val="single" w:sz="4" w:space="0" w:color="DADADA" w:themeColor="accent3" w:themeTint="67"/>
         <w:insideV w:val="single" w:sz="4" w:space="0" w:color="DADADA" w:themeColor="accent3" w:themeTint="67"/>
       </w:tblBorders>
+      <w:tblCellMar>
+        <w:top w:w="0" w:type="dxa"/>
+        <w:left w:w="108" w:type="dxa"/>
+        <w:bottom w:w="0" w:type="dxa"/>
+        <w:right w:w="108" w:type="dxa"/>
+      </w:tblCellMar>
     </w:tblPr>
     <w:tblStylePr w:type="firstRow">
       <w:rPr>
@@ -8467,6 +8211,7 @@
     <w:qFormat/>
     <w:rsid w:val="00A32279"/>
     <w:tblPr>
+      <w:tblInd w:w="0" w:type="dxa"/>
       <w:tblBorders>
         <w:top w:val="single" w:sz="4" w:space="0" w:color="FFE598" w:themeColor="accent4" w:themeTint="67"/>
         <w:left w:val="single" w:sz="4" w:space="0" w:color="FFE598" w:themeColor="accent4" w:themeTint="67"/>
@@ -8475,6 +8220,12 @@
         <w:insideH w:val="single" w:sz="4" w:space="0" w:color="FFE598" w:themeColor="accent4" w:themeTint="67"/>
         <w:insideV w:val="single" w:sz="4" w:space="0" w:color="FFE598" w:themeColor="accent4" w:themeTint="67"/>
       </w:tblBorders>
+      <w:tblCellMar>
+        <w:top w:w="0" w:type="dxa"/>
+        <w:left w:w="108" w:type="dxa"/>
+        <w:bottom w:w="0" w:type="dxa"/>
+        <w:right w:w="108" w:type="dxa"/>
+      </w:tblCellMar>
     </w:tblPr>
     <w:tblStylePr w:type="firstRow">
       <w:rPr>
@@ -8530,6 +8281,7 @@
     <w:qFormat/>
     <w:rsid w:val="00A32279"/>
     <w:tblPr>
+      <w:tblInd w:w="0" w:type="dxa"/>
       <w:tblBorders>
         <w:top w:val="single" w:sz="4" w:space="0" w:color="BCD6EE" w:themeColor="accent5" w:themeTint="67"/>
         <w:left w:val="single" w:sz="4" w:space="0" w:color="BCD6EE" w:themeColor="accent5" w:themeTint="67"/>
@@ -8538,6 +8290,12 @@
         <w:insideH w:val="single" w:sz="4" w:space="0" w:color="BCD6EE" w:themeColor="accent5" w:themeTint="67"/>
         <w:insideV w:val="single" w:sz="4" w:space="0" w:color="BCD6EE" w:themeColor="accent5" w:themeTint="67"/>
       </w:tblBorders>
+      <w:tblCellMar>
+        <w:top w:w="0" w:type="dxa"/>
+        <w:left w:w="108" w:type="dxa"/>
+        <w:bottom w:w="0" w:type="dxa"/>
+        <w:right w:w="108" w:type="dxa"/>
+      </w:tblCellMar>
     </w:tblPr>
     <w:tblStylePr w:type="firstRow">
       <w:rPr>
@@ -8593,6 +8351,7 @@
     <w:qFormat/>
     <w:rsid w:val="00A32279"/>
     <w:tblPr>
+      <w:tblInd w:w="0" w:type="dxa"/>
       <w:tblBorders>
         <w:top w:val="single" w:sz="4" w:space="0" w:color="C4DFB2" w:themeColor="accent6" w:themeTint="67"/>
         <w:left w:val="single" w:sz="4" w:space="0" w:color="C4DFB2" w:themeColor="accent6" w:themeTint="67"/>
@@ -8601,6 +8360,12 @@
         <w:insideH w:val="single" w:sz="4" w:space="0" w:color="C4DFB2" w:themeColor="accent6" w:themeTint="67"/>
         <w:insideV w:val="single" w:sz="4" w:space="0" w:color="C4DFB2" w:themeColor="accent6" w:themeTint="67"/>
       </w:tblBorders>
+      <w:tblCellMar>
+        <w:top w:w="0" w:type="dxa"/>
+        <w:left w:w="108" w:type="dxa"/>
+        <w:bottom w:w="0" w:type="dxa"/>
+        <w:right w:w="108" w:type="dxa"/>
+      </w:tblCellMar>
     </w:tblPr>
     <w:tblStylePr w:type="firstRow">
       <w:rPr>
@@ -8656,11 +8421,18 @@
     <w:qFormat/>
     <w:rsid w:val="00A32279"/>
     <w:tblPr>
+      <w:tblInd w:w="0" w:type="dxa"/>
       <w:tblBorders>
         <w:bottom w:val="single" w:sz="4" w:space="0" w:color="6A6A6A" w:themeColor="text1" w:themeTint="95"/>
         <w:insideH w:val="single" w:sz="4" w:space="0" w:color="6A6A6A" w:themeColor="text1" w:themeTint="95"/>
         <w:insideV w:val="single" w:sz="4" w:space="0" w:color="6A6A6A" w:themeColor="text1" w:themeTint="95"/>
       </w:tblBorders>
+      <w:tblCellMar>
+        <w:top w:w="0" w:type="dxa"/>
+        <w:left w:w="108" w:type="dxa"/>
+        <w:bottom w:w="0" w:type="dxa"/>
+        <w:right w:w="108" w:type="dxa"/>
+      </w:tblCellMar>
     </w:tblPr>
     <w:tblStylePr w:type="firstRow">
       <w:rPr>
@@ -8736,11 +8508,18 @@
     <w:qFormat/>
     <w:rsid w:val="00A32279"/>
     <w:tblPr>
+      <w:tblInd w:w="0" w:type="dxa"/>
       <w:tblBorders>
         <w:bottom w:val="single" w:sz="4" w:space="0" w:color="537DC8" w:themeColor="accent1" w:themeTint="EA"/>
         <w:insideH w:val="single" w:sz="4" w:space="0" w:color="537DC8" w:themeColor="accent1" w:themeTint="EA"/>
         <w:insideV w:val="single" w:sz="4" w:space="0" w:color="537DC8" w:themeColor="accent1" w:themeTint="EA"/>
       </w:tblBorders>
+      <w:tblCellMar>
+        <w:top w:w="0" w:type="dxa"/>
+        <w:left w:w="108" w:type="dxa"/>
+        <w:bottom w:w="0" w:type="dxa"/>
+        <w:right w:w="108" w:type="dxa"/>
+      </w:tblCellMar>
     </w:tblPr>
     <w:tblStylePr w:type="firstRow">
       <w:rPr>
@@ -8816,11 +8595,18 @@
     <w:qFormat/>
     <w:rsid w:val="00A32279"/>
     <w:tblPr>
+      <w:tblInd w:w="0" w:type="dxa"/>
       <w:tblBorders>
         <w:bottom w:val="single" w:sz="4" w:space="0" w:color="F4B184" w:themeColor="accent2" w:themeTint="97"/>
         <w:insideH w:val="single" w:sz="4" w:space="0" w:color="F4B184" w:themeColor="accent2" w:themeTint="97"/>
         <w:insideV w:val="single" w:sz="4" w:space="0" w:color="F4B184" w:themeColor="accent2" w:themeTint="97"/>
       </w:tblBorders>
+      <w:tblCellMar>
+        <w:top w:w="0" w:type="dxa"/>
+        <w:left w:w="108" w:type="dxa"/>
+        <w:bottom w:w="0" w:type="dxa"/>
+        <w:right w:w="108" w:type="dxa"/>
+      </w:tblCellMar>
     </w:tblPr>
     <w:tblStylePr w:type="firstRow">
       <w:rPr>
@@ -8896,11 +8682,18 @@
     <w:qFormat/>
     <w:rsid w:val="00A32279"/>
     <w:tblPr>
+      <w:tblInd w:w="0" w:type="dxa"/>
       <w:tblBorders>
         <w:bottom w:val="single" w:sz="4" w:space="0" w:color="A5A5A5" w:themeColor="accent3" w:themeTint="FE"/>
         <w:insideH w:val="single" w:sz="4" w:space="0" w:color="A5A5A5" w:themeColor="accent3" w:themeTint="FE"/>
         <w:insideV w:val="single" w:sz="4" w:space="0" w:color="A5A5A5" w:themeColor="accent3" w:themeTint="FE"/>
       </w:tblBorders>
+      <w:tblCellMar>
+        <w:top w:w="0" w:type="dxa"/>
+        <w:left w:w="108" w:type="dxa"/>
+        <w:bottom w:w="0" w:type="dxa"/>
+        <w:right w:w="108" w:type="dxa"/>
+      </w:tblCellMar>
     </w:tblPr>
     <w:tblStylePr w:type="firstRow">
       <w:rPr>
@@ -8976,11 +8769,18 @@
     <w:qFormat/>
     <w:rsid w:val="00A32279"/>
     <w:tblPr>
+      <w:tblInd w:w="0" w:type="dxa"/>
       <w:tblBorders>
         <w:bottom w:val="single" w:sz="4" w:space="0" w:color="FFD865" w:themeColor="accent4" w:themeTint="9A"/>
         <w:insideH w:val="single" w:sz="4" w:space="0" w:color="FFD865" w:themeColor="accent4" w:themeTint="9A"/>
         <w:insideV w:val="single" w:sz="4" w:space="0" w:color="FFD865" w:themeColor="accent4" w:themeTint="9A"/>
       </w:tblBorders>
+      <w:tblCellMar>
+        <w:top w:w="0" w:type="dxa"/>
+        <w:left w:w="108" w:type="dxa"/>
+        <w:bottom w:w="0" w:type="dxa"/>
+        <w:right w:w="108" w:type="dxa"/>
+      </w:tblCellMar>
     </w:tblPr>
     <w:tblStylePr w:type="firstRow">
       <w:rPr>
@@ -9056,11 +8856,18 @@
     <w:qFormat/>
     <w:rsid w:val="00A32279"/>
     <w:tblPr>
+      <w:tblInd w:w="0" w:type="dxa"/>
       <w:tblBorders>
         <w:bottom w:val="single" w:sz="4" w:space="0" w:color="5B9BD5" w:themeColor="accent5"/>
         <w:insideH w:val="single" w:sz="4" w:space="0" w:color="5B9BD5" w:themeColor="accent5"/>
         <w:insideV w:val="single" w:sz="4" w:space="0" w:color="5B9BD5" w:themeColor="accent5"/>
       </w:tblBorders>
+      <w:tblCellMar>
+        <w:top w:w="0" w:type="dxa"/>
+        <w:left w:w="108" w:type="dxa"/>
+        <w:bottom w:w="0" w:type="dxa"/>
+        <w:right w:w="108" w:type="dxa"/>
+      </w:tblCellMar>
     </w:tblPr>
     <w:tblStylePr w:type="firstRow">
       <w:rPr>
@@ -9136,11 +8943,18 @@
     <w:qFormat/>
     <w:rsid w:val="00A32279"/>
     <w:tblPr>
+      <w:tblInd w:w="0" w:type="dxa"/>
       <w:tblBorders>
         <w:bottom w:val="single" w:sz="4" w:space="0" w:color="70AD47" w:themeColor="accent6"/>
         <w:insideH w:val="single" w:sz="4" w:space="0" w:color="70AD47" w:themeColor="accent6"/>
         <w:insideV w:val="single" w:sz="4" w:space="0" w:color="70AD47" w:themeColor="accent6"/>
       </w:tblBorders>
+      <w:tblCellMar>
+        <w:top w:w="0" w:type="dxa"/>
+        <w:left w:w="108" w:type="dxa"/>
+        <w:bottom w:w="0" w:type="dxa"/>
+        <w:right w:w="108" w:type="dxa"/>
+      </w:tblCellMar>
     </w:tblPr>
     <w:tblStylePr w:type="firstRow">
       <w:rPr>
@@ -9216,11 +9030,18 @@
     <w:qFormat/>
     <w:rsid w:val="00A32279"/>
     <w:tblPr>
+      <w:tblInd w:w="0" w:type="dxa"/>
       <w:tblBorders>
         <w:bottom w:val="single" w:sz="4" w:space="0" w:color="6A6A6A" w:themeColor="text1" w:themeTint="95"/>
         <w:insideH w:val="single" w:sz="4" w:space="0" w:color="6A6A6A" w:themeColor="text1" w:themeTint="95"/>
         <w:insideV w:val="single" w:sz="4" w:space="0" w:color="6A6A6A" w:themeColor="text1" w:themeTint="95"/>
       </w:tblBorders>
+      <w:tblCellMar>
+        <w:top w:w="0" w:type="dxa"/>
+        <w:left w:w="108" w:type="dxa"/>
+        <w:bottom w:w="0" w:type="dxa"/>
+        <w:right w:w="108" w:type="dxa"/>
+      </w:tblCellMar>
     </w:tblPr>
     <w:tblStylePr w:type="firstRow">
       <w:rPr>
@@ -9319,11 +9140,18 @@
     <w:qFormat/>
     <w:rsid w:val="00A32279"/>
     <w:tblPr>
+      <w:tblInd w:w="0" w:type="dxa"/>
       <w:tblBorders>
         <w:bottom w:val="single" w:sz="4" w:space="0" w:color="537DC8" w:themeColor="accent1" w:themeTint="EA"/>
         <w:insideH w:val="single" w:sz="4" w:space="0" w:color="537DC8" w:themeColor="accent1" w:themeTint="EA"/>
         <w:insideV w:val="single" w:sz="4" w:space="0" w:color="537DC8" w:themeColor="accent1" w:themeTint="EA"/>
       </w:tblBorders>
+      <w:tblCellMar>
+        <w:top w:w="0" w:type="dxa"/>
+        <w:left w:w="108" w:type="dxa"/>
+        <w:bottom w:w="0" w:type="dxa"/>
+        <w:right w:w="108" w:type="dxa"/>
+      </w:tblCellMar>
     </w:tblPr>
     <w:tblStylePr w:type="firstRow">
       <w:rPr>
@@ -9422,11 +9250,18 @@
     <w:qFormat/>
     <w:rsid w:val="00A32279"/>
     <w:tblPr>
+      <w:tblInd w:w="0" w:type="dxa"/>
       <w:tblBorders>
         <w:bottom w:val="single" w:sz="4" w:space="0" w:color="F4B184" w:themeColor="accent2" w:themeTint="97"/>
         <w:insideH w:val="single" w:sz="4" w:space="0" w:color="F4B184" w:themeColor="accent2" w:themeTint="97"/>
         <w:insideV w:val="single" w:sz="4" w:space="0" w:color="F4B184" w:themeColor="accent2" w:themeTint="97"/>
       </w:tblBorders>
+      <w:tblCellMar>
+        <w:top w:w="0" w:type="dxa"/>
+        <w:left w:w="108" w:type="dxa"/>
+        <w:bottom w:w="0" w:type="dxa"/>
+        <w:right w:w="108" w:type="dxa"/>
+      </w:tblCellMar>
     </w:tblPr>
     <w:tblStylePr w:type="firstRow">
       <w:rPr>
@@ -9525,11 +9360,18 @@
     <w:qFormat/>
     <w:rsid w:val="00A32279"/>
     <w:tblPr>
+      <w:tblInd w:w="0" w:type="dxa"/>
       <w:tblBorders>
         <w:bottom w:val="single" w:sz="4" w:space="0" w:color="A5A5A5" w:themeColor="accent3" w:themeTint="FE"/>
         <w:insideH w:val="single" w:sz="4" w:space="0" w:color="A5A5A5" w:themeColor="accent3" w:themeTint="FE"/>
         <w:insideV w:val="single" w:sz="4" w:space="0" w:color="A5A5A5" w:themeColor="accent3" w:themeTint="FE"/>
       </w:tblBorders>
+      <w:tblCellMar>
+        <w:top w:w="0" w:type="dxa"/>
+        <w:left w:w="108" w:type="dxa"/>
+        <w:bottom w:w="0" w:type="dxa"/>
+        <w:right w:w="108" w:type="dxa"/>
+      </w:tblCellMar>
     </w:tblPr>
     <w:tblStylePr w:type="firstRow">
       <w:rPr>
@@ -9628,11 +9470,18 @@
     <w:qFormat/>
     <w:rsid w:val="00A32279"/>
     <w:tblPr>
+      <w:tblInd w:w="0" w:type="dxa"/>
       <w:tblBorders>
         <w:bottom w:val="single" w:sz="4" w:space="0" w:color="FFD865" w:themeColor="accent4" w:themeTint="9A"/>
         <w:insideH w:val="single" w:sz="4" w:space="0" w:color="FFD865" w:themeColor="accent4" w:themeTint="9A"/>
         <w:insideV w:val="single" w:sz="4" w:space="0" w:color="FFD865" w:themeColor="accent4" w:themeTint="9A"/>
       </w:tblBorders>
+      <w:tblCellMar>
+        <w:top w:w="0" w:type="dxa"/>
+        <w:left w:w="108" w:type="dxa"/>
+        <w:bottom w:w="0" w:type="dxa"/>
+        <w:right w:w="108" w:type="dxa"/>
+      </w:tblCellMar>
     </w:tblPr>
     <w:tblStylePr w:type="firstRow">
       <w:rPr>
@@ -9731,11 +9580,18 @@
     <w:qFormat/>
     <w:rsid w:val="00A32279"/>
     <w:tblPr>
+      <w:tblInd w:w="0" w:type="dxa"/>
       <w:tblBorders>
         <w:bottom w:val="single" w:sz="4" w:space="0" w:color="5B9BD5" w:themeColor="accent5"/>
         <w:insideH w:val="single" w:sz="4" w:space="0" w:color="5B9BD5" w:themeColor="accent5"/>
         <w:insideV w:val="single" w:sz="4" w:space="0" w:color="5B9BD5" w:themeColor="accent5"/>
       </w:tblBorders>
+      <w:tblCellMar>
+        <w:top w:w="0" w:type="dxa"/>
+        <w:left w:w="108" w:type="dxa"/>
+        <w:bottom w:w="0" w:type="dxa"/>
+        <w:right w:w="108" w:type="dxa"/>
+      </w:tblCellMar>
     </w:tblPr>
     <w:tblStylePr w:type="firstRow">
       <w:rPr>
@@ -9834,11 +9690,18 @@
     <w:qFormat/>
     <w:rsid w:val="00A32279"/>
     <w:tblPr>
+      <w:tblInd w:w="0" w:type="dxa"/>
       <w:tblBorders>
         <w:bottom w:val="single" w:sz="4" w:space="0" w:color="70AD47" w:themeColor="accent6"/>
         <w:insideH w:val="single" w:sz="4" w:space="0" w:color="70AD47" w:themeColor="accent6"/>
         <w:insideV w:val="single" w:sz="4" w:space="0" w:color="70AD47" w:themeColor="accent6"/>
       </w:tblBorders>
+      <w:tblCellMar>
+        <w:top w:w="0" w:type="dxa"/>
+        <w:left w:w="108" w:type="dxa"/>
+        <w:bottom w:w="0" w:type="dxa"/>
+        <w:right w:w="108" w:type="dxa"/>
+      </w:tblCellMar>
     </w:tblPr>
     <w:tblStylePr w:type="firstRow">
       <w:rPr>
@@ -9937,6 +9800,7 @@
     <w:qFormat/>
     <w:rsid w:val="00A32279"/>
     <w:tblPr>
+      <w:tblInd w:w="0" w:type="dxa"/>
       <w:tblBorders>
         <w:top w:val="single" w:sz="4" w:space="0" w:color="6F6F6F" w:themeColor="text1" w:themeTint="90"/>
         <w:left w:val="single" w:sz="4" w:space="0" w:color="6F6F6F" w:themeColor="text1" w:themeTint="90"/>
@@ -9945,6 +9809,12 @@
         <w:insideH w:val="single" w:sz="4" w:space="0" w:color="6F6F6F" w:themeColor="text1" w:themeTint="90"/>
         <w:insideV w:val="single" w:sz="4" w:space="0" w:color="6F6F6F" w:themeColor="text1" w:themeTint="90"/>
       </w:tblBorders>
+      <w:tblCellMar>
+        <w:top w:w="0" w:type="dxa"/>
+        <w:left w:w="108" w:type="dxa"/>
+        <w:bottom w:w="0" w:type="dxa"/>
+        <w:right w:w="108" w:type="dxa"/>
+      </w:tblCellMar>
     </w:tblPr>
     <w:tblStylePr w:type="firstRow">
       <w:rPr>
@@ -10018,6 +9888,7 @@
     <w:qFormat/>
     <w:rsid w:val="00A32279"/>
     <w:tblPr>
+      <w:tblInd w:w="0" w:type="dxa"/>
       <w:tblBorders>
         <w:top w:val="single" w:sz="4" w:space="0" w:color="95AFDD" w:themeColor="accent1" w:themeTint="90"/>
         <w:left w:val="single" w:sz="4" w:space="0" w:color="95AFDD" w:themeColor="accent1" w:themeTint="90"/>
@@ -10026,6 +9897,12 @@
         <w:insideH w:val="single" w:sz="4" w:space="0" w:color="95AFDD" w:themeColor="accent1" w:themeTint="90"/>
         <w:insideV w:val="single" w:sz="4" w:space="0" w:color="95AFDD" w:themeColor="accent1" w:themeTint="90"/>
       </w:tblBorders>
+      <w:tblCellMar>
+        <w:top w:w="0" w:type="dxa"/>
+        <w:left w:w="108" w:type="dxa"/>
+        <w:bottom w:w="0" w:type="dxa"/>
+        <w:right w:w="108" w:type="dxa"/>
+      </w:tblCellMar>
     </w:tblPr>
     <w:tblStylePr w:type="firstRow">
       <w:rPr>
@@ -10099,6 +9976,7 @@
     <w:qFormat/>
     <w:rsid w:val="00A32279"/>
     <w:tblPr>
+      <w:tblInd w:w="0" w:type="dxa"/>
       <w:tblBorders>
         <w:top w:val="single" w:sz="4" w:space="0" w:color="F4B58A" w:themeColor="accent2" w:themeTint="90"/>
         <w:left w:val="single" w:sz="4" w:space="0" w:color="F4B58A" w:themeColor="accent2" w:themeTint="90"/>
@@ -10107,6 +9985,12 @@
         <w:insideH w:val="single" w:sz="4" w:space="0" w:color="F4B58A" w:themeColor="accent2" w:themeTint="90"/>
         <w:insideV w:val="single" w:sz="4" w:space="0" w:color="F4B58A" w:themeColor="accent2" w:themeTint="90"/>
       </w:tblBorders>
+      <w:tblCellMar>
+        <w:top w:w="0" w:type="dxa"/>
+        <w:left w:w="108" w:type="dxa"/>
+        <w:bottom w:w="0" w:type="dxa"/>
+        <w:right w:w="108" w:type="dxa"/>
+      </w:tblCellMar>
     </w:tblPr>
     <w:tblStylePr w:type="firstRow">
       <w:rPr>
@@ -10180,6 +10064,7 @@
     <w:qFormat/>
     <w:rsid w:val="00A32279"/>
     <w:tblPr>
+      <w:tblInd w:w="0" w:type="dxa"/>
       <w:tblBorders>
         <w:top w:val="single" w:sz="4" w:space="0" w:color="CCCCCC" w:themeColor="accent3" w:themeTint="90"/>
         <w:left w:val="single" w:sz="4" w:space="0" w:color="CCCCCC" w:themeColor="accent3" w:themeTint="90"/>
@@ -10188,6 +10073,12 @@
         <w:insideH w:val="single" w:sz="4" w:space="0" w:color="CCCCCC" w:themeColor="accent3" w:themeTint="90"/>
         <w:insideV w:val="single" w:sz="4" w:space="0" w:color="CCCCCC" w:themeColor="accent3" w:themeTint="90"/>
       </w:tblBorders>
+      <w:tblCellMar>
+        <w:top w:w="0" w:type="dxa"/>
+        <w:left w:w="108" w:type="dxa"/>
+        <w:bottom w:w="0" w:type="dxa"/>
+        <w:right w:w="108" w:type="dxa"/>
+      </w:tblCellMar>
     </w:tblPr>
     <w:tblStylePr w:type="firstRow">
       <w:rPr>
@@ -10261,6 +10152,7 @@
     <w:qFormat/>
     <w:rsid w:val="00A32279"/>
     <w:tblPr>
+      <w:tblInd w:w="0" w:type="dxa"/>
       <w:tblBorders>
         <w:top w:val="single" w:sz="4" w:space="0" w:color="FFDB6F" w:themeColor="accent4" w:themeTint="90"/>
         <w:left w:val="single" w:sz="4" w:space="0" w:color="FFDB6F" w:themeColor="accent4" w:themeTint="90"/>
@@ -10269,6 +10161,12 @@
         <w:insideH w:val="single" w:sz="4" w:space="0" w:color="FFDB6F" w:themeColor="accent4" w:themeTint="90"/>
         <w:insideV w:val="single" w:sz="4" w:space="0" w:color="FFDB6F" w:themeColor="accent4" w:themeTint="90"/>
       </w:tblBorders>
+      <w:tblCellMar>
+        <w:top w:w="0" w:type="dxa"/>
+        <w:left w:w="108" w:type="dxa"/>
+        <w:bottom w:w="0" w:type="dxa"/>
+        <w:right w:w="108" w:type="dxa"/>
+      </w:tblCellMar>
     </w:tblPr>
     <w:tblStylePr w:type="firstRow">
       <w:rPr>
@@ -10342,6 +10240,7 @@
     <w:qFormat/>
     <w:rsid w:val="00A32279"/>
     <w:tblPr>
+      <w:tblInd w:w="0" w:type="dxa"/>
       <w:tblBorders>
         <w:top w:val="single" w:sz="4" w:space="0" w:color="A2C6E7" w:themeColor="accent5" w:themeTint="90"/>
         <w:left w:val="single" w:sz="4" w:space="0" w:color="A2C6E7" w:themeColor="accent5" w:themeTint="90"/>
@@ -10350,6 +10249,12 @@
         <w:insideH w:val="single" w:sz="4" w:space="0" w:color="A2C6E7" w:themeColor="accent5" w:themeTint="90"/>
         <w:insideV w:val="single" w:sz="4" w:space="0" w:color="A2C6E7" w:themeColor="accent5" w:themeTint="90"/>
       </w:tblBorders>
+      <w:tblCellMar>
+        <w:top w:w="0" w:type="dxa"/>
+        <w:left w:w="108" w:type="dxa"/>
+        <w:bottom w:w="0" w:type="dxa"/>
+        <w:right w:w="108" w:type="dxa"/>
+      </w:tblCellMar>
     </w:tblPr>
     <w:tblStylePr w:type="firstRow">
       <w:rPr>
@@ -10423,6 +10328,7 @@
     <w:qFormat/>
     <w:rsid w:val="00A32279"/>
     <w:tblPr>
+      <w:tblInd w:w="0" w:type="dxa"/>
       <w:tblBorders>
         <w:top w:val="single" w:sz="4" w:space="0" w:color="ADD394" w:themeColor="accent6" w:themeTint="90"/>
         <w:left w:val="single" w:sz="4" w:space="0" w:color="ADD394" w:themeColor="accent6" w:themeTint="90"/>
@@ -10431,6 +10337,12 @@
         <w:insideH w:val="single" w:sz="4" w:space="0" w:color="ADD394" w:themeColor="accent6" w:themeTint="90"/>
         <w:insideV w:val="single" w:sz="4" w:space="0" w:color="ADD394" w:themeColor="accent6" w:themeTint="90"/>
       </w:tblBorders>
+      <w:tblCellMar>
+        <w:top w:w="0" w:type="dxa"/>
+        <w:left w:w="108" w:type="dxa"/>
+        <w:bottom w:w="0" w:type="dxa"/>
+        <w:right w:w="108" w:type="dxa"/>
+      </w:tblCellMar>
     </w:tblPr>
     <w:tblStylePr w:type="firstRow">
       <w:rPr>
@@ -10504,6 +10416,7 @@
     <w:qFormat/>
     <w:rsid w:val="00A32279"/>
     <w:tblPr>
+      <w:tblInd w:w="0" w:type="dxa"/>
       <w:tblBorders>
         <w:top w:val="single" w:sz="4" w:space="0" w:color="FFFFFF" w:themeColor="light1"/>
         <w:left w:val="single" w:sz="4" w:space="0" w:color="FFFFFF" w:themeColor="light1"/>
@@ -10512,6 +10425,12 @@
         <w:insideH w:val="single" w:sz="4" w:space="0" w:color="FFFFFF" w:themeColor="light1"/>
         <w:insideV w:val="single" w:sz="4" w:space="0" w:color="FFFFFF" w:themeColor="light1"/>
       </w:tblBorders>
+      <w:tblCellMar>
+        <w:top w:w="0" w:type="dxa"/>
+        <w:left w:w="108" w:type="dxa"/>
+        <w:bottom w:w="0" w:type="dxa"/>
+        <w:right w:w="108" w:type="dxa"/>
+      </w:tblCellMar>
     </w:tblPr>
     <w:tblStylePr w:type="firstRow">
       <w:rPr>
@@ -10584,6 +10503,7 @@
     <w:qFormat/>
     <w:rsid w:val="00A32279"/>
     <w:tblPr>
+      <w:tblInd w:w="0" w:type="dxa"/>
       <w:tblBorders>
         <w:top w:val="single" w:sz="4" w:space="0" w:color="FFFFFF" w:themeColor="light1"/>
         <w:left w:val="single" w:sz="4" w:space="0" w:color="FFFFFF" w:themeColor="light1"/>
@@ -10592,6 +10512,12 @@
         <w:insideH w:val="single" w:sz="4" w:space="0" w:color="FFFFFF" w:themeColor="light1"/>
         <w:insideV w:val="single" w:sz="4" w:space="0" w:color="FFFFFF" w:themeColor="light1"/>
       </w:tblBorders>
+      <w:tblCellMar>
+        <w:top w:w="0" w:type="dxa"/>
+        <w:left w:w="108" w:type="dxa"/>
+        <w:bottom w:w="0" w:type="dxa"/>
+        <w:right w:w="108" w:type="dxa"/>
+      </w:tblCellMar>
     </w:tblPr>
     <w:tblStylePr w:type="firstRow">
       <w:rPr>
@@ -10664,6 +10590,7 @@
     <w:qFormat/>
     <w:rsid w:val="00A32279"/>
     <w:tblPr>
+      <w:tblInd w:w="0" w:type="dxa"/>
       <w:tblBorders>
         <w:top w:val="single" w:sz="4" w:space="0" w:color="FFFFFF" w:themeColor="light1"/>
         <w:left w:val="single" w:sz="4" w:space="0" w:color="FFFFFF" w:themeColor="light1"/>
@@ -10672,6 +10599,12 @@
         <w:insideH w:val="single" w:sz="4" w:space="0" w:color="FFFFFF" w:themeColor="light1"/>
         <w:insideV w:val="single" w:sz="4" w:space="0" w:color="FFFFFF" w:themeColor="light1"/>
       </w:tblBorders>
+      <w:tblCellMar>
+        <w:top w:w="0" w:type="dxa"/>
+        <w:left w:w="108" w:type="dxa"/>
+        <w:bottom w:w="0" w:type="dxa"/>
+        <w:right w:w="108" w:type="dxa"/>
+      </w:tblCellMar>
     </w:tblPr>
     <w:tblStylePr w:type="firstRow">
       <w:rPr>
@@ -10744,6 +10677,7 @@
     <w:qFormat/>
     <w:rsid w:val="00A32279"/>
     <w:tblPr>
+      <w:tblInd w:w="0" w:type="dxa"/>
       <w:tblBorders>
         <w:top w:val="single" w:sz="4" w:space="0" w:color="FFFFFF" w:themeColor="light1"/>
         <w:left w:val="single" w:sz="4" w:space="0" w:color="FFFFFF" w:themeColor="light1"/>
@@ -10752,6 +10686,12 @@
         <w:insideH w:val="single" w:sz="4" w:space="0" w:color="FFFFFF" w:themeColor="light1"/>
         <w:insideV w:val="single" w:sz="4" w:space="0" w:color="FFFFFF" w:themeColor="light1"/>
       </w:tblBorders>
+      <w:tblCellMar>
+        <w:top w:w="0" w:type="dxa"/>
+        <w:left w:w="108" w:type="dxa"/>
+        <w:bottom w:w="0" w:type="dxa"/>
+        <w:right w:w="108" w:type="dxa"/>
+      </w:tblCellMar>
     </w:tblPr>
     <w:tblStylePr w:type="firstRow">
       <w:rPr>
@@ -10824,6 +10764,7 @@
     <w:qFormat/>
     <w:rsid w:val="00A32279"/>
     <w:tblPr>
+      <w:tblInd w:w="0" w:type="dxa"/>
       <w:tblBorders>
         <w:top w:val="single" w:sz="4" w:space="0" w:color="FFFFFF" w:themeColor="light1"/>
         <w:left w:val="single" w:sz="4" w:space="0" w:color="FFFFFF" w:themeColor="light1"/>
@@ -10832,6 +10773,12 @@
         <w:insideH w:val="single" w:sz="4" w:space="0" w:color="FFFFFF" w:themeColor="light1"/>
         <w:insideV w:val="single" w:sz="4" w:space="0" w:color="FFFFFF" w:themeColor="light1"/>
       </w:tblBorders>
+      <w:tblCellMar>
+        <w:top w:w="0" w:type="dxa"/>
+        <w:left w:w="108" w:type="dxa"/>
+        <w:bottom w:w="0" w:type="dxa"/>
+        <w:right w:w="108" w:type="dxa"/>
+      </w:tblCellMar>
     </w:tblPr>
     <w:tblStylePr w:type="firstRow">
       <w:rPr>
@@ -10904,6 +10851,7 @@
     <w:qFormat/>
     <w:rsid w:val="00A32279"/>
     <w:tblPr>
+      <w:tblInd w:w="0" w:type="dxa"/>
       <w:tblBorders>
         <w:top w:val="single" w:sz="4" w:space="0" w:color="FFFFFF" w:themeColor="light1"/>
         <w:left w:val="single" w:sz="4" w:space="0" w:color="FFFFFF" w:themeColor="light1"/>
@@ -10912,6 +10860,12 @@
         <w:insideH w:val="single" w:sz="4" w:space="0" w:color="FFFFFF" w:themeColor="light1"/>
         <w:insideV w:val="single" w:sz="4" w:space="0" w:color="FFFFFF" w:themeColor="light1"/>
       </w:tblBorders>
+      <w:tblCellMar>
+        <w:top w:w="0" w:type="dxa"/>
+        <w:left w:w="108" w:type="dxa"/>
+        <w:bottom w:w="0" w:type="dxa"/>
+        <w:right w:w="108" w:type="dxa"/>
+      </w:tblCellMar>
     </w:tblPr>
     <w:tblStylePr w:type="firstRow">
       <w:rPr>
@@ -10984,6 +10938,7 @@
     <w:qFormat/>
     <w:rsid w:val="00A32279"/>
     <w:tblPr>
+      <w:tblInd w:w="0" w:type="dxa"/>
       <w:tblBorders>
         <w:top w:val="single" w:sz="4" w:space="0" w:color="FFFFFF" w:themeColor="light1"/>
         <w:left w:val="single" w:sz="4" w:space="0" w:color="FFFFFF" w:themeColor="light1"/>
@@ -10992,6 +10947,12 @@
         <w:insideH w:val="single" w:sz="4" w:space="0" w:color="FFFFFF" w:themeColor="light1"/>
         <w:insideV w:val="single" w:sz="4" w:space="0" w:color="FFFFFF" w:themeColor="light1"/>
       </w:tblBorders>
+      <w:tblCellMar>
+        <w:top w:w="0" w:type="dxa"/>
+        <w:left w:w="108" w:type="dxa"/>
+        <w:bottom w:w="0" w:type="dxa"/>
+        <w:right w:w="108" w:type="dxa"/>
+      </w:tblCellMar>
     </w:tblPr>
     <w:tblStylePr w:type="firstRow">
       <w:rPr>
@@ -11064,6 +11025,7 @@
     <w:qFormat/>
     <w:rsid w:val="00A32279"/>
     <w:tblPr>
+      <w:tblInd w:w="0" w:type="dxa"/>
       <w:tblBorders>
         <w:top w:val="single" w:sz="4" w:space="0" w:color="7F7F7F" w:themeColor="text1" w:themeTint="80"/>
         <w:left w:val="single" w:sz="4" w:space="0" w:color="7F7F7F" w:themeColor="text1" w:themeTint="80"/>
@@ -11072,6 +11034,12 @@
         <w:insideH w:val="single" w:sz="4" w:space="0" w:color="7F7F7F" w:themeColor="text1" w:themeTint="80"/>
         <w:insideV w:val="single" w:sz="4" w:space="0" w:color="7F7F7F" w:themeColor="text1" w:themeTint="80"/>
       </w:tblBorders>
+      <w:tblCellMar>
+        <w:top w:w="0" w:type="dxa"/>
+        <w:left w:w="108" w:type="dxa"/>
+        <w:bottom w:w="0" w:type="dxa"/>
+        <w:right w:w="108" w:type="dxa"/>
+      </w:tblCellMar>
     </w:tblPr>
     <w:tblStylePr w:type="firstRow">
       <w:rPr>
@@ -11135,6 +11103,7 @@
     <w:qFormat/>
     <w:rsid w:val="00A32279"/>
     <w:tblPr>
+      <w:tblInd w:w="0" w:type="dxa"/>
       <w:tblBorders>
         <w:top w:val="single" w:sz="4" w:space="0" w:color="A0B7E1" w:themeColor="accent1" w:themeTint="80"/>
         <w:left w:val="single" w:sz="4" w:space="0" w:color="A0B7E1" w:themeColor="accent1" w:themeTint="80"/>
@@ -11143,6 +11112,12 @@
         <w:insideH w:val="single" w:sz="4" w:space="0" w:color="A0B7E1" w:themeColor="accent1" w:themeTint="80"/>
         <w:insideV w:val="single" w:sz="4" w:space="0" w:color="A0B7E1" w:themeColor="accent1" w:themeTint="80"/>
       </w:tblBorders>
+      <w:tblCellMar>
+        <w:top w:w="0" w:type="dxa"/>
+        <w:left w:w="108" w:type="dxa"/>
+        <w:bottom w:w="0" w:type="dxa"/>
+        <w:right w:w="108" w:type="dxa"/>
+      </w:tblCellMar>
     </w:tblPr>
     <w:tblStylePr w:type="firstRow">
       <w:rPr>
@@ -11206,6 +11181,7 @@
     <w:qFormat/>
     <w:rsid w:val="00A32279"/>
     <w:tblPr>
+      <w:tblInd w:w="0" w:type="dxa"/>
       <w:tblBorders>
         <w:top w:val="single" w:sz="4" w:space="0" w:color="F4B184" w:themeColor="accent2" w:themeTint="97"/>
         <w:left w:val="single" w:sz="4" w:space="0" w:color="F4B184" w:themeColor="accent2" w:themeTint="97"/>
@@ -11214,6 +11190,12 @@
         <w:insideH w:val="single" w:sz="4" w:space="0" w:color="F4B184" w:themeColor="accent2" w:themeTint="97"/>
         <w:insideV w:val="single" w:sz="4" w:space="0" w:color="F4B184" w:themeColor="accent2" w:themeTint="97"/>
       </w:tblBorders>
+      <w:tblCellMar>
+        <w:top w:w="0" w:type="dxa"/>
+        <w:left w:w="108" w:type="dxa"/>
+        <w:bottom w:w="0" w:type="dxa"/>
+        <w:right w:w="108" w:type="dxa"/>
+      </w:tblCellMar>
     </w:tblPr>
     <w:tblStylePr w:type="firstRow">
       <w:rPr>
@@ -11277,6 +11259,7 @@
     <w:qFormat/>
     <w:rsid w:val="00A32279"/>
     <w:tblPr>
+      <w:tblInd w:w="0" w:type="dxa"/>
       <w:tblBorders>
         <w:top w:val="single" w:sz="4" w:space="0" w:color="A5A5A5" w:themeColor="accent3" w:themeTint="FE"/>
         <w:left w:val="single" w:sz="4" w:space="0" w:color="A5A5A5" w:themeColor="accent3" w:themeTint="FE"/>
@@ -11285,6 +11268,12 @@
         <w:insideH w:val="single" w:sz="4" w:space="0" w:color="A5A5A5" w:themeColor="accent3" w:themeTint="FE"/>
         <w:insideV w:val="single" w:sz="4" w:space="0" w:color="A5A5A5" w:themeColor="accent3" w:themeTint="FE"/>
       </w:tblBorders>
+      <w:tblCellMar>
+        <w:top w:w="0" w:type="dxa"/>
+        <w:left w:w="108" w:type="dxa"/>
+        <w:bottom w:w="0" w:type="dxa"/>
+        <w:right w:w="108" w:type="dxa"/>
+      </w:tblCellMar>
     </w:tblPr>
     <w:tblStylePr w:type="firstRow">
       <w:rPr>
@@ -11348,6 +11337,7 @@
     <w:qFormat/>
     <w:rsid w:val="00A32279"/>
     <w:tblPr>
+      <w:tblInd w:w="0" w:type="dxa"/>
       <w:tblBorders>
         <w:top w:val="single" w:sz="4" w:space="0" w:color="FFD865" w:themeColor="accent4" w:themeTint="9A"/>
         <w:left w:val="single" w:sz="4" w:space="0" w:color="FFD865" w:themeColor="accent4" w:themeTint="9A"/>
@@ -11356,6 +11346,12 @@
         <w:insideH w:val="single" w:sz="4" w:space="0" w:color="FFD865" w:themeColor="accent4" w:themeTint="9A"/>
         <w:insideV w:val="single" w:sz="4" w:space="0" w:color="FFD865" w:themeColor="accent4" w:themeTint="9A"/>
       </w:tblBorders>
+      <w:tblCellMar>
+        <w:top w:w="0" w:type="dxa"/>
+        <w:left w:w="108" w:type="dxa"/>
+        <w:bottom w:w="0" w:type="dxa"/>
+        <w:right w:w="108" w:type="dxa"/>
+      </w:tblCellMar>
     </w:tblPr>
     <w:tblStylePr w:type="firstRow">
       <w:rPr>
@@ -11419,6 +11415,7 @@
     <w:qFormat/>
     <w:rsid w:val="00A32279"/>
     <w:tblPr>
+      <w:tblInd w:w="0" w:type="dxa"/>
       <w:tblBorders>
         <w:top w:val="single" w:sz="4" w:space="0" w:color="5B9BD5" w:themeColor="accent5"/>
         <w:left w:val="single" w:sz="4" w:space="0" w:color="5B9BD5" w:themeColor="accent5"/>
@@ -11427,6 +11424,12 @@
         <w:insideH w:val="single" w:sz="4" w:space="0" w:color="5B9BD5" w:themeColor="accent5"/>
         <w:insideV w:val="single" w:sz="4" w:space="0" w:color="5B9BD5" w:themeColor="accent5"/>
       </w:tblBorders>
+      <w:tblCellMar>
+        <w:top w:w="0" w:type="dxa"/>
+        <w:left w:w="108" w:type="dxa"/>
+        <w:bottom w:w="0" w:type="dxa"/>
+        <w:right w:w="108" w:type="dxa"/>
+      </w:tblCellMar>
     </w:tblPr>
     <w:tblStylePr w:type="firstRow">
       <w:rPr>
@@ -11490,6 +11493,7 @@
     <w:qFormat/>
     <w:rsid w:val="00A32279"/>
     <w:tblPr>
+      <w:tblInd w:w="0" w:type="dxa"/>
       <w:tblBorders>
         <w:top w:val="single" w:sz="4" w:space="0" w:color="70AD47" w:themeColor="accent6"/>
         <w:left w:val="single" w:sz="4" w:space="0" w:color="70AD47" w:themeColor="accent6"/>
@@ -11498,6 +11502,12 @@
         <w:insideH w:val="single" w:sz="4" w:space="0" w:color="70AD47" w:themeColor="accent6"/>
         <w:insideV w:val="single" w:sz="4" w:space="0" w:color="70AD47" w:themeColor="accent6"/>
       </w:tblBorders>
+      <w:tblCellMar>
+        <w:top w:w="0" w:type="dxa"/>
+        <w:left w:w="108" w:type="dxa"/>
+        <w:bottom w:w="0" w:type="dxa"/>
+        <w:right w:w="108" w:type="dxa"/>
+      </w:tblCellMar>
     </w:tblPr>
     <w:tblStylePr w:type="firstRow">
       <w:rPr>
@@ -11561,12 +11571,19 @@
     <w:qFormat/>
     <w:rsid w:val="00A32279"/>
     <w:tblPr>
+      <w:tblInd w:w="0" w:type="dxa"/>
       <w:tblBorders>
         <w:bottom w:val="single" w:sz="4" w:space="0" w:color="7F7F7F" w:themeColor="text1" w:themeTint="80"/>
         <w:right w:val="single" w:sz="4" w:space="0" w:color="7F7F7F" w:themeColor="text1" w:themeTint="80"/>
         <w:insideH w:val="single" w:sz="4" w:space="0" w:color="7F7F7F" w:themeColor="text1" w:themeTint="80"/>
         <w:insideV w:val="single" w:sz="4" w:space="0" w:color="7F7F7F" w:themeColor="text1" w:themeTint="80"/>
       </w:tblBorders>
+      <w:tblCellMar>
+        <w:top w:w="0" w:type="dxa"/>
+        <w:left w:w="108" w:type="dxa"/>
+        <w:bottom w:w="0" w:type="dxa"/>
+        <w:right w:w="108" w:type="dxa"/>
+      </w:tblCellMar>
     </w:tblPr>
     <w:tblStylePr w:type="firstRow">
       <w:rPr>
@@ -11646,7 +11663,7 @@
     <w:tblStylePr w:type="band1Vert">
       <w:tblPr/>
       <w:tcPr>
-        <w:shd w:val="clear" w:color="F2F2F2" w:themeColor="text1" w:themeTint="0D" w:fill="F2F2F2" w:themeFill="text1" w:themeFillTint="0D"/>
+        <w:shd w:val="clear" w:color="F2F2F2" w:themeColor="text1" w:themeTint="D" w:fill="F2F2F2" w:themeFill="text1" w:themeFillTint="D"/>
       </w:tcPr>
     </w:tblStylePr>
     <w:tblStylePr w:type="band1Horz">
@@ -11657,7 +11674,7 @@
       </w:rPr>
       <w:tblPr/>
       <w:tcPr>
-        <w:shd w:val="clear" w:color="F2F2F2" w:themeColor="text1" w:themeTint="0D" w:fill="F2F2F2" w:themeFill="text1" w:themeFillTint="0D"/>
+        <w:shd w:val="clear" w:color="F2F2F2" w:themeColor="text1" w:themeTint="D" w:fill="F2F2F2" w:themeFill="text1" w:themeFillTint="D"/>
       </w:tcPr>
     </w:tblStylePr>
     <w:tblStylePr w:type="band2Horz">
@@ -11675,12 +11692,19 @@
     <w:qFormat/>
     <w:rsid w:val="00A32279"/>
     <w:tblPr>
+      <w:tblInd w:w="0" w:type="dxa"/>
       <w:tblBorders>
         <w:bottom w:val="single" w:sz="4" w:space="0" w:color="A0B7E1" w:themeColor="accent1" w:themeTint="80"/>
         <w:right w:val="single" w:sz="4" w:space="0" w:color="A0B7E1" w:themeColor="accent1" w:themeTint="80"/>
         <w:insideH w:val="single" w:sz="4" w:space="0" w:color="A0B7E1" w:themeColor="accent1" w:themeTint="80"/>
         <w:insideV w:val="single" w:sz="4" w:space="0" w:color="A0B7E1" w:themeColor="accent1" w:themeTint="80"/>
       </w:tblBorders>
+      <w:tblCellMar>
+        <w:top w:w="0" w:type="dxa"/>
+        <w:left w:w="108" w:type="dxa"/>
+        <w:bottom w:w="0" w:type="dxa"/>
+        <w:right w:w="108" w:type="dxa"/>
+      </w:tblCellMar>
     </w:tblPr>
     <w:tblStylePr w:type="firstRow">
       <w:rPr>
@@ -11789,12 +11813,19 @@
     <w:qFormat/>
     <w:rsid w:val="00A32279"/>
     <w:tblPr>
+      <w:tblInd w:w="0" w:type="dxa"/>
       <w:tblBorders>
         <w:bottom w:val="single" w:sz="4" w:space="0" w:color="F4B184" w:themeColor="accent2" w:themeTint="97"/>
         <w:right w:val="single" w:sz="4" w:space="0" w:color="F4B184" w:themeColor="accent2" w:themeTint="97"/>
         <w:insideH w:val="single" w:sz="4" w:space="0" w:color="F4B184" w:themeColor="accent2" w:themeTint="97"/>
         <w:insideV w:val="single" w:sz="4" w:space="0" w:color="F4B184" w:themeColor="accent2" w:themeTint="97"/>
       </w:tblBorders>
+      <w:tblCellMar>
+        <w:top w:w="0" w:type="dxa"/>
+        <w:left w:w="108" w:type="dxa"/>
+        <w:bottom w:w="0" w:type="dxa"/>
+        <w:right w:w="108" w:type="dxa"/>
+      </w:tblCellMar>
     </w:tblPr>
     <w:tblStylePr w:type="firstRow">
       <w:rPr>
@@ -11903,12 +11934,19 @@
     <w:qFormat/>
     <w:rsid w:val="00A32279"/>
     <w:tblPr>
+      <w:tblInd w:w="0" w:type="dxa"/>
       <w:tblBorders>
         <w:bottom w:val="single" w:sz="4" w:space="0" w:color="A5A5A5" w:themeColor="accent3" w:themeTint="FE"/>
         <w:right w:val="single" w:sz="4" w:space="0" w:color="A5A5A5" w:themeColor="accent3" w:themeTint="FE"/>
         <w:insideH w:val="single" w:sz="4" w:space="0" w:color="A5A5A5" w:themeColor="accent3" w:themeTint="FE"/>
         <w:insideV w:val="single" w:sz="4" w:space="0" w:color="A5A5A5" w:themeColor="accent3" w:themeTint="FE"/>
       </w:tblBorders>
+      <w:tblCellMar>
+        <w:top w:w="0" w:type="dxa"/>
+        <w:left w:w="108" w:type="dxa"/>
+        <w:bottom w:w="0" w:type="dxa"/>
+        <w:right w:w="108" w:type="dxa"/>
+      </w:tblCellMar>
     </w:tblPr>
     <w:tblStylePr w:type="firstRow">
       <w:rPr>
@@ -12017,12 +12055,19 @@
     <w:qFormat/>
     <w:rsid w:val="00A32279"/>
     <w:tblPr>
+      <w:tblInd w:w="0" w:type="dxa"/>
       <w:tblBorders>
         <w:bottom w:val="single" w:sz="4" w:space="0" w:color="FFD865" w:themeColor="accent4" w:themeTint="9A"/>
         <w:right w:val="single" w:sz="4" w:space="0" w:color="FFD865" w:themeColor="accent4" w:themeTint="9A"/>
         <w:insideH w:val="single" w:sz="4" w:space="0" w:color="FFD865" w:themeColor="accent4" w:themeTint="9A"/>
         <w:insideV w:val="single" w:sz="4" w:space="0" w:color="FFD865" w:themeColor="accent4" w:themeTint="9A"/>
       </w:tblBorders>
+      <w:tblCellMar>
+        <w:top w:w="0" w:type="dxa"/>
+        <w:left w:w="108" w:type="dxa"/>
+        <w:bottom w:w="0" w:type="dxa"/>
+        <w:right w:w="108" w:type="dxa"/>
+      </w:tblCellMar>
     </w:tblPr>
     <w:tblStylePr w:type="firstRow">
       <w:rPr>
@@ -12131,12 +12176,19 @@
     <w:qFormat/>
     <w:rsid w:val="00A32279"/>
     <w:tblPr>
+      <w:tblInd w:w="0" w:type="dxa"/>
       <w:tblBorders>
         <w:bottom w:val="single" w:sz="4" w:space="0" w:color="A2C6E7" w:themeColor="accent5" w:themeTint="90"/>
         <w:right w:val="single" w:sz="4" w:space="0" w:color="A2C6E7" w:themeColor="accent5" w:themeTint="90"/>
         <w:insideH w:val="single" w:sz="4" w:space="0" w:color="A2C6E7" w:themeColor="accent5" w:themeTint="90"/>
         <w:insideV w:val="single" w:sz="4" w:space="0" w:color="A2C6E7" w:themeColor="accent5" w:themeTint="90"/>
       </w:tblBorders>
+      <w:tblCellMar>
+        <w:top w:w="0" w:type="dxa"/>
+        <w:left w:w="108" w:type="dxa"/>
+        <w:bottom w:w="0" w:type="dxa"/>
+        <w:right w:w="108" w:type="dxa"/>
+      </w:tblCellMar>
     </w:tblPr>
     <w:tblStylePr w:type="firstRow">
       <w:rPr>
@@ -12245,12 +12297,19 @@
     <w:qFormat/>
     <w:rsid w:val="00A32279"/>
     <w:tblPr>
+      <w:tblInd w:w="0" w:type="dxa"/>
       <w:tblBorders>
         <w:bottom w:val="single" w:sz="4" w:space="0" w:color="ADD394" w:themeColor="accent6" w:themeTint="90"/>
         <w:right w:val="single" w:sz="4" w:space="0" w:color="ADD394" w:themeColor="accent6" w:themeTint="90"/>
         <w:insideH w:val="single" w:sz="4" w:space="0" w:color="ADD394" w:themeColor="accent6" w:themeTint="90"/>
         <w:insideV w:val="single" w:sz="4" w:space="0" w:color="ADD394" w:themeColor="accent6" w:themeTint="90"/>
       </w:tblBorders>
+      <w:tblCellMar>
+        <w:top w:w="0" w:type="dxa"/>
+        <w:left w:w="108" w:type="dxa"/>
+        <w:bottom w:w="0" w:type="dxa"/>
+        <w:right w:w="108" w:type="dxa"/>
+      </w:tblCellMar>
     </w:tblPr>
     <w:tblStylePr w:type="firstRow">
       <w:rPr>
@@ -12358,7 +12417,15 @@
     <w:uiPriority w:val="99"/>
     <w:qFormat/>
     <w:rsid w:val="00A32279"/>
-    <w:tblPr/>
+    <w:tblPr>
+      <w:tblInd w:w="0" w:type="dxa"/>
+      <w:tblCellMar>
+        <w:top w:w="0" w:type="dxa"/>
+        <w:left w:w="108" w:type="dxa"/>
+        <w:bottom w:w="0" w:type="dxa"/>
+        <w:right w:w="108" w:type="dxa"/>
+      </w:tblCellMar>
+    </w:tblPr>
     <w:tblStylePr w:type="firstRow">
       <w:rPr>
         <w:b/>
@@ -12420,7 +12487,15 @@
     <w:uiPriority w:val="99"/>
     <w:qFormat/>
     <w:rsid w:val="00A32279"/>
-    <w:tblPr/>
+    <w:tblPr>
+      <w:tblInd w:w="0" w:type="dxa"/>
+      <w:tblCellMar>
+        <w:top w:w="0" w:type="dxa"/>
+        <w:left w:w="108" w:type="dxa"/>
+        <w:bottom w:w="0" w:type="dxa"/>
+        <w:right w:w="108" w:type="dxa"/>
+      </w:tblCellMar>
+    </w:tblPr>
     <w:tblStylePr w:type="firstRow">
       <w:rPr>
         <w:b/>
@@ -12482,7 +12557,15 @@
     <w:uiPriority w:val="99"/>
     <w:qFormat/>
     <w:rsid w:val="00A32279"/>
-    <w:tblPr/>
+    <w:tblPr>
+      <w:tblInd w:w="0" w:type="dxa"/>
+      <w:tblCellMar>
+        <w:top w:w="0" w:type="dxa"/>
+        <w:left w:w="108" w:type="dxa"/>
+        <w:bottom w:w="0" w:type="dxa"/>
+        <w:right w:w="108" w:type="dxa"/>
+      </w:tblCellMar>
+    </w:tblPr>
     <w:tblStylePr w:type="firstRow">
       <w:rPr>
         <w:b/>
@@ -12544,7 +12627,15 @@
     <w:uiPriority w:val="99"/>
     <w:qFormat/>
     <w:rsid w:val="00A32279"/>
-    <w:tblPr/>
+    <w:tblPr>
+      <w:tblInd w:w="0" w:type="dxa"/>
+      <w:tblCellMar>
+        <w:top w:w="0" w:type="dxa"/>
+        <w:left w:w="108" w:type="dxa"/>
+        <w:bottom w:w="0" w:type="dxa"/>
+        <w:right w:w="108" w:type="dxa"/>
+      </w:tblCellMar>
+    </w:tblPr>
     <w:tblStylePr w:type="firstRow">
       <w:rPr>
         <w:b/>
@@ -12606,7 +12697,15 @@
     <w:uiPriority w:val="99"/>
     <w:qFormat/>
     <w:rsid w:val="00A32279"/>
-    <w:tblPr/>
+    <w:tblPr>
+      <w:tblInd w:w="0" w:type="dxa"/>
+      <w:tblCellMar>
+        <w:top w:w="0" w:type="dxa"/>
+        <w:left w:w="108" w:type="dxa"/>
+        <w:bottom w:w="0" w:type="dxa"/>
+        <w:right w:w="108" w:type="dxa"/>
+      </w:tblCellMar>
+    </w:tblPr>
     <w:tblStylePr w:type="firstRow">
       <w:rPr>
         <w:b/>
@@ -12668,7 +12767,15 @@
     <w:uiPriority w:val="99"/>
     <w:qFormat/>
     <w:rsid w:val="00A32279"/>
-    <w:tblPr/>
+    <w:tblPr>
+      <w:tblInd w:w="0" w:type="dxa"/>
+      <w:tblCellMar>
+        <w:top w:w="0" w:type="dxa"/>
+        <w:left w:w="108" w:type="dxa"/>
+        <w:bottom w:w="0" w:type="dxa"/>
+        <w:right w:w="108" w:type="dxa"/>
+      </w:tblCellMar>
+    </w:tblPr>
     <w:tblStylePr w:type="firstRow">
       <w:rPr>
         <w:b/>
@@ -12730,7 +12837,15 @@
     <w:uiPriority w:val="99"/>
     <w:qFormat/>
     <w:rsid w:val="00A32279"/>
-    <w:tblPr/>
+    <w:tblPr>
+      <w:tblInd w:w="0" w:type="dxa"/>
+      <w:tblCellMar>
+        <w:top w:w="0" w:type="dxa"/>
+        <w:left w:w="108" w:type="dxa"/>
+        <w:bottom w:w="0" w:type="dxa"/>
+        <w:right w:w="108" w:type="dxa"/>
+      </w:tblCellMar>
+    </w:tblPr>
     <w:tblStylePr w:type="firstRow">
       <w:rPr>
         <w:b/>
@@ -12793,11 +12908,18 @@
     <w:qFormat/>
     <w:rsid w:val="00A32279"/>
     <w:tblPr>
+      <w:tblInd w:w="0" w:type="dxa"/>
       <w:tblBorders>
         <w:top w:val="single" w:sz="4" w:space="0" w:color="6F6F6F" w:themeColor="text1" w:themeTint="90"/>
         <w:bottom w:val="single" w:sz="4" w:space="0" w:color="6F6F6F" w:themeColor="text1" w:themeTint="90"/>
         <w:insideH w:val="single" w:sz="4" w:space="0" w:color="6F6F6F" w:themeColor="text1" w:themeTint="90"/>
       </w:tblBorders>
+      <w:tblCellMar>
+        <w:top w:w="0" w:type="dxa"/>
+        <w:left w:w="108" w:type="dxa"/>
+        <w:bottom w:w="0" w:type="dxa"/>
+        <w:right w:w="108" w:type="dxa"/>
+      </w:tblCellMar>
     </w:tblPr>
     <w:tblStylePr w:type="firstRow">
       <w:rPr>
@@ -12879,11 +13001,18 @@
     <w:qFormat/>
     <w:rsid w:val="00A32279"/>
     <w:tblPr>
+      <w:tblInd w:w="0" w:type="dxa"/>
       <w:tblBorders>
         <w:top w:val="single" w:sz="4" w:space="0" w:color="95AFDD" w:themeColor="accent1" w:themeTint="90"/>
         <w:bottom w:val="single" w:sz="4" w:space="0" w:color="95AFDD" w:themeColor="accent1" w:themeTint="90"/>
         <w:insideH w:val="single" w:sz="4" w:space="0" w:color="95AFDD" w:themeColor="accent1" w:themeTint="90"/>
       </w:tblBorders>
+      <w:tblCellMar>
+        <w:top w:w="0" w:type="dxa"/>
+        <w:left w:w="108" w:type="dxa"/>
+        <w:bottom w:w="0" w:type="dxa"/>
+        <w:right w:w="108" w:type="dxa"/>
+      </w:tblCellMar>
     </w:tblPr>
     <w:tblStylePr w:type="firstRow">
       <w:rPr>
@@ -12965,11 +13094,18 @@
     <w:qFormat/>
     <w:rsid w:val="00A32279"/>
     <w:tblPr>
+      <w:tblInd w:w="0" w:type="dxa"/>
       <w:tblBorders>
         <w:top w:val="single" w:sz="4" w:space="0" w:color="F4B58A" w:themeColor="accent2" w:themeTint="90"/>
         <w:bottom w:val="single" w:sz="4" w:space="0" w:color="F4B58A" w:themeColor="accent2" w:themeTint="90"/>
         <w:insideH w:val="single" w:sz="4" w:space="0" w:color="F4B58A" w:themeColor="accent2" w:themeTint="90"/>
       </w:tblBorders>
+      <w:tblCellMar>
+        <w:top w:w="0" w:type="dxa"/>
+        <w:left w:w="108" w:type="dxa"/>
+        <w:bottom w:w="0" w:type="dxa"/>
+        <w:right w:w="108" w:type="dxa"/>
+      </w:tblCellMar>
     </w:tblPr>
     <w:tblStylePr w:type="firstRow">
       <w:rPr>
@@ -13051,11 +13187,18 @@
     <w:qFormat/>
     <w:rsid w:val="00A32279"/>
     <w:tblPr>
+      <w:tblInd w:w="0" w:type="dxa"/>
       <w:tblBorders>
         <w:top w:val="single" w:sz="4" w:space="0" w:color="CCCCCC" w:themeColor="accent3" w:themeTint="90"/>
         <w:bottom w:val="single" w:sz="4" w:space="0" w:color="CCCCCC" w:themeColor="accent3" w:themeTint="90"/>
         <w:insideH w:val="single" w:sz="4" w:space="0" w:color="CCCCCC" w:themeColor="accent3" w:themeTint="90"/>
       </w:tblBorders>
+      <w:tblCellMar>
+        <w:top w:w="0" w:type="dxa"/>
+        <w:left w:w="108" w:type="dxa"/>
+        <w:bottom w:w="0" w:type="dxa"/>
+        <w:right w:w="108" w:type="dxa"/>
+      </w:tblCellMar>
     </w:tblPr>
     <w:tblStylePr w:type="firstRow">
       <w:rPr>
@@ -13137,11 +13280,18 @@
     <w:qFormat/>
     <w:rsid w:val="00A32279"/>
     <w:tblPr>
+      <w:tblInd w:w="0" w:type="dxa"/>
       <w:tblBorders>
         <w:top w:val="single" w:sz="4" w:space="0" w:color="FFDB6F" w:themeColor="accent4" w:themeTint="90"/>
         <w:bottom w:val="single" w:sz="4" w:space="0" w:color="FFDB6F" w:themeColor="accent4" w:themeTint="90"/>
         <w:insideH w:val="single" w:sz="4" w:space="0" w:color="FFDB6F" w:themeColor="accent4" w:themeTint="90"/>
       </w:tblBorders>
+      <w:tblCellMar>
+        <w:top w:w="0" w:type="dxa"/>
+        <w:left w:w="108" w:type="dxa"/>
+        <w:bottom w:w="0" w:type="dxa"/>
+        <w:right w:w="108" w:type="dxa"/>
+      </w:tblCellMar>
     </w:tblPr>
     <w:tblStylePr w:type="firstRow">
       <w:rPr>
@@ -13223,11 +13373,18 @@
     <w:qFormat/>
     <w:rsid w:val="00A32279"/>
     <w:tblPr>
+      <w:tblInd w:w="0" w:type="dxa"/>
       <w:tblBorders>
         <w:top w:val="single" w:sz="4" w:space="0" w:color="A2C6E7" w:themeColor="accent5" w:themeTint="90"/>
         <w:bottom w:val="single" w:sz="4" w:space="0" w:color="A2C6E7" w:themeColor="accent5" w:themeTint="90"/>
         <w:insideH w:val="single" w:sz="4" w:space="0" w:color="A2C6E7" w:themeColor="accent5" w:themeTint="90"/>
       </w:tblBorders>
+      <w:tblCellMar>
+        <w:top w:w="0" w:type="dxa"/>
+        <w:left w:w="108" w:type="dxa"/>
+        <w:bottom w:w="0" w:type="dxa"/>
+        <w:right w:w="108" w:type="dxa"/>
+      </w:tblCellMar>
     </w:tblPr>
     <w:tblStylePr w:type="firstRow">
       <w:rPr>
@@ -13309,11 +13466,18 @@
     <w:qFormat/>
     <w:rsid w:val="00A32279"/>
     <w:tblPr>
+      <w:tblInd w:w="0" w:type="dxa"/>
       <w:tblBorders>
         <w:top w:val="single" w:sz="4" w:space="0" w:color="ADD394" w:themeColor="accent6" w:themeTint="90"/>
         <w:bottom w:val="single" w:sz="4" w:space="0" w:color="ADD394" w:themeColor="accent6" w:themeTint="90"/>
         <w:insideH w:val="single" w:sz="4" w:space="0" w:color="ADD394" w:themeColor="accent6" w:themeTint="90"/>
       </w:tblBorders>
+      <w:tblCellMar>
+        <w:top w:w="0" w:type="dxa"/>
+        <w:left w:w="108" w:type="dxa"/>
+        <w:bottom w:w="0" w:type="dxa"/>
+        <w:right w:w="108" w:type="dxa"/>
+      </w:tblCellMar>
     </w:tblPr>
     <w:tblStylePr w:type="firstRow">
       <w:rPr>
@@ -13395,12 +13559,19 @@
     <w:qFormat/>
     <w:rsid w:val="00A32279"/>
     <w:tblPr>
+      <w:tblInd w:w="0" w:type="dxa"/>
       <w:tblBorders>
         <w:top w:val="single" w:sz="4" w:space="0" w:color="000000" w:themeColor="text1"/>
         <w:left w:val="single" w:sz="4" w:space="0" w:color="000000" w:themeColor="text1"/>
         <w:bottom w:val="single" w:sz="4" w:space="0" w:color="000000" w:themeColor="text1"/>
         <w:right w:val="single" w:sz="4" w:space="0" w:color="000000" w:themeColor="text1"/>
       </w:tblBorders>
+      <w:tblCellMar>
+        <w:top w:w="0" w:type="dxa"/>
+        <w:left w:w="108" w:type="dxa"/>
+        <w:bottom w:w="0" w:type="dxa"/>
+        <w:right w:w="108" w:type="dxa"/>
+      </w:tblCellMar>
     </w:tblPr>
     <w:tblStylePr w:type="firstRow">
       <w:rPr>
@@ -13468,12 +13639,19 @@
     <w:qFormat/>
     <w:rsid w:val="00A32279"/>
     <w:tblPr>
+      <w:tblInd w:w="0" w:type="dxa"/>
       <w:tblBorders>
         <w:top w:val="single" w:sz="4" w:space="0" w:color="4472C4" w:themeColor="accent1"/>
         <w:left w:val="single" w:sz="4" w:space="0" w:color="4472C4" w:themeColor="accent1"/>
         <w:bottom w:val="single" w:sz="4" w:space="0" w:color="4472C4" w:themeColor="accent1"/>
         <w:right w:val="single" w:sz="4" w:space="0" w:color="4472C4" w:themeColor="accent1"/>
       </w:tblBorders>
+      <w:tblCellMar>
+        <w:top w:w="0" w:type="dxa"/>
+        <w:left w:w="108" w:type="dxa"/>
+        <w:bottom w:w="0" w:type="dxa"/>
+        <w:right w:w="108" w:type="dxa"/>
+      </w:tblCellMar>
     </w:tblPr>
     <w:tblStylePr w:type="firstRow">
       <w:rPr>
@@ -13541,12 +13719,19 @@
     <w:qFormat/>
     <w:rsid w:val="00A32279"/>
     <w:tblPr>
+      <w:tblInd w:w="0" w:type="dxa"/>
       <w:tblBorders>
         <w:top w:val="single" w:sz="4" w:space="0" w:color="F4B184" w:themeColor="accent2" w:themeTint="97"/>
         <w:left w:val="single" w:sz="4" w:space="0" w:color="F4B184" w:themeColor="accent2" w:themeTint="97"/>
         <w:bottom w:val="single" w:sz="4" w:space="0" w:color="F4B184" w:themeColor="accent2" w:themeTint="97"/>
         <w:right w:val="single" w:sz="4" w:space="0" w:color="F4B184" w:themeColor="accent2" w:themeTint="97"/>
       </w:tblBorders>
+      <w:tblCellMar>
+        <w:top w:w="0" w:type="dxa"/>
+        <w:left w:w="108" w:type="dxa"/>
+        <w:bottom w:w="0" w:type="dxa"/>
+        <w:right w:w="108" w:type="dxa"/>
+      </w:tblCellMar>
     </w:tblPr>
     <w:tblStylePr w:type="firstRow">
       <w:rPr>
@@ -13614,12 +13799,19 @@
     <w:qFormat/>
     <w:rsid w:val="00A32279"/>
     <w:tblPr>
+      <w:tblInd w:w="0" w:type="dxa"/>
       <w:tblBorders>
         <w:top w:val="single" w:sz="4" w:space="0" w:color="C9C9C9" w:themeColor="accent3" w:themeTint="98"/>
         <w:left w:val="single" w:sz="4" w:space="0" w:color="C9C9C9" w:themeColor="accent3" w:themeTint="98"/>
         <w:bottom w:val="single" w:sz="4" w:space="0" w:color="C9C9C9" w:themeColor="accent3" w:themeTint="98"/>
         <w:right w:val="single" w:sz="4" w:space="0" w:color="C9C9C9" w:themeColor="accent3" w:themeTint="98"/>
       </w:tblBorders>
+      <w:tblCellMar>
+        <w:top w:w="0" w:type="dxa"/>
+        <w:left w:w="108" w:type="dxa"/>
+        <w:bottom w:w="0" w:type="dxa"/>
+        <w:right w:w="108" w:type="dxa"/>
+      </w:tblCellMar>
     </w:tblPr>
     <w:tblStylePr w:type="firstRow">
       <w:rPr>
@@ -13687,12 +13879,19 @@
     <w:qFormat/>
     <w:rsid w:val="00A32279"/>
     <w:tblPr>
+      <w:tblInd w:w="0" w:type="dxa"/>
       <w:tblBorders>
         <w:top w:val="single" w:sz="4" w:space="0" w:color="FFD865" w:themeColor="accent4" w:themeTint="9A"/>
         <w:left w:val="single" w:sz="4" w:space="0" w:color="FFD865" w:themeColor="accent4" w:themeTint="9A"/>
         <w:bottom w:val="single" w:sz="4" w:space="0" w:color="FFD865" w:themeColor="accent4" w:themeTint="9A"/>
         <w:right w:val="single" w:sz="4" w:space="0" w:color="FFD865" w:themeColor="accent4" w:themeTint="9A"/>
       </w:tblBorders>
+      <w:tblCellMar>
+        <w:top w:w="0" w:type="dxa"/>
+        <w:left w:w="108" w:type="dxa"/>
+        <w:bottom w:w="0" w:type="dxa"/>
+        <w:right w:w="108" w:type="dxa"/>
+      </w:tblCellMar>
     </w:tblPr>
     <w:tblStylePr w:type="firstRow">
       <w:rPr>
@@ -13760,12 +13959,19 @@
     <w:qFormat/>
     <w:rsid w:val="00A32279"/>
     <w:tblPr>
+      <w:tblInd w:w="0" w:type="dxa"/>
       <w:tblBorders>
         <w:top w:val="single" w:sz="4" w:space="0" w:color="9BC2E5" w:themeColor="accent5" w:themeTint="9A"/>
         <w:left w:val="single" w:sz="4" w:space="0" w:color="9BC2E5" w:themeColor="accent5" w:themeTint="9A"/>
         <w:bottom w:val="single" w:sz="4" w:space="0" w:color="9BC2E5" w:themeColor="accent5" w:themeTint="9A"/>
         <w:right w:val="single" w:sz="4" w:space="0" w:color="9BC2E5" w:themeColor="accent5" w:themeTint="9A"/>
       </w:tblBorders>
+      <w:tblCellMar>
+        <w:top w:w="0" w:type="dxa"/>
+        <w:left w:w="108" w:type="dxa"/>
+        <w:bottom w:w="0" w:type="dxa"/>
+        <w:right w:w="108" w:type="dxa"/>
+      </w:tblCellMar>
     </w:tblPr>
     <w:tblStylePr w:type="firstRow">
       <w:rPr>
@@ -13833,12 +14039,19 @@
     <w:qFormat/>
     <w:rsid w:val="00A32279"/>
     <w:tblPr>
+      <w:tblInd w:w="0" w:type="dxa"/>
       <w:tblBorders>
         <w:top w:val="single" w:sz="4" w:space="0" w:color="A9D08E" w:themeColor="accent6" w:themeTint="98"/>
         <w:left w:val="single" w:sz="4" w:space="0" w:color="A9D08E" w:themeColor="accent6" w:themeTint="98"/>
         <w:bottom w:val="single" w:sz="4" w:space="0" w:color="A9D08E" w:themeColor="accent6" w:themeTint="98"/>
         <w:right w:val="single" w:sz="4" w:space="0" w:color="A9D08E" w:themeColor="accent6" w:themeTint="98"/>
       </w:tblBorders>
+      <w:tblCellMar>
+        <w:top w:w="0" w:type="dxa"/>
+        <w:left w:w="108" w:type="dxa"/>
+        <w:bottom w:w="0" w:type="dxa"/>
+        <w:right w:w="108" w:type="dxa"/>
+      </w:tblCellMar>
     </w:tblPr>
     <w:tblStylePr w:type="firstRow">
       <w:rPr>
@@ -13906,6 +14119,7 @@
     <w:qFormat/>
     <w:rsid w:val="00A32279"/>
     <w:tblPr>
+      <w:tblInd w:w="0" w:type="dxa"/>
       <w:tblBorders>
         <w:top w:val="single" w:sz="4" w:space="0" w:color="000000" w:themeColor="text1"/>
         <w:left w:val="single" w:sz="4" w:space="0" w:color="000000" w:themeColor="text1"/>
@@ -13913,6 +14127,12 @@
         <w:right w:val="single" w:sz="4" w:space="0" w:color="000000" w:themeColor="text1"/>
         <w:insideH w:val="single" w:sz="4" w:space="0" w:color="000000" w:themeColor="text1"/>
       </w:tblBorders>
+      <w:tblCellMar>
+        <w:top w:w="0" w:type="dxa"/>
+        <w:left w:w="108" w:type="dxa"/>
+        <w:bottom w:w="0" w:type="dxa"/>
+        <w:right w:w="108" w:type="dxa"/>
+      </w:tblCellMar>
     </w:tblPr>
     <w:tblStylePr w:type="firstRow">
       <w:rPr>
@@ -13974,6 +14194,7 @@
     <w:qFormat/>
     <w:rsid w:val="00A32279"/>
     <w:tblPr>
+      <w:tblInd w:w="0" w:type="dxa"/>
       <w:tblBorders>
         <w:top w:val="single" w:sz="4" w:space="0" w:color="95AFDD" w:themeColor="accent1" w:themeTint="90"/>
         <w:left w:val="single" w:sz="4" w:space="0" w:color="95AFDD" w:themeColor="accent1" w:themeTint="90"/>
@@ -13981,6 +14202,12 @@
         <w:right w:val="single" w:sz="4" w:space="0" w:color="95AFDD" w:themeColor="accent1" w:themeTint="90"/>
         <w:insideH w:val="single" w:sz="4" w:space="0" w:color="95AFDD" w:themeColor="accent1" w:themeTint="90"/>
       </w:tblBorders>
+      <w:tblCellMar>
+        <w:top w:w="0" w:type="dxa"/>
+        <w:left w:w="108" w:type="dxa"/>
+        <w:bottom w:w="0" w:type="dxa"/>
+        <w:right w:w="108" w:type="dxa"/>
+      </w:tblCellMar>
     </w:tblPr>
     <w:tblStylePr w:type="firstRow">
       <w:rPr>
@@ -14042,6 +14269,7 @@
     <w:qFormat/>
     <w:rsid w:val="00A32279"/>
     <w:tblPr>
+      <w:tblInd w:w="0" w:type="dxa"/>
       <w:tblBorders>
         <w:top w:val="single" w:sz="4" w:space="0" w:color="F4B58A" w:themeColor="accent2" w:themeTint="90"/>
         <w:left w:val="single" w:sz="4" w:space="0" w:color="F4B58A" w:themeColor="accent2" w:themeTint="90"/>
@@ -14049,6 +14277,12 @@
         <w:right w:val="single" w:sz="4" w:space="0" w:color="F4B58A" w:themeColor="accent2" w:themeTint="90"/>
         <w:insideH w:val="single" w:sz="4" w:space="0" w:color="F4B58A" w:themeColor="accent2" w:themeTint="90"/>
       </w:tblBorders>
+      <w:tblCellMar>
+        <w:top w:w="0" w:type="dxa"/>
+        <w:left w:w="108" w:type="dxa"/>
+        <w:bottom w:w="0" w:type="dxa"/>
+        <w:right w:w="108" w:type="dxa"/>
+      </w:tblCellMar>
     </w:tblPr>
     <w:tblStylePr w:type="firstRow">
       <w:rPr>
@@ -14110,6 +14344,7 @@
     <w:qFormat/>
     <w:rsid w:val="00A32279"/>
     <w:tblPr>
+      <w:tblInd w:w="0" w:type="dxa"/>
       <w:tblBorders>
         <w:top w:val="single" w:sz="4" w:space="0" w:color="CCCCCC" w:themeColor="accent3" w:themeTint="90"/>
         <w:left w:val="single" w:sz="4" w:space="0" w:color="CCCCCC" w:themeColor="accent3" w:themeTint="90"/>
@@ -14117,6 +14352,12 @@
         <w:right w:val="single" w:sz="4" w:space="0" w:color="CCCCCC" w:themeColor="accent3" w:themeTint="90"/>
         <w:insideH w:val="single" w:sz="4" w:space="0" w:color="CCCCCC" w:themeColor="accent3" w:themeTint="90"/>
       </w:tblBorders>
+      <w:tblCellMar>
+        <w:top w:w="0" w:type="dxa"/>
+        <w:left w:w="108" w:type="dxa"/>
+        <w:bottom w:w="0" w:type="dxa"/>
+        <w:right w:w="108" w:type="dxa"/>
+      </w:tblCellMar>
     </w:tblPr>
     <w:tblStylePr w:type="firstRow">
       <w:rPr>
@@ -14178,6 +14419,7 @@
     <w:qFormat/>
     <w:rsid w:val="00A32279"/>
     <w:tblPr>
+      <w:tblInd w:w="0" w:type="dxa"/>
       <w:tblBorders>
         <w:top w:val="single" w:sz="4" w:space="0" w:color="FFDB6F" w:themeColor="accent4" w:themeTint="90"/>
         <w:left w:val="single" w:sz="4" w:space="0" w:color="FFDB6F" w:themeColor="accent4" w:themeTint="90"/>
@@ -14185,6 +14427,12 @@
         <w:right w:val="single" w:sz="4" w:space="0" w:color="FFDB6F" w:themeColor="accent4" w:themeTint="90"/>
         <w:insideH w:val="single" w:sz="4" w:space="0" w:color="FFDB6F" w:themeColor="accent4" w:themeTint="90"/>
       </w:tblBorders>
+      <w:tblCellMar>
+        <w:top w:w="0" w:type="dxa"/>
+        <w:left w:w="108" w:type="dxa"/>
+        <w:bottom w:w="0" w:type="dxa"/>
+        <w:right w:w="108" w:type="dxa"/>
+      </w:tblCellMar>
     </w:tblPr>
     <w:tblStylePr w:type="firstRow">
       <w:rPr>
@@ -14246,6 +14494,7 @@
     <w:qFormat/>
     <w:rsid w:val="00A32279"/>
     <w:tblPr>
+      <w:tblInd w:w="0" w:type="dxa"/>
       <w:tblBorders>
         <w:top w:val="single" w:sz="4" w:space="0" w:color="A2C6E7" w:themeColor="accent5" w:themeTint="90"/>
         <w:left w:val="single" w:sz="4" w:space="0" w:color="A2C6E7" w:themeColor="accent5" w:themeTint="90"/>
@@ -14253,6 +14502,12 @@
         <w:right w:val="single" w:sz="4" w:space="0" w:color="A2C6E7" w:themeColor="accent5" w:themeTint="90"/>
         <w:insideH w:val="single" w:sz="4" w:space="0" w:color="A2C6E7" w:themeColor="accent5" w:themeTint="90"/>
       </w:tblBorders>
+      <w:tblCellMar>
+        <w:top w:w="0" w:type="dxa"/>
+        <w:left w:w="108" w:type="dxa"/>
+        <w:bottom w:w="0" w:type="dxa"/>
+        <w:right w:w="108" w:type="dxa"/>
+      </w:tblCellMar>
     </w:tblPr>
     <w:tblStylePr w:type="firstRow">
       <w:rPr>
@@ -14314,6 +14569,7 @@
     <w:qFormat/>
     <w:rsid w:val="00A32279"/>
     <w:tblPr>
+      <w:tblInd w:w="0" w:type="dxa"/>
       <w:tblBorders>
         <w:top w:val="single" w:sz="4" w:space="0" w:color="ADD394" w:themeColor="accent6" w:themeTint="90"/>
         <w:left w:val="single" w:sz="4" w:space="0" w:color="ADD394" w:themeColor="accent6" w:themeTint="90"/>
@@ -14321,6 +14577,12 @@
         <w:right w:val="single" w:sz="4" w:space="0" w:color="ADD394" w:themeColor="accent6" w:themeTint="90"/>
         <w:insideH w:val="single" w:sz="4" w:space="0" w:color="ADD394" w:themeColor="accent6" w:themeTint="90"/>
       </w:tblBorders>
+      <w:tblCellMar>
+        <w:top w:w="0" w:type="dxa"/>
+        <w:left w:w="108" w:type="dxa"/>
+        <w:bottom w:w="0" w:type="dxa"/>
+        <w:right w:w="108" w:type="dxa"/>
+      </w:tblCellMar>
     </w:tblPr>
     <w:tblStylePr w:type="firstRow">
       <w:rPr>
@@ -14382,12 +14644,19 @@
     <w:qFormat/>
     <w:rsid w:val="00A32279"/>
     <w:tblPr>
+      <w:tblInd w:w="0" w:type="dxa"/>
       <w:tblBorders>
         <w:top w:val="single" w:sz="32" w:space="0" w:color="7F7F7F" w:themeColor="text1" w:themeTint="80"/>
         <w:left w:val="single" w:sz="32" w:space="0" w:color="7F7F7F" w:themeColor="text1" w:themeTint="80"/>
         <w:bottom w:val="single" w:sz="32" w:space="0" w:color="7F7F7F" w:themeColor="text1" w:themeTint="80"/>
         <w:right w:val="single" w:sz="32" w:space="0" w:color="7F7F7F" w:themeColor="text1" w:themeTint="80"/>
       </w:tblBorders>
+      <w:tblCellMar>
+        <w:top w:w="0" w:type="dxa"/>
+        <w:left w:w="108" w:type="dxa"/>
+        <w:bottom w:w="0" w:type="dxa"/>
+        <w:right w:w="108" w:type="dxa"/>
+      </w:tblCellMar>
     </w:tblPr>
     <w:tblStylePr w:type="firstRow">
       <w:rPr>
@@ -14484,12 +14753,19 @@
     <w:qFormat/>
     <w:rsid w:val="00A32279"/>
     <w:tblPr>
+      <w:tblInd w:w="0" w:type="dxa"/>
       <w:tblBorders>
         <w:top w:val="single" w:sz="32" w:space="0" w:color="4472C4" w:themeColor="accent1"/>
         <w:left w:val="single" w:sz="32" w:space="0" w:color="4472C4" w:themeColor="accent1"/>
         <w:bottom w:val="single" w:sz="32" w:space="0" w:color="4472C4" w:themeColor="accent1"/>
         <w:right w:val="single" w:sz="32" w:space="0" w:color="4472C4" w:themeColor="accent1"/>
       </w:tblBorders>
+      <w:tblCellMar>
+        <w:top w:w="0" w:type="dxa"/>
+        <w:left w:w="108" w:type="dxa"/>
+        <w:bottom w:w="0" w:type="dxa"/>
+        <w:right w:w="108" w:type="dxa"/>
+      </w:tblCellMar>
     </w:tblPr>
     <w:tblStylePr w:type="firstRow">
       <w:rPr>
@@ -14586,12 +14862,19 @@
     <w:qFormat/>
     <w:rsid w:val="00A32279"/>
     <w:tblPr>
+      <w:tblInd w:w="0" w:type="dxa"/>
       <w:tblBorders>
         <w:top w:val="single" w:sz="32" w:space="0" w:color="F4B184" w:themeColor="accent2" w:themeTint="97"/>
         <w:left w:val="single" w:sz="32" w:space="0" w:color="F4B184" w:themeColor="accent2" w:themeTint="97"/>
         <w:bottom w:val="single" w:sz="32" w:space="0" w:color="F4B184" w:themeColor="accent2" w:themeTint="97"/>
         <w:right w:val="single" w:sz="32" w:space="0" w:color="F4B184" w:themeColor="accent2" w:themeTint="97"/>
       </w:tblBorders>
+      <w:tblCellMar>
+        <w:top w:w="0" w:type="dxa"/>
+        <w:left w:w="108" w:type="dxa"/>
+        <w:bottom w:w="0" w:type="dxa"/>
+        <w:right w:w="108" w:type="dxa"/>
+      </w:tblCellMar>
     </w:tblPr>
     <w:tblStylePr w:type="firstRow">
       <w:rPr>
@@ -14688,12 +14971,19 @@
     <w:qFormat/>
     <w:rsid w:val="00A32279"/>
     <w:tblPr>
+      <w:tblInd w:w="0" w:type="dxa"/>
       <w:tblBorders>
         <w:top w:val="single" w:sz="32" w:space="0" w:color="C9C9C9" w:themeColor="accent3" w:themeTint="98"/>
         <w:left w:val="single" w:sz="32" w:space="0" w:color="C9C9C9" w:themeColor="accent3" w:themeTint="98"/>
         <w:bottom w:val="single" w:sz="32" w:space="0" w:color="C9C9C9" w:themeColor="accent3" w:themeTint="98"/>
         <w:right w:val="single" w:sz="32" w:space="0" w:color="C9C9C9" w:themeColor="accent3" w:themeTint="98"/>
       </w:tblBorders>
+      <w:tblCellMar>
+        <w:top w:w="0" w:type="dxa"/>
+        <w:left w:w="108" w:type="dxa"/>
+        <w:bottom w:w="0" w:type="dxa"/>
+        <w:right w:w="108" w:type="dxa"/>
+      </w:tblCellMar>
     </w:tblPr>
     <w:tblStylePr w:type="firstRow">
       <w:rPr>
@@ -14790,12 +15080,19 @@
     <w:qFormat/>
     <w:rsid w:val="00A32279"/>
     <w:tblPr>
+      <w:tblInd w:w="0" w:type="dxa"/>
       <w:tblBorders>
         <w:top w:val="single" w:sz="32" w:space="0" w:color="FFD865" w:themeColor="accent4" w:themeTint="9A"/>
         <w:left w:val="single" w:sz="32" w:space="0" w:color="FFD865" w:themeColor="accent4" w:themeTint="9A"/>
         <w:bottom w:val="single" w:sz="32" w:space="0" w:color="FFD865" w:themeColor="accent4" w:themeTint="9A"/>
         <w:right w:val="single" w:sz="32" w:space="0" w:color="FFD865" w:themeColor="accent4" w:themeTint="9A"/>
       </w:tblBorders>
+      <w:tblCellMar>
+        <w:top w:w="0" w:type="dxa"/>
+        <w:left w:w="108" w:type="dxa"/>
+        <w:bottom w:w="0" w:type="dxa"/>
+        <w:right w:w="108" w:type="dxa"/>
+      </w:tblCellMar>
     </w:tblPr>
     <w:tblStylePr w:type="firstRow">
       <w:rPr>
@@ -14892,12 +15189,19 @@
     <w:qFormat/>
     <w:rsid w:val="00A32279"/>
     <w:tblPr>
+      <w:tblInd w:w="0" w:type="dxa"/>
       <w:tblBorders>
         <w:top w:val="single" w:sz="32" w:space="0" w:color="9BC2E5" w:themeColor="accent5" w:themeTint="9A"/>
         <w:left w:val="single" w:sz="32" w:space="0" w:color="9BC2E5" w:themeColor="accent5" w:themeTint="9A"/>
         <w:bottom w:val="single" w:sz="32" w:space="0" w:color="9BC2E5" w:themeColor="accent5" w:themeTint="9A"/>
         <w:right w:val="single" w:sz="32" w:space="0" w:color="9BC2E5" w:themeColor="accent5" w:themeTint="9A"/>
       </w:tblBorders>
+      <w:tblCellMar>
+        <w:top w:w="0" w:type="dxa"/>
+        <w:left w:w="108" w:type="dxa"/>
+        <w:bottom w:w="0" w:type="dxa"/>
+        <w:right w:w="108" w:type="dxa"/>
+      </w:tblCellMar>
     </w:tblPr>
     <w:tblStylePr w:type="firstRow">
       <w:rPr>
@@ -14994,12 +15298,19 @@
     <w:qFormat/>
     <w:rsid w:val="00A32279"/>
     <w:tblPr>
+      <w:tblInd w:w="0" w:type="dxa"/>
       <w:tblBorders>
         <w:top w:val="single" w:sz="32" w:space="0" w:color="A9D08E" w:themeColor="accent6" w:themeTint="98"/>
         <w:left w:val="single" w:sz="32" w:space="0" w:color="A9D08E" w:themeColor="accent6" w:themeTint="98"/>
         <w:bottom w:val="single" w:sz="32" w:space="0" w:color="A9D08E" w:themeColor="accent6" w:themeTint="98"/>
         <w:right w:val="single" w:sz="32" w:space="0" w:color="A9D08E" w:themeColor="accent6" w:themeTint="98"/>
       </w:tblBorders>
+      <w:tblCellMar>
+        <w:top w:w="0" w:type="dxa"/>
+        <w:left w:w="108" w:type="dxa"/>
+        <w:bottom w:w="0" w:type="dxa"/>
+        <w:right w:w="108" w:type="dxa"/>
+      </w:tblCellMar>
     </w:tblPr>
     <w:tblStylePr w:type="firstRow">
       <w:rPr>
@@ -15096,10 +15407,17 @@
     <w:qFormat/>
     <w:rsid w:val="00A32279"/>
     <w:tblPr>
+      <w:tblInd w:w="0" w:type="dxa"/>
       <w:tblBorders>
         <w:top w:val="single" w:sz="4" w:space="0" w:color="7F7F7F" w:themeColor="text1" w:themeTint="80"/>
         <w:bottom w:val="single" w:sz="4" w:space="0" w:color="7F7F7F" w:themeColor="text1" w:themeTint="80"/>
       </w:tblBorders>
+      <w:tblCellMar>
+        <w:top w:w="0" w:type="dxa"/>
+        <w:left w:w="108" w:type="dxa"/>
+        <w:bottom w:w="0" w:type="dxa"/>
+        <w:right w:w="108" w:type="dxa"/>
+      </w:tblCellMar>
     </w:tblPr>
     <w:tblStylePr w:type="firstRow">
       <w:rPr>
@@ -15169,10 +15487,17 @@
     <w:qFormat/>
     <w:rsid w:val="00A32279"/>
     <w:tblPr>
+      <w:tblInd w:w="0" w:type="dxa"/>
       <w:tblBorders>
         <w:top w:val="single" w:sz="4" w:space="0" w:color="4472C4" w:themeColor="accent1"/>
         <w:bottom w:val="single" w:sz="4" w:space="0" w:color="4472C4" w:themeColor="accent1"/>
       </w:tblBorders>
+      <w:tblCellMar>
+        <w:top w:w="0" w:type="dxa"/>
+        <w:left w:w="108" w:type="dxa"/>
+        <w:bottom w:w="0" w:type="dxa"/>
+        <w:right w:w="108" w:type="dxa"/>
+      </w:tblCellMar>
     </w:tblPr>
     <w:tblStylePr w:type="firstRow">
       <w:rPr>
@@ -15242,10 +15567,17 @@
     <w:qFormat/>
     <w:rsid w:val="00A32279"/>
     <w:tblPr>
+      <w:tblInd w:w="0" w:type="dxa"/>
       <w:tblBorders>
         <w:top w:val="single" w:sz="4" w:space="0" w:color="F4B184" w:themeColor="accent2" w:themeTint="97"/>
         <w:bottom w:val="single" w:sz="4" w:space="0" w:color="F4B184" w:themeColor="accent2" w:themeTint="97"/>
       </w:tblBorders>
+      <w:tblCellMar>
+        <w:top w:w="0" w:type="dxa"/>
+        <w:left w:w="108" w:type="dxa"/>
+        <w:bottom w:w="0" w:type="dxa"/>
+        <w:right w:w="108" w:type="dxa"/>
+      </w:tblCellMar>
     </w:tblPr>
     <w:tblStylePr w:type="firstRow">
       <w:rPr>
@@ -15315,10 +15647,17 @@
     <w:qFormat/>
     <w:rsid w:val="00A32279"/>
     <w:tblPr>
+      <w:tblInd w:w="0" w:type="dxa"/>
       <w:tblBorders>
         <w:top w:val="single" w:sz="4" w:space="0" w:color="C9C9C9" w:themeColor="accent3" w:themeTint="98"/>
         <w:bottom w:val="single" w:sz="4" w:space="0" w:color="C9C9C9" w:themeColor="accent3" w:themeTint="98"/>
       </w:tblBorders>
+      <w:tblCellMar>
+        <w:top w:w="0" w:type="dxa"/>
+        <w:left w:w="108" w:type="dxa"/>
+        <w:bottom w:w="0" w:type="dxa"/>
+        <w:right w:w="108" w:type="dxa"/>
+      </w:tblCellMar>
     </w:tblPr>
     <w:tblStylePr w:type="firstRow">
       <w:rPr>
@@ -15388,10 +15727,17 @@
     <w:qFormat/>
     <w:rsid w:val="00A32279"/>
     <w:tblPr>
+      <w:tblInd w:w="0" w:type="dxa"/>
       <w:tblBorders>
         <w:top w:val="single" w:sz="4" w:space="0" w:color="FFD865" w:themeColor="accent4" w:themeTint="9A"/>
         <w:bottom w:val="single" w:sz="4" w:space="0" w:color="FFD865" w:themeColor="accent4" w:themeTint="9A"/>
       </w:tblBorders>
+      <w:tblCellMar>
+        <w:top w:w="0" w:type="dxa"/>
+        <w:left w:w="108" w:type="dxa"/>
+        <w:bottom w:w="0" w:type="dxa"/>
+        <w:right w:w="108" w:type="dxa"/>
+      </w:tblCellMar>
     </w:tblPr>
     <w:tblStylePr w:type="firstRow">
       <w:rPr>
@@ -15461,10 +15807,17 @@
     <w:qFormat/>
     <w:rsid w:val="00A32279"/>
     <w:tblPr>
+      <w:tblInd w:w="0" w:type="dxa"/>
       <w:tblBorders>
         <w:top w:val="single" w:sz="4" w:space="0" w:color="9BC2E5" w:themeColor="accent5" w:themeTint="9A"/>
         <w:bottom w:val="single" w:sz="4" w:space="0" w:color="9BC2E5" w:themeColor="accent5" w:themeTint="9A"/>
       </w:tblBorders>
+      <w:tblCellMar>
+        <w:top w:w="0" w:type="dxa"/>
+        <w:left w:w="108" w:type="dxa"/>
+        <w:bottom w:w="0" w:type="dxa"/>
+        <w:right w:w="108" w:type="dxa"/>
+      </w:tblCellMar>
     </w:tblPr>
     <w:tblStylePr w:type="firstRow">
       <w:rPr>
@@ -15533,10 +15886,17 @@
     <w:uiPriority w:val="99"/>
     <w:rsid w:val="00A32279"/>
     <w:tblPr>
+      <w:tblInd w:w="0" w:type="dxa"/>
       <w:tblBorders>
         <w:top w:val="single" w:sz="4" w:space="0" w:color="A9D08E" w:themeColor="accent6" w:themeTint="98"/>
         <w:bottom w:val="single" w:sz="4" w:space="0" w:color="A9D08E" w:themeColor="accent6" w:themeTint="98"/>
       </w:tblBorders>
+      <w:tblCellMar>
+        <w:top w:w="0" w:type="dxa"/>
+        <w:left w:w="108" w:type="dxa"/>
+        <w:bottom w:w="0" w:type="dxa"/>
+        <w:right w:w="108" w:type="dxa"/>
+      </w:tblCellMar>
     </w:tblPr>
     <w:tblStylePr w:type="firstRow">
       <w:rPr>
@@ -15606,9 +15966,16 @@
     <w:qFormat/>
     <w:rsid w:val="00A32279"/>
     <w:tblPr>
+      <w:tblInd w:w="0" w:type="dxa"/>
       <w:tblBorders>
         <w:right w:val="single" w:sz="4" w:space="0" w:color="7F7F7F" w:themeColor="text1" w:themeTint="80"/>
       </w:tblBorders>
+      <w:tblCellMar>
+        <w:top w:w="0" w:type="dxa"/>
+        <w:left w:w="108" w:type="dxa"/>
+        <w:bottom w:w="0" w:type="dxa"/>
+        <w:right w:w="108" w:type="dxa"/>
+      </w:tblCellMar>
     </w:tblPr>
     <w:tblStylePr w:type="firstRow">
       <w:rPr>
@@ -15717,9 +16084,16 @@
     <w:qFormat/>
     <w:rsid w:val="00A32279"/>
     <w:tblPr>
+      <w:tblInd w:w="0" w:type="dxa"/>
       <w:tblBorders>
         <w:right w:val="single" w:sz="4" w:space="0" w:color="4472C4" w:themeColor="accent1"/>
       </w:tblBorders>
+      <w:tblCellMar>
+        <w:top w:w="0" w:type="dxa"/>
+        <w:left w:w="108" w:type="dxa"/>
+        <w:bottom w:w="0" w:type="dxa"/>
+        <w:right w:w="108" w:type="dxa"/>
+      </w:tblCellMar>
     </w:tblPr>
     <w:tblStylePr w:type="firstRow">
       <w:rPr>
@@ -15828,9 +16202,16 @@
     <w:qFormat/>
     <w:rsid w:val="00A32279"/>
     <w:tblPr>
+      <w:tblInd w:w="0" w:type="dxa"/>
       <w:tblBorders>
         <w:right w:val="single" w:sz="4" w:space="0" w:color="F4B184" w:themeColor="accent2" w:themeTint="97"/>
       </w:tblBorders>
+      <w:tblCellMar>
+        <w:top w:w="0" w:type="dxa"/>
+        <w:left w:w="108" w:type="dxa"/>
+        <w:bottom w:w="0" w:type="dxa"/>
+        <w:right w:w="108" w:type="dxa"/>
+      </w:tblCellMar>
     </w:tblPr>
     <w:tblStylePr w:type="firstRow">
       <w:rPr>
@@ -15939,9 +16320,16 @@
     <w:qFormat/>
     <w:rsid w:val="00A32279"/>
     <w:tblPr>
+      <w:tblInd w:w="0" w:type="dxa"/>
       <w:tblBorders>
         <w:right w:val="single" w:sz="4" w:space="0" w:color="C9C9C9" w:themeColor="accent3" w:themeTint="98"/>
       </w:tblBorders>
+      <w:tblCellMar>
+        <w:top w:w="0" w:type="dxa"/>
+        <w:left w:w="108" w:type="dxa"/>
+        <w:bottom w:w="0" w:type="dxa"/>
+        <w:right w:w="108" w:type="dxa"/>
+      </w:tblCellMar>
     </w:tblPr>
     <w:tblStylePr w:type="firstRow">
       <w:rPr>
@@ -16049,9 +16437,16 @@
     <w:uiPriority w:val="99"/>
     <w:rsid w:val="00A32279"/>
     <w:tblPr>
+      <w:tblInd w:w="0" w:type="dxa"/>
       <w:tblBorders>
         <w:right w:val="single" w:sz="4" w:space="0" w:color="FFD865" w:themeColor="accent4" w:themeTint="9A"/>
       </w:tblBorders>
+      <w:tblCellMar>
+        <w:top w:w="0" w:type="dxa"/>
+        <w:left w:w="108" w:type="dxa"/>
+        <w:bottom w:w="0" w:type="dxa"/>
+        <w:right w:w="108" w:type="dxa"/>
+      </w:tblCellMar>
     </w:tblPr>
     <w:tblStylePr w:type="firstRow">
       <w:rPr>
@@ -16160,9 +16555,16 @@
     <w:qFormat/>
     <w:rsid w:val="00A32279"/>
     <w:tblPr>
+      <w:tblInd w:w="0" w:type="dxa"/>
       <w:tblBorders>
         <w:right w:val="single" w:sz="4" w:space="0" w:color="9BC2E5" w:themeColor="accent5" w:themeTint="9A"/>
       </w:tblBorders>
+      <w:tblCellMar>
+        <w:top w:w="0" w:type="dxa"/>
+        <w:left w:w="108" w:type="dxa"/>
+        <w:bottom w:w="0" w:type="dxa"/>
+        <w:right w:w="108" w:type="dxa"/>
+      </w:tblCellMar>
     </w:tblPr>
     <w:tblStylePr w:type="firstRow">
       <w:rPr>
@@ -16270,9 +16672,16 @@
     <w:uiPriority w:val="99"/>
     <w:rsid w:val="00A32279"/>
     <w:tblPr>
+      <w:tblInd w:w="0" w:type="dxa"/>
       <w:tblBorders>
         <w:right w:val="single" w:sz="4" w:space="0" w:color="A9D08E" w:themeColor="accent6" w:themeTint="98"/>
       </w:tblBorders>
+      <w:tblCellMar>
+        <w:top w:w="0" w:type="dxa"/>
+        <w:left w:w="108" w:type="dxa"/>
+        <w:bottom w:w="0" w:type="dxa"/>
+        <w:right w:w="108" w:type="dxa"/>
+      </w:tblCellMar>
     </w:tblPr>
     <w:tblStylePr w:type="firstRow">
       <w:rPr>
@@ -16383,7 +16792,15 @@
     <w:rPr>
       <w:color w:val="404040"/>
     </w:rPr>
-    <w:tblPr/>
+    <w:tblPr>
+      <w:tblInd w:w="0" w:type="dxa"/>
+      <w:tblCellMar>
+        <w:top w:w="0" w:type="dxa"/>
+        <w:left w:w="108" w:type="dxa"/>
+        <w:bottom w:w="0" w:type="dxa"/>
+        <w:right w:w="108" w:type="dxa"/>
+      </w:tblCellMar>
+    </w:tblPr>
     <w:tblStylePr w:type="firstRow">
       <w:rPr>
         <w:rFonts w:ascii="Arial" w:hAnsi="Arial"/>
@@ -16443,7 +16860,7 @@
       </w:rPr>
       <w:tblPr/>
       <w:tcPr>
-        <w:shd w:val="clear" w:color="F2F2F2" w:themeColor="text1" w:themeTint="0D" w:fill="F2F2F2" w:themeFill="text1" w:themeFillTint="0D"/>
+        <w:shd w:val="clear" w:color="F2F2F2" w:themeColor="text1" w:themeTint="D" w:fill="F2F2F2" w:themeFill="text1" w:themeFillTint="D"/>
       </w:tcPr>
     </w:tblStylePr>
     <w:tblStylePr w:type="band1Horz">
@@ -16461,7 +16878,7 @@
       </w:rPr>
       <w:tblPr/>
       <w:tcPr>
-        <w:shd w:val="clear" w:color="F2F2F2" w:themeColor="text1" w:themeTint="0D" w:fill="F2F2F2" w:themeFill="text1" w:themeFillTint="0D"/>
+        <w:shd w:val="clear" w:color="F2F2F2" w:themeColor="text1" w:themeTint="D" w:fill="F2F2F2" w:themeFill="text1" w:themeFillTint="D"/>
       </w:tcPr>
     </w:tblStylePr>
   </w:style>
@@ -16474,7 +16891,15 @@
     <w:rPr>
       <w:color w:val="404040"/>
     </w:rPr>
-    <w:tblPr/>
+    <w:tblPr>
+      <w:tblInd w:w="0" w:type="dxa"/>
+      <w:tblCellMar>
+        <w:top w:w="0" w:type="dxa"/>
+        <w:left w:w="108" w:type="dxa"/>
+        <w:bottom w:w="0" w:type="dxa"/>
+        <w:right w:w="108" w:type="dxa"/>
+      </w:tblCellMar>
+    </w:tblPr>
     <w:tblStylePr w:type="firstRow">
       <w:rPr>
         <w:rFonts w:ascii="Arial" w:hAnsi="Arial"/>
@@ -16564,7 +16989,15 @@
     <w:rPr>
       <w:color w:val="404040"/>
     </w:rPr>
-    <w:tblPr/>
+    <w:tblPr>
+      <w:tblInd w:w="0" w:type="dxa"/>
+      <w:tblCellMar>
+        <w:top w:w="0" w:type="dxa"/>
+        <w:left w:w="108" w:type="dxa"/>
+        <w:bottom w:w="0" w:type="dxa"/>
+        <w:right w:w="108" w:type="dxa"/>
+      </w:tblCellMar>
+    </w:tblPr>
     <w:tblStylePr w:type="firstRow">
       <w:rPr>
         <w:rFonts w:ascii="Arial" w:hAnsi="Arial"/>
@@ -16655,7 +17088,15 @@
     <w:rPr>
       <w:color w:val="404040"/>
     </w:rPr>
-    <w:tblPr/>
+    <w:tblPr>
+      <w:tblInd w:w="0" w:type="dxa"/>
+      <w:tblCellMar>
+        <w:top w:w="0" w:type="dxa"/>
+        <w:left w:w="108" w:type="dxa"/>
+        <w:bottom w:w="0" w:type="dxa"/>
+        <w:right w:w="108" w:type="dxa"/>
+      </w:tblCellMar>
+    </w:tblPr>
     <w:tblStylePr w:type="firstRow">
       <w:rPr>
         <w:rFonts w:ascii="Arial" w:hAnsi="Arial"/>
@@ -16746,7 +17187,15 @@
     <w:rPr>
       <w:color w:val="404040"/>
     </w:rPr>
-    <w:tblPr/>
+    <w:tblPr>
+      <w:tblInd w:w="0" w:type="dxa"/>
+      <w:tblCellMar>
+        <w:top w:w="0" w:type="dxa"/>
+        <w:left w:w="108" w:type="dxa"/>
+        <w:bottom w:w="0" w:type="dxa"/>
+        <w:right w:w="108" w:type="dxa"/>
+      </w:tblCellMar>
+    </w:tblPr>
     <w:tblStylePr w:type="firstRow">
       <w:rPr>
         <w:rFonts w:ascii="Arial" w:hAnsi="Arial"/>
@@ -16837,7 +17286,15 @@
     <w:rPr>
       <w:color w:val="404040"/>
     </w:rPr>
-    <w:tblPr/>
+    <w:tblPr>
+      <w:tblInd w:w="0" w:type="dxa"/>
+      <w:tblCellMar>
+        <w:top w:w="0" w:type="dxa"/>
+        <w:left w:w="108" w:type="dxa"/>
+        <w:bottom w:w="0" w:type="dxa"/>
+        <w:right w:w="108" w:type="dxa"/>
+      </w:tblCellMar>
+    </w:tblPr>
     <w:tblStylePr w:type="firstRow">
       <w:rPr>
         <w:rFonts w:ascii="Arial" w:hAnsi="Arial"/>
@@ -16928,7 +17385,15 @@
     <w:rPr>
       <w:color w:val="404040"/>
     </w:rPr>
-    <w:tblPr/>
+    <w:tblPr>
+      <w:tblInd w:w="0" w:type="dxa"/>
+      <w:tblCellMar>
+        <w:top w:w="0" w:type="dxa"/>
+        <w:left w:w="108" w:type="dxa"/>
+        <w:bottom w:w="0" w:type="dxa"/>
+        <w:right w:w="108" w:type="dxa"/>
+      </w:tblCellMar>
+    </w:tblPr>
     <w:tblStylePr w:type="firstRow">
       <w:rPr>
         <w:rFonts w:ascii="Arial" w:hAnsi="Arial"/>
@@ -17020,6 +17485,7 @@
       <w:color w:val="404040"/>
     </w:rPr>
     <w:tblPr>
+      <w:tblInd w:w="0" w:type="dxa"/>
       <w:tblBorders>
         <w:top w:val="single" w:sz="4" w:space="0" w:color="595959" w:themeColor="text1" w:themeTint="A6"/>
         <w:left w:val="single" w:sz="4" w:space="0" w:color="595959" w:themeColor="text1" w:themeTint="A6"/>
@@ -17028,6 +17494,12 @@
         <w:insideH w:val="single" w:sz="4" w:space="0" w:color="595959" w:themeColor="text1" w:themeTint="A6"/>
         <w:insideV w:val="single" w:sz="4" w:space="0" w:color="595959" w:themeColor="text1" w:themeTint="A6"/>
       </w:tblBorders>
+      <w:tblCellMar>
+        <w:top w:w="0" w:type="dxa"/>
+        <w:left w:w="108" w:type="dxa"/>
+        <w:bottom w:w="0" w:type="dxa"/>
+        <w:right w:w="108" w:type="dxa"/>
+      </w:tblCellMar>
     </w:tblPr>
     <w:tblStylePr w:type="firstRow">
       <w:rPr>
@@ -17088,7 +17560,7 @@
       </w:rPr>
       <w:tblPr/>
       <w:tcPr>
-        <w:shd w:val="clear" w:color="F2F2F2" w:themeColor="text1" w:themeTint="0D" w:fill="F2F2F2" w:themeFill="text1" w:themeFillTint="0D"/>
+        <w:shd w:val="clear" w:color="F2F2F2" w:themeColor="text1" w:themeTint="D" w:fill="F2F2F2" w:themeFill="text1" w:themeFillTint="D"/>
       </w:tcPr>
     </w:tblStylePr>
     <w:tblStylePr w:type="band1Horz">
@@ -17106,7 +17578,7 @@
       </w:rPr>
       <w:tblPr/>
       <w:tcPr>
-        <w:shd w:val="clear" w:color="F2F2F2" w:themeColor="text1" w:themeTint="0D" w:fill="F2F2F2" w:themeFill="text1" w:themeFillTint="0D"/>
+        <w:shd w:val="clear" w:color="F2F2F2" w:themeColor="text1" w:themeTint="D" w:fill="F2F2F2" w:themeFill="text1" w:themeFillTint="D"/>
       </w:tcPr>
     </w:tblStylePr>
   </w:style>
@@ -17120,6 +17592,7 @@
       <w:color w:val="404040"/>
     </w:rPr>
     <w:tblPr>
+      <w:tblInd w:w="0" w:type="dxa"/>
       <w:tblBorders>
         <w:top w:val="single" w:sz="4" w:space="0" w:color="254175" w:themeColor="accent1" w:themeShade="95"/>
         <w:left w:val="single" w:sz="4" w:space="0" w:color="254175" w:themeColor="accent1" w:themeShade="95"/>
@@ -17128,6 +17601,12 @@
         <w:insideH w:val="single" w:sz="4" w:space="0" w:color="254175" w:themeColor="accent1" w:themeShade="95"/>
         <w:insideV w:val="single" w:sz="4" w:space="0" w:color="254175" w:themeColor="accent1" w:themeShade="95"/>
       </w:tblBorders>
+      <w:tblCellMar>
+        <w:top w:w="0" w:type="dxa"/>
+        <w:left w:w="108" w:type="dxa"/>
+        <w:bottom w:w="0" w:type="dxa"/>
+        <w:right w:w="108" w:type="dxa"/>
+      </w:tblCellMar>
     </w:tblPr>
     <w:tblStylePr w:type="firstRow">
       <w:rPr>
@@ -17220,6 +17699,7 @@
       <w:color w:val="404040"/>
     </w:rPr>
     <w:tblPr>
+      <w:tblInd w:w="0" w:type="dxa"/>
       <w:tblBorders>
         <w:top w:val="single" w:sz="4" w:space="0" w:color="99460D" w:themeColor="accent2" w:themeShade="95"/>
         <w:left w:val="single" w:sz="4" w:space="0" w:color="99460D" w:themeColor="accent2" w:themeShade="95"/>
@@ -17228,6 +17708,12 @@
         <w:insideH w:val="single" w:sz="4" w:space="0" w:color="99460D" w:themeColor="accent2" w:themeShade="95"/>
         <w:insideV w:val="single" w:sz="4" w:space="0" w:color="99460D" w:themeColor="accent2" w:themeShade="95"/>
       </w:tblBorders>
+      <w:tblCellMar>
+        <w:top w:w="0" w:type="dxa"/>
+        <w:left w:w="108" w:type="dxa"/>
+        <w:bottom w:w="0" w:type="dxa"/>
+        <w:right w:w="108" w:type="dxa"/>
+      </w:tblCellMar>
     </w:tblPr>
     <w:tblStylePr w:type="firstRow">
       <w:rPr>
@@ -17320,6 +17806,7 @@
       <w:color w:val="404040"/>
     </w:rPr>
     <w:tblPr>
+      <w:tblInd w:w="0" w:type="dxa"/>
       <w:tblBorders>
         <w:top w:val="single" w:sz="4" w:space="0" w:color="606060" w:themeColor="accent3" w:themeShade="95"/>
         <w:left w:val="single" w:sz="4" w:space="0" w:color="606060" w:themeColor="accent3" w:themeShade="95"/>
@@ -17328,6 +17815,12 @@
         <w:insideH w:val="single" w:sz="4" w:space="0" w:color="606060" w:themeColor="accent3" w:themeShade="95"/>
         <w:insideV w:val="single" w:sz="4" w:space="0" w:color="606060" w:themeColor="accent3" w:themeShade="95"/>
       </w:tblBorders>
+      <w:tblCellMar>
+        <w:top w:w="0" w:type="dxa"/>
+        <w:left w:w="108" w:type="dxa"/>
+        <w:bottom w:w="0" w:type="dxa"/>
+        <w:right w:w="108" w:type="dxa"/>
+      </w:tblCellMar>
     </w:tblPr>
     <w:tblStylePr w:type="firstRow">
       <w:rPr>
@@ -17419,6 +17912,7 @@
       <w:color w:val="404040"/>
     </w:rPr>
     <w:tblPr>
+      <w:tblInd w:w="0" w:type="dxa"/>
       <w:tblBorders>
         <w:top w:val="single" w:sz="4" w:space="0" w:color="957000" w:themeColor="accent4" w:themeShade="95"/>
         <w:left w:val="single" w:sz="4" w:space="0" w:color="957000" w:themeColor="accent4" w:themeShade="95"/>
@@ -17427,6 +17921,12 @@
         <w:insideH w:val="single" w:sz="4" w:space="0" w:color="957000" w:themeColor="accent4" w:themeShade="95"/>
         <w:insideV w:val="single" w:sz="4" w:space="0" w:color="957000" w:themeColor="accent4" w:themeShade="95"/>
       </w:tblBorders>
+      <w:tblCellMar>
+        <w:top w:w="0" w:type="dxa"/>
+        <w:left w:w="108" w:type="dxa"/>
+        <w:bottom w:w="0" w:type="dxa"/>
+        <w:right w:w="108" w:type="dxa"/>
+      </w:tblCellMar>
     </w:tblPr>
     <w:tblStylePr w:type="firstRow">
       <w:rPr>
@@ -17519,6 +18019,7 @@
       <w:color w:val="404040"/>
     </w:rPr>
     <w:tblPr>
+      <w:tblInd w:w="0" w:type="dxa"/>
       <w:tblBorders>
         <w:top w:val="single" w:sz="4" w:space="0" w:color="245A8D" w:themeColor="accent5" w:themeShade="95"/>
         <w:left w:val="single" w:sz="4" w:space="0" w:color="245A8D" w:themeColor="accent5" w:themeShade="95"/>
@@ -17527,6 +18028,12 @@
         <w:insideH w:val="single" w:sz="4" w:space="0" w:color="245A8D" w:themeColor="accent5" w:themeShade="95"/>
         <w:insideV w:val="single" w:sz="4" w:space="0" w:color="245A8D" w:themeColor="accent5" w:themeShade="95"/>
       </w:tblBorders>
+      <w:tblCellMar>
+        <w:top w:w="0" w:type="dxa"/>
+        <w:left w:w="108" w:type="dxa"/>
+        <w:bottom w:w="0" w:type="dxa"/>
+        <w:right w:w="108" w:type="dxa"/>
+      </w:tblCellMar>
     </w:tblPr>
     <w:tblStylePr w:type="firstRow">
       <w:rPr>
@@ -17619,6 +18126,7 @@
       <w:color w:val="404040"/>
     </w:rPr>
     <w:tblPr>
+      <w:tblInd w:w="0" w:type="dxa"/>
       <w:tblBorders>
         <w:top w:val="single" w:sz="4" w:space="0" w:color="416429" w:themeColor="accent6" w:themeShade="95"/>
         <w:left w:val="single" w:sz="4" w:space="0" w:color="416429" w:themeColor="accent6" w:themeShade="95"/>
@@ -17627,6 +18135,12 @@
         <w:insideH w:val="single" w:sz="4" w:space="0" w:color="416429" w:themeColor="accent6" w:themeShade="95"/>
         <w:insideV w:val="single" w:sz="4" w:space="0" w:color="416429" w:themeColor="accent6" w:themeShade="95"/>
       </w:tblBorders>
+      <w:tblCellMar>
+        <w:top w:w="0" w:type="dxa"/>
+        <w:left w:w="108" w:type="dxa"/>
+        <w:bottom w:w="0" w:type="dxa"/>
+        <w:right w:w="108" w:type="dxa"/>
+      </w:tblCellMar>
     </w:tblPr>
     <w:tblStylePr w:type="firstRow">
       <w:rPr>
@@ -17716,6 +18230,7 @@
     <w:qFormat/>
     <w:rsid w:val="00A32279"/>
     <w:tblPr>
+      <w:tblInd w:w="0" w:type="dxa"/>
       <w:tblBorders>
         <w:top w:val="single" w:sz="4" w:space="0" w:color="D9D9D9" w:themeColor="text1" w:themeTint="26"/>
         <w:left w:val="single" w:sz="4" w:space="0" w:color="D9D9D9" w:themeColor="text1" w:themeTint="26"/>
@@ -17724,6 +18239,12 @@
         <w:insideH w:val="single" w:sz="4" w:space="0" w:color="D9D9D9" w:themeColor="text1" w:themeTint="26"/>
         <w:insideV w:val="single" w:sz="4" w:space="0" w:color="D9D9D9" w:themeColor="text1" w:themeTint="26"/>
       </w:tblBorders>
+      <w:tblCellMar>
+        <w:top w:w="0" w:type="dxa"/>
+        <w:left w:w="108" w:type="dxa"/>
+        <w:bottom w:w="0" w:type="dxa"/>
+        <w:right w:w="108" w:type="dxa"/>
+      </w:tblCellMar>
     </w:tblPr>
     <w:tblStylePr w:type="firstRow">
       <w:rPr>
@@ -17795,6 +18316,7 @@
     <w:qFormat/>
     <w:rsid w:val="00A32279"/>
     <w:tblPr>
+      <w:tblInd w:w="0" w:type="dxa"/>
       <w:tblBorders>
         <w:top w:val="single" w:sz="4" w:space="0" w:color="B3C5E7" w:themeColor="accent1" w:themeTint="67"/>
         <w:left w:val="single" w:sz="4" w:space="0" w:color="B3C5E7" w:themeColor="accent1" w:themeTint="67"/>
@@ -17803,6 +18325,12 @@
         <w:insideH w:val="single" w:sz="4" w:space="0" w:color="B3C5E7" w:themeColor="accent1" w:themeTint="67"/>
         <w:insideV w:val="single" w:sz="4" w:space="0" w:color="B3C5E7" w:themeColor="accent1" w:themeTint="67"/>
       </w:tblBorders>
+      <w:tblCellMar>
+        <w:top w:w="0" w:type="dxa"/>
+        <w:left w:w="108" w:type="dxa"/>
+        <w:bottom w:w="0" w:type="dxa"/>
+        <w:right w:w="108" w:type="dxa"/>
+      </w:tblCellMar>
     </w:tblPr>
     <w:tblStylePr w:type="firstRow">
       <w:rPr>
@@ -17874,6 +18402,7 @@
     <w:qFormat/>
     <w:rsid w:val="00A32279"/>
     <w:tblPr>
+      <w:tblInd w:w="0" w:type="dxa"/>
       <w:tblBorders>
         <w:top w:val="single" w:sz="4" w:space="0" w:color="F7CAAB" w:themeColor="accent2" w:themeTint="67"/>
         <w:left w:val="single" w:sz="4" w:space="0" w:color="F7CAAB" w:themeColor="accent2" w:themeTint="67"/>
@@ -17882,6 +18411,12 @@
         <w:insideH w:val="single" w:sz="4" w:space="0" w:color="F7CAAB" w:themeColor="accent2" w:themeTint="67"/>
         <w:insideV w:val="single" w:sz="4" w:space="0" w:color="F7CAAB" w:themeColor="accent2" w:themeTint="67"/>
       </w:tblBorders>
+      <w:tblCellMar>
+        <w:top w:w="0" w:type="dxa"/>
+        <w:left w:w="108" w:type="dxa"/>
+        <w:bottom w:w="0" w:type="dxa"/>
+        <w:right w:w="108" w:type="dxa"/>
+      </w:tblCellMar>
     </w:tblPr>
     <w:tblStylePr w:type="firstRow">
       <w:rPr>
@@ -17953,6 +18488,7 @@
     <w:qFormat/>
     <w:rsid w:val="00A32279"/>
     <w:tblPr>
+      <w:tblInd w:w="0" w:type="dxa"/>
       <w:tblBorders>
         <w:top w:val="single" w:sz="4" w:space="0" w:color="DADADA" w:themeColor="accent3" w:themeTint="67"/>
         <w:left w:val="single" w:sz="4" w:space="0" w:color="DADADA" w:themeColor="accent3" w:themeTint="67"/>
@@ -17961,6 +18497,12 @@
         <w:insideH w:val="single" w:sz="4" w:space="0" w:color="DADADA" w:themeColor="accent3" w:themeTint="67"/>
         <w:insideV w:val="single" w:sz="4" w:space="0" w:color="DADADA" w:themeColor="accent3" w:themeTint="67"/>
       </w:tblBorders>
+      <w:tblCellMar>
+        <w:top w:w="0" w:type="dxa"/>
+        <w:left w:w="108" w:type="dxa"/>
+        <w:bottom w:w="0" w:type="dxa"/>
+        <w:right w:w="108" w:type="dxa"/>
+      </w:tblCellMar>
     </w:tblPr>
     <w:tblStylePr w:type="firstRow">
       <w:rPr>
@@ -18032,6 +18574,7 @@
     <w:qFormat/>
     <w:rsid w:val="00A32279"/>
     <w:tblPr>
+      <w:tblInd w:w="0" w:type="dxa"/>
       <w:tblBorders>
         <w:top w:val="single" w:sz="4" w:space="0" w:color="FFE598" w:themeColor="accent4" w:themeTint="67"/>
         <w:left w:val="single" w:sz="4" w:space="0" w:color="FFE598" w:themeColor="accent4" w:themeTint="67"/>
@@ -18040,6 +18583,12 @@
         <w:insideH w:val="single" w:sz="4" w:space="0" w:color="FFE598" w:themeColor="accent4" w:themeTint="67"/>
         <w:insideV w:val="single" w:sz="4" w:space="0" w:color="FFE598" w:themeColor="accent4" w:themeTint="67"/>
       </w:tblBorders>
+      <w:tblCellMar>
+        <w:top w:w="0" w:type="dxa"/>
+        <w:left w:w="108" w:type="dxa"/>
+        <w:bottom w:w="0" w:type="dxa"/>
+        <w:right w:w="108" w:type="dxa"/>
+      </w:tblCellMar>
     </w:tblPr>
     <w:tblStylePr w:type="firstRow">
       <w:rPr>
@@ -18111,6 +18660,7 @@
     <w:qFormat/>
     <w:rsid w:val="00A32279"/>
     <w:tblPr>
+      <w:tblInd w:w="0" w:type="dxa"/>
       <w:tblBorders>
         <w:top w:val="single" w:sz="4" w:space="0" w:color="BCD6EE" w:themeColor="accent5" w:themeTint="67"/>
         <w:left w:val="single" w:sz="4" w:space="0" w:color="BCD6EE" w:themeColor="accent5" w:themeTint="67"/>
@@ -18119,6 +18669,12 @@
         <w:insideH w:val="single" w:sz="4" w:space="0" w:color="BCD6EE" w:themeColor="accent5" w:themeTint="67"/>
         <w:insideV w:val="single" w:sz="4" w:space="0" w:color="BCD6EE" w:themeColor="accent5" w:themeTint="67"/>
       </w:tblBorders>
+      <w:tblCellMar>
+        <w:top w:w="0" w:type="dxa"/>
+        <w:left w:w="108" w:type="dxa"/>
+        <w:bottom w:w="0" w:type="dxa"/>
+        <w:right w:w="108" w:type="dxa"/>
+      </w:tblCellMar>
     </w:tblPr>
     <w:tblStylePr w:type="firstRow">
       <w:rPr>
@@ -18190,6 +18746,7 @@
     <w:qFormat/>
     <w:rsid w:val="00A32279"/>
     <w:tblPr>
+      <w:tblInd w:w="0" w:type="dxa"/>
       <w:tblBorders>
         <w:top w:val="single" w:sz="4" w:space="0" w:color="C4DFB2" w:themeColor="accent6" w:themeTint="67"/>
         <w:left w:val="single" w:sz="4" w:space="0" w:color="C4DFB2" w:themeColor="accent6" w:themeTint="67"/>
@@ -18198,6 +18755,12 @@
         <w:insideH w:val="single" w:sz="4" w:space="0" w:color="C4DFB2" w:themeColor="accent6" w:themeTint="67"/>
         <w:insideV w:val="single" w:sz="4" w:space="0" w:color="C4DFB2" w:themeColor="accent6" w:themeTint="67"/>
       </w:tblBorders>
+      <w:tblCellMar>
+        <w:top w:w="0" w:type="dxa"/>
+        <w:left w:w="108" w:type="dxa"/>
+        <w:bottom w:w="0" w:type="dxa"/>
+        <w:right w:w="108" w:type="dxa"/>
+      </w:tblCellMar>
     </w:tblPr>
     <w:tblStylePr w:type="firstRow">
       <w:rPr>
@@ -18633,7 +19196,7 @@
 </file>
 
 <file path=customXml/itemProps1.xml><?xml version="1.0" encoding="utf-8"?>
-<ds:datastoreItem xmlns:ds="http://schemas.openxmlformats.org/officeDocument/2006/customXml" ds:itemID="{BFE2CB1A-E004-4545-B13F-6D895C35E780}">
+<ds:datastoreItem xmlns:ds="http://schemas.openxmlformats.org/officeDocument/2006/customXml" ds:itemID="{5E77783F-DCA4-48BF-B414-0C8C2D1FD1F2}">
   <ds:schemaRefs>
     <ds:schemaRef ds:uri="http://schemas.openxmlformats.org/officeDocument/2006/bibliography"/>
   </ds:schemaRefs>
